--- a/Сосульников_Метелкин_курсач_склад.docx
+++ b/Сосульников_Метелкин_курсач_склад.docx
@@ -590,15 +590,6 @@
         </w:rPr>
         <w:tab/>
       </w:r>
-      <w:r>
-        <w:rPr>
-          <w:u w:val="single"/>
-        </w:rPr>
-        <w:tab/>
-      </w:r>
-      <w:r>
-        <w:t xml:space="preserve"> </w:t>
-      </w:r>
     </w:p>
     <w:p>
       <w:pPr>
@@ -781,7 +772,25 @@
         <w:rPr>
           <w:u w:val="single"/>
         </w:rPr>
-        <w:t xml:space="preserve">   Метелкин</w:t>
+        <w:t xml:space="preserve">   </w:t>
+      </w:r>
+      <w:r>
+        <w:rPr>
+          <w:u w:val="single"/>
+        </w:rPr>
+        <w:t xml:space="preserve">  </w:t>
+      </w:r>
+      <w:r>
+        <w:rPr>
+          <w:u w:val="single"/>
+        </w:rPr>
+        <w:t xml:space="preserve">  </w:t>
+      </w:r>
+      <w:r>
+        <w:rPr>
+          <w:u w:val="single"/>
+        </w:rPr>
+        <w:t>Метелкин</w:t>
       </w:r>
       <w:r>
         <w:rPr>
@@ -1939,7 +1948,7 @@
           <w:tab w:val="right" w:leader="dot" w:pos="10063"/>
         </w:tabs>
         <w:spacing w:line="360" w:lineRule="auto"/>
-        <w:ind w:right="170"/>
+        <w:ind w:left="284" w:right="170"/>
         <w:jc w:val="left"/>
         <w:rPr>
           <w:szCs w:val="28"/>
@@ -1968,7 +1977,7 @@
           <w:tab w:val="right" w:leader="dot" w:pos="10063"/>
         </w:tabs>
         <w:spacing w:line="360" w:lineRule="auto"/>
-        <w:ind w:right="170"/>
+        <w:ind w:left="284" w:right="170"/>
         <w:jc w:val="left"/>
         <w:rPr>
           <w:szCs w:val="28"/>
@@ -1997,7 +2006,7 @@
           <w:tab w:val="right" w:leader="dot" w:pos="10063"/>
         </w:tabs>
         <w:spacing w:line="360" w:lineRule="auto"/>
-        <w:ind w:right="170"/>
+        <w:ind w:left="993" w:right="170" w:hanging="426"/>
         <w:jc w:val="left"/>
         <w:rPr>
           <w:szCs w:val="28"/>
@@ -2009,7 +2018,7 @@
           <w:szCs w:val="28"/>
           <w:lang w:val="ru-RU"/>
         </w:rPr>
-        <w:t>1.1. Цель и задачи разработки</w:t>
+        <w:t>1.1 Цель и задачи разработки</w:t>
       </w:r>
       <w:r>
         <w:rPr>
@@ -2026,7 +2035,7 @@
           <w:tab w:val="right" w:leader="dot" w:pos="10063"/>
         </w:tabs>
         <w:spacing w:line="360" w:lineRule="auto"/>
-        <w:ind w:right="170"/>
+        <w:ind w:left="993" w:right="170" w:hanging="426"/>
         <w:jc w:val="left"/>
         <w:rPr>
           <w:szCs w:val="28"/>
@@ -2038,7 +2047,7 @@
           <w:szCs w:val="28"/>
           <w:lang w:val="ru-RU"/>
         </w:rPr>
-        <w:t>1.2. Сравнительный анализ существующих решений</w:t>
+        <w:t>1.2 Сравнительный анализ существующих решений</w:t>
       </w:r>
       <w:r>
         <w:rPr>
@@ -2055,7 +2064,7 @@
           <w:tab w:val="right" w:leader="dot" w:pos="10063"/>
         </w:tabs>
         <w:spacing w:line="360" w:lineRule="auto"/>
-        <w:ind w:right="170"/>
+        <w:ind w:left="993" w:right="170" w:hanging="426"/>
         <w:jc w:val="left"/>
         <w:rPr>
           <w:szCs w:val="28"/>
@@ -2067,7 +2076,7 @@
           <w:szCs w:val="28"/>
           <w:lang w:val="ru-RU"/>
         </w:rPr>
-        <w:t>1.3. Архитектура системы</w:t>
+        <w:t>1.3 Архитектура системы</w:t>
       </w:r>
       <w:r>
         <w:rPr>
@@ -2084,7 +2093,7 @@
           <w:tab w:val="right" w:leader="dot" w:pos="10063"/>
         </w:tabs>
         <w:spacing w:line="360" w:lineRule="auto"/>
-        <w:ind w:right="170"/>
+        <w:ind w:left="993" w:right="170" w:hanging="426"/>
         <w:jc w:val="left"/>
         <w:rPr>
           <w:szCs w:val="28"/>
@@ -2096,7 +2105,7 @@
           <w:szCs w:val="28"/>
           <w:lang w:val="ru-RU"/>
         </w:rPr>
-        <w:t>1.4. Функциональные требования к системе</w:t>
+        <w:t>1.4 Функциональные требования к системе</w:t>
       </w:r>
       <w:r>
         <w:rPr>
@@ -2113,7 +2122,7 @@
           <w:tab w:val="right" w:leader="dot" w:pos="10063"/>
         </w:tabs>
         <w:spacing w:line="360" w:lineRule="auto"/>
-        <w:ind w:right="170"/>
+        <w:ind w:left="993" w:right="170" w:hanging="426"/>
         <w:jc w:val="left"/>
         <w:rPr>
           <w:lang w:val="ru-RU"/>
@@ -2123,7 +2132,7 @@
         <w:rPr>
           <w:lang w:val="ru-RU"/>
         </w:rPr>
-        <w:t>1.5. Управление складскими операциями</w:t>
+        <w:t>1.5 Управление складскими операциями</w:t>
       </w:r>
       <w:r>
         <w:rPr>
@@ -2139,7 +2148,7 @@
           <w:tab w:val="right" w:leader="dot" w:pos="10063"/>
         </w:tabs>
         <w:spacing w:line="360" w:lineRule="auto"/>
-        <w:ind w:right="170"/>
+        <w:ind w:left="284" w:right="170"/>
         <w:jc w:val="left"/>
         <w:rPr>
           <w:lang w:val="ru-RU"/>
@@ -2165,7 +2174,7 @@
           <w:tab w:val="right" w:leader="dot" w:pos="10063"/>
         </w:tabs>
         <w:spacing w:line="360" w:lineRule="auto"/>
-        <w:ind w:right="170"/>
+        <w:ind w:left="993" w:right="170" w:hanging="426"/>
         <w:jc w:val="left"/>
         <w:rPr>
           <w:lang w:val="ru-RU"/>
@@ -2175,7 +2184,7 @@
         <w:rPr>
           <w:lang w:val="ru-RU"/>
         </w:rPr>
-        <w:t>2.1. Проектирование архитектуры и структуры данных системы</w:t>
+        <w:t>2.1 Проектирование архитектуры и структуры данных системы</w:t>
       </w:r>
       <w:r>
         <w:rPr>
@@ -2191,7 +2200,7 @@
           <w:tab w:val="right" w:leader="dot" w:pos="10063"/>
         </w:tabs>
         <w:spacing w:line="360" w:lineRule="auto"/>
-        <w:ind w:right="170"/>
+        <w:ind w:left="993" w:right="170" w:hanging="426"/>
         <w:jc w:val="left"/>
         <w:rPr>
           <w:szCs w:val="28"/>
@@ -2203,7 +2212,7 @@
           <w:szCs w:val="28"/>
           <w:lang w:val="ru-RU"/>
         </w:rPr>
-        <w:t>2.2. Проектирование информационной модели и базы данных</w:t>
+        <w:t>2.2 Проектирование информационной модели и базы данных</w:t>
       </w:r>
       <w:r>
         <w:rPr>
@@ -2220,7 +2229,7 @@
           <w:tab w:val="right" w:leader="dot" w:pos="10063"/>
         </w:tabs>
         <w:spacing w:line="360" w:lineRule="auto"/>
-        <w:ind w:right="170"/>
+        <w:ind w:left="284" w:right="170"/>
         <w:jc w:val="left"/>
         <w:rPr>
           <w:lang w:val="ru-RU"/>
@@ -2246,7 +2255,7 @@
           <w:tab w:val="right" w:leader="dot" w:pos="10063"/>
         </w:tabs>
         <w:spacing w:line="360" w:lineRule="auto"/>
-        <w:ind w:right="170"/>
+        <w:ind w:left="993" w:right="170" w:hanging="426"/>
         <w:jc w:val="left"/>
         <w:rPr>
           <w:lang w:val="ru-RU"/>
@@ -2256,7 +2265,7 @@
         <w:rPr>
           <w:lang w:val="ru-RU"/>
         </w:rPr>
-        <w:t>3.1. Выбор и обоснование технологического стека</w:t>
+        <w:t>3.1 Выбор и обоснование технологического стека</w:t>
       </w:r>
       <w:r>
         <w:rPr>
@@ -2272,7 +2281,7 @@
           <w:tab w:val="right" w:leader="dot" w:pos="10063"/>
         </w:tabs>
         <w:spacing w:line="360" w:lineRule="auto"/>
-        <w:ind w:right="170"/>
+        <w:ind w:left="993" w:right="170" w:hanging="426"/>
         <w:jc w:val="left"/>
         <w:rPr>
           <w:lang w:val="ru-RU"/>
@@ -2282,7 +2291,7 @@
         <w:rPr>
           <w:lang w:val="ru-RU"/>
         </w:rPr>
-        <w:t>3.2. Реализация модуля управления товарами</w:t>
+        <w:t>3.2 Реализация модуля управления товарами</w:t>
       </w:r>
       <w:r>
         <w:rPr>
@@ -2298,7 +2307,7 @@
           <w:tab w:val="right" w:leader="dot" w:pos="10063"/>
         </w:tabs>
         <w:spacing w:line="360" w:lineRule="auto"/>
-        <w:ind w:right="170"/>
+        <w:ind w:left="993" w:right="170" w:hanging="426"/>
         <w:jc w:val="left"/>
         <w:rPr>
           <w:lang w:val="ru-RU"/>
@@ -2308,7 +2317,7 @@
         <w:rPr>
           <w:lang w:val="ru-RU"/>
         </w:rPr>
-        <w:t>3.3. Реализация модуля учета поступлений</w:t>
+        <w:t>3.3 Реализация модуля учета поступлений</w:t>
       </w:r>
       <w:r>
         <w:rPr>
@@ -2325,7 +2334,7 @@
           <w:tab w:val="right" w:leader="dot" w:pos="10063"/>
         </w:tabs>
         <w:spacing w:line="360" w:lineRule="auto"/>
-        <w:ind w:left="0" w:right="170"/>
+        <w:ind w:left="993" w:right="170" w:hanging="426"/>
         <w:jc w:val="left"/>
         <w:rPr>
           <w:lang w:val="ru-RU"/>
@@ -2335,7 +2344,7 @@
         <w:rPr>
           <w:lang w:val="ru-RU"/>
         </w:rPr>
-        <w:t>3.4. Реализация модуля учета отгрузок</w:t>
+        <w:t>3.4 Реализация модуля учета отгрузок</w:t>
       </w:r>
       <w:r>
         <w:rPr>
@@ -2352,7 +2361,7 @@
           <w:tab w:val="right" w:leader="dot" w:pos="10063"/>
         </w:tabs>
         <w:spacing w:line="360" w:lineRule="auto"/>
-        <w:ind w:left="0" w:right="170"/>
+        <w:ind w:left="993" w:right="170" w:hanging="426"/>
         <w:jc w:val="left"/>
         <w:rPr>
           <w:lang w:val="ru-RU"/>
@@ -2362,7 +2371,7 @@
         <w:rPr>
           <w:lang w:val="ru-RU"/>
         </w:rPr>
-        <w:t>3.5. Реализация интерфейса просмотра складских остатков</w:t>
+        <w:t>3.5 Реализация интерфейса просмотра складских остатков</w:t>
       </w:r>
       <w:r>
         <w:rPr>
@@ -2379,7 +2388,7 @@
           <w:tab w:val="right" w:leader="dot" w:pos="10063"/>
         </w:tabs>
         <w:spacing w:line="360" w:lineRule="auto"/>
-        <w:ind w:left="0" w:right="170"/>
+        <w:ind w:left="993" w:right="170" w:hanging="426"/>
         <w:jc w:val="left"/>
         <w:rPr>
           <w:lang w:val="ru-RU"/>
@@ -2389,7 +2398,7 @@
         <w:rPr>
           <w:lang w:val="ru-RU"/>
         </w:rPr>
-        <w:t>3.6. Реализация панели мониторинга склада</w:t>
+        <w:t>3.6 Реализация панели мониторинга склада</w:t>
       </w:r>
       <w:r>
         <w:rPr>
@@ -2405,7 +2414,7 @@
           <w:tab w:val="right" w:leader="dot" w:pos="10063"/>
         </w:tabs>
         <w:spacing w:line="360" w:lineRule="auto"/>
-        <w:ind w:right="170"/>
+        <w:ind w:left="993" w:right="170" w:hanging="426"/>
         <w:jc w:val="left"/>
         <w:rPr>
           <w:szCs w:val="28"/>
@@ -2417,7 +2426,7 @@
           <w:szCs w:val="28"/>
           <w:lang w:val="ru-RU"/>
         </w:rPr>
-        <w:t>3.7. Архитектурные особенности реализации</w:t>
+        <w:t>3.7 Архитектурные особенности реализации</w:t>
       </w:r>
       <w:r>
         <w:rPr>
@@ -2434,7 +2443,7 @@
           <w:tab w:val="right" w:leader="dot" w:pos="10063"/>
         </w:tabs>
         <w:spacing w:line="360" w:lineRule="auto"/>
-        <w:ind w:right="170"/>
+        <w:ind w:left="284" w:right="170"/>
         <w:jc w:val="left"/>
         <w:rPr>
           <w:szCs w:val="28"/>
@@ -2463,7 +2472,7 @@
           <w:tab w:val="right" w:leader="dot" w:pos="10063"/>
         </w:tabs>
         <w:spacing w:line="360" w:lineRule="auto"/>
-        <w:ind w:right="170"/>
+        <w:ind w:left="284" w:right="170"/>
         <w:jc w:val="left"/>
         <w:rPr>
           <w:szCs w:val="28"/>
@@ -2492,14 +2501,15 @@
           <w:tab w:val="right" w:leader="dot" w:pos="10063"/>
         </w:tabs>
         <w:spacing w:line="360" w:lineRule="auto"/>
-        <w:ind w:right="170"/>
+        <w:ind w:left="284" w:right="170"/>
         <w:jc w:val="left"/>
       </w:pPr>
-      <w:proofErr w:type="spellStart"/>
-      <w:r>
-        <w:t>Библиография</w:t>
-      </w:r>
-      <w:proofErr w:type="spellEnd"/>
+      <w:r>
+        <w:rPr>
+          <w:lang w:val="ru-RU"/>
+        </w:rPr>
+        <w:t>Список литературы</w:t>
+      </w:r>
       <w:r>
         <w:tab/>
         <w:t>40</w:t>
@@ -3217,9 +3227,15 @@
     <w:p>
       <w:pPr>
         <w:pStyle w:val="1234"/>
+      </w:pPr>
+    </w:p>
+    <w:p>
+      <w:pPr>
+        <w:pStyle w:val="1234"/>
         <w:ind w:left="0" w:firstLine="0"/>
       </w:pPr>
       <w:r>
+        <w:lastRenderedPageBreak/>
         <w:t>Таблица 1 – Сравнительный анализ складских систем</w:t>
       </w:r>
     </w:p>
@@ -3243,7 +3259,6 @@
           </w:tcPr>
           <w:p>
             <w:r>
-              <w:lastRenderedPageBreak/>
               <w:t>№</w:t>
             </w:r>
           </w:p>
@@ -4163,19 +4178,27 @@
     <w:p>
       <w:pPr>
         <w:rPr>
-          <w:lang w:val="ru-RU"/>
-        </w:rPr>
-      </w:pPr>
-      <w:r>
-        <w:rPr>
           <w:rStyle w:val="aff0"/>
           <w:lang w:val="ru-RU"/>
         </w:rPr>
+      </w:pPr>
+      <w:r>
+        <w:rPr>
+          <w:rStyle w:val="aff0"/>
+          <w:lang w:val="ru-RU"/>
+        </w:rPr>
         <w:t>Рисунок 3 – Общая архитектурная схема складской системы</w:t>
       </w:r>
     </w:p>
     <w:p>
       <w:pPr>
+        <w:rPr>
+          <w:lang w:val="ru-RU"/>
+        </w:rPr>
+      </w:pPr>
+    </w:p>
+    <w:p>
+      <w:pPr>
         <w:pStyle w:val="1234"/>
       </w:pPr>
       <w:r>
@@ -4187,11 +4210,8 @@
         <w:pStyle w:val="1234"/>
       </w:pPr>
       <w:r>
-        <w:t xml:space="preserve">Такое построение приложения делает систему более понятной и удобной для сопровождения. Если потребуется изменить внешний вид страниц, можно работать </w:t>
-      </w:r>
-      <w:r>
         <w:lastRenderedPageBreak/>
-        <w:t>с HTML-шаблонами. Если нужно изменить правила обработки складских операций, достаточно изменить сервисный слой. Если потребуется изменить запросы к базе данных, изменения будут вноситься в репозитории. За счет такого разделения приложение легче дорабатывать и тестировать.</w:t>
+        <w:t>Такое построение приложения делает систему более понятной и удобной для сопровождения. Если потребуется изменить внешний вид страниц, можно работать с HTML-шаблонами. Если нужно изменить правила обработки складских операций, достаточно изменить сервисный слой. Если потребуется изменить запросы к базе данных, изменения будут вноситься в репозитории. За счет такого разделения приложение легче дорабатывать и тестировать.</w:t>
       </w:r>
     </w:p>
     <w:p>
@@ -4315,11 +4335,11 @@
         <w:pStyle w:val="1234"/>
       </w:pPr>
       <w:r>
-        <w:t xml:space="preserve">Для каждого товара в системе должны храниться основные сведения: наименование, артикул, категория, единица измерения, цена, минимальный остаток и текущее количество на складе. Наличие этих данных позволяет </w:t>
+        <w:t xml:space="preserve">Для каждого товара в системе должны храниться основные сведения: наименование, артикул, категория, единица измерения, цена, минимальный </w:t>
       </w:r>
       <w:r>
         <w:lastRenderedPageBreak/>
-        <w:t>использовать товар не только как отдельную запись в справочнике, но и как элемент складских операций.</w:t>
+        <w:t>остаток и текущее количество на складе. Наличие этих данных позволяет использовать товар не только как отдельную запись в справочнике, но и как элемент складских операций.</w:t>
       </w:r>
     </w:p>
     <w:p>
@@ -4433,11 +4453,8 @@
         <w:pStyle w:val="1234"/>
       </w:pPr>
       <w:r>
-        <w:t xml:space="preserve">При создании отгрузки пользователь выбирает товар и указывает количество. Перед сохранением система должна проверить, достаточно ли товара </w:t>
-      </w:r>
-      <w:r>
         <w:lastRenderedPageBreak/>
-        <w:t>на складе. Если указанное количество превышает доступный остаток, операция не должна выполняться.</w:t>
+        <w:t>При создании отгрузки пользователь выбирает товар и указывает количество. Перед сохранением система должна проверить, достаточно ли товара на складе. Если указанное количество превышает доступный остаток, операция не должна выполняться.</w:t>
       </w:r>
     </w:p>
     <w:p>
@@ -4563,22 +4580,6 @@
       <w:r>
         <w:t>Такой подход позволяет показать принцип разграничения доступа, не усложняя проект полноценной системой авторизации.</w:t>
       </w:r>
-    </w:p>
-    <w:p>
-      <w:pPr>
-        <w:pStyle w:val="1234"/>
-        <w:rPr>
-          <w:bCs/>
-        </w:rPr>
-      </w:pPr>
-    </w:p>
-    <w:p>
-      <w:pPr>
-        <w:pStyle w:val="1234"/>
-        <w:rPr>
-          <w:bCs/>
-        </w:rPr>
-      </w:pPr>
     </w:p>
     <w:p>
       <w:pPr>
@@ -6376,6 +6377,11 @@
             <w:tcW w:w="2069" w:type="dxa"/>
           </w:tcPr>
           <w:p>
+            <w:pPr>
+              <w:rPr>
+                <w:lang w:val="ru-RU"/>
+              </w:rPr>
+            </w:pPr>
             <w:proofErr w:type="spellStart"/>
             <w:r>
               <w:t>Хранение</w:t>
@@ -6394,18 +6400,12 @@
             </w:r>
             <w:proofErr w:type="spellStart"/>
             <w:r>
-              <w:lastRenderedPageBreak/>
               <w:t>документов</w:t>
             </w:r>
             <w:proofErr w:type="spellEnd"/>
             <w:r>
-              <w:t xml:space="preserve"> и </w:t>
-            </w:r>
-            <w:proofErr w:type="spellStart"/>
-            <w:r>
-              <w:t>остатков</w:t>
-            </w:r>
-            <w:proofErr w:type="spellEnd"/>
+              <w:t xml:space="preserve"> </w:t>
+            </w:r>
           </w:p>
         </w:tc>
         <w:tc>
@@ -6413,29 +6413,25 @@
             <w:tcW w:w="2069" w:type="dxa"/>
           </w:tcPr>
           <w:p>
+            <w:pPr>
+              <w:rPr>
+                <w:lang w:val="ru-RU"/>
+              </w:rPr>
+            </w:pPr>
             <w:proofErr w:type="spellStart"/>
             <w:r>
-              <w:lastRenderedPageBreak/>
               <w:t>Подходит</w:t>
             </w:r>
             <w:proofErr w:type="spellEnd"/>
             <w:r>
               <w:t xml:space="preserve"> для локального </w:t>
             </w:r>
-            <w:proofErr w:type="spellStart"/>
-            <w:r>
-              <w:lastRenderedPageBreak/>
-              <w:t>учебного</w:t>
-            </w:r>
-            <w:proofErr w:type="spellEnd"/>
-            <w:r>
-              <w:t xml:space="preserve"> </w:t>
-            </w:r>
-            <w:proofErr w:type="spellStart"/>
-            <w:r>
+            <w:r>
+              <w:rPr>
+                <w:lang w:val="ru-RU"/>
+              </w:rPr>
               <w:t>проекта</w:t>
             </w:r>
-            <w:proofErr w:type="spellEnd"/>
           </w:p>
         </w:tc>
       </w:tr>
@@ -6735,6 +6731,22 @@
         </w:rPr>
         <w:t>Рисунок 6 – Интерфейс списка и карточки товара</w:t>
       </w:r>
+    </w:p>
+    <w:p>
+      <w:pPr>
+        <w:rPr>
+          <w:szCs w:val="28"/>
+          <w:lang w:val="ru-RU"/>
+        </w:rPr>
+      </w:pPr>
+    </w:p>
+    <w:p>
+      <w:pPr>
+        <w:rPr>
+          <w:szCs w:val="28"/>
+          <w:lang w:val="ru-RU"/>
+        </w:rPr>
+      </w:pPr>
     </w:p>
     <w:p>
       <w:pPr>
@@ -7898,6 +7910,126 @@
     </w:p>
     <w:p>
       <w:pPr>
+        <w:pStyle w:val="1234"/>
+      </w:pPr>
+    </w:p>
+    <w:p>
+      <w:pPr>
+        <w:pStyle w:val="1234"/>
+      </w:pPr>
+    </w:p>
+    <w:p>
+      <w:pPr>
+        <w:pStyle w:val="1234"/>
+      </w:pPr>
+    </w:p>
+    <w:p>
+      <w:pPr>
+        <w:pStyle w:val="1234"/>
+      </w:pPr>
+    </w:p>
+    <w:p>
+      <w:pPr>
+        <w:pStyle w:val="1234"/>
+      </w:pPr>
+    </w:p>
+    <w:p>
+      <w:pPr>
+        <w:pStyle w:val="1234"/>
+      </w:pPr>
+    </w:p>
+    <w:p>
+      <w:pPr>
+        <w:pStyle w:val="1234"/>
+      </w:pPr>
+    </w:p>
+    <w:p>
+      <w:pPr>
+        <w:pStyle w:val="1234"/>
+      </w:pPr>
+    </w:p>
+    <w:p>
+      <w:pPr>
+        <w:pStyle w:val="1234"/>
+      </w:pPr>
+    </w:p>
+    <w:p>
+      <w:pPr>
+        <w:pStyle w:val="1234"/>
+      </w:pPr>
+    </w:p>
+    <w:p>
+      <w:pPr>
+        <w:pStyle w:val="1234"/>
+      </w:pPr>
+    </w:p>
+    <w:p>
+      <w:pPr>
+        <w:pStyle w:val="1234"/>
+      </w:pPr>
+    </w:p>
+    <w:p>
+      <w:pPr>
+        <w:pStyle w:val="1234"/>
+      </w:pPr>
+    </w:p>
+    <w:p>
+      <w:pPr>
+        <w:pStyle w:val="1234"/>
+      </w:pPr>
+    </w:p>
+    <w:p>
+      <w:pPr>
+        <w:pStyle w:val="1234"/>
+      </w:pPr>
+    </w:p>
+    <w:p>
+      <w:pPr>
+        <w:pStyle w:val="1234"/>
+      </w:pPr>
+    </w:p>
+    <w:p>
+      <w:pPr>
+        <w:pStyle w:val="1234"/>
+      </w:pPr>
+    </w:p>
+    <w:p>
+      <w:pPr>
+        <w:pStyle w:val="1234"/>
+      </w:pPr>
+    </w:p>
+    <w:p>
+      <w:pPr>
+        <w:pStyle w:val="1234"/>
+      </w:pPr>
+    </w:p>
+    <w:p>
+      <w:pPr>
+        <w:pStyle w:val="1234"/>
+      </w:pPr>
+    </w:p>
+    <w:p>
+      <w:pPr>
+        <w:pStyle w:val="1234"/>
+      </w:pPr>
+    </w:p>
+    <w:p>
+      <w:pPr>
+        <w:pStyle w:val="1234"/>
+      </w:pPr>
+    </w:p>
+    <w:p>
+      <w:pPr>
+        <w:pStyle w:val="1234"/>
+      </w:pPr>
+    </w:p>
+    <w:p>
+      <w:pPr>
+        <w:pStyle w:val="1234"/>
+      </w:pPr>
+    </w:p>
+    <w:p>
+      <w:pPr>
         <w:pStyle w:val="1"/>
         <w:numPr>
           <w:ilvl w:val="0"/>
@@ -7914,6 +8046,7 @@
           <w:b w:val="0"/>
           <w:bCs/>
         </w:rPr>
+        <w:lastRenderedPageBreak/>
         <w:t>4. Тестирование</w:t>
       </w:r>
     </w:p>
@@ -7958,11 +8091,11 @@
         <w:tblLook w:val="04A0" w:firstRow="1" w:lastRow="0" w:firstColumn="1" w:lastColumn="0" w:noHBand="0" w:noVBand="1"/>
       </w:tblPr>
       <w:tblGrid>
-        <w:gridCol w:w="1064"/>
-        <w:gridCol w:w="2378"/>
-        <w:gridCol w:w="2568"/>
-        <w:gridCol w:w="2454"/>
-        <w:gridCol w:w="1736"/>
+        <w:gridCol w:w="520"/>
+        <w:gridCol w:w="2459"/>
+        <w:gridCol w:w="2645"/>
+        <w:gridCol w:w="2525"/>
+        <w:gridCol w:w="1774"/>
       </w:tblGrid>
       <w:tr>
         <w:tc>
@@ -8072,2409 +8205,6 @@
                 <w:lang w:val="ru-RU"/>
               </w:rPr>
               <w:t>Статус</w:t>
-            </w:r>
-          </w:p>
-        </w:tc>
-      </w:tr>
-      <w:tr>
-        <w:tc>
-          <w:tcPr>
-            <w:tcW w:w="520" w:type="dxa"/>
-          </w:tcPr>
-          <w:p>
-            <w:pPr>
-              <w:pStyle w:val="a1"/>
-              <w:numPr>
-                <w:ilvl w:val="0"/>
-                <w:numId w:val="30"/>
-              </w:numPr>
-              <w:ind w:left="0" w:firstLine="0"/>
-              <w:rPr>
-                <w:sz w:val="24"/>
-                <w:szCs w:val="24"/>
-                <w:lang w:val="ru-RU"/>
-              </w:rPr>
-            </w:pPr>
-            <w:r>
-              <w:t>1</w:t>
-            </w:r>
-          </w:p>
-        </w:tc>
-        <w:tc>
-          <w:tcPr>
-            <w:tcW w:w="2459" w:type="dxa"/>
-          </w:tcPr>
-          <w:p>
-            <w:pPr>
-              <w:rPr>
-                <w:sz w:val="24"/>
-                <w:szCs w:val="24"/>
-                <w:lang w:val="ru-RU"/>
-              </w:rPr>
-            </w:pPr>
-            <w:r>
-              <w:rPr>
-                <w:sz w:val="24"/>
-                <w:szCs w:val="24"/>
-                <w:lang w:val="ru-RU"/>
-              </w:rPr>
-              <w:t>Главная панель</w:t>
-            </w:r>
-          </w:p>
-        </w:tc>
-        <w:tc>
-          <w:tcPr>
-            <w:tcW w:w="2645" w:type="dxa"/>
-          </w:tcPr>
-          <w:p>
-            <w:pPr>
-              <w:rPr>
-                <w:sz w:val="24"/>
-                <w:szCs w:val="24"/>
-                <w:lang w:val="ru-RU"/>
-              </w:rPr>
-            </w:pPr>
-            <w:r>
-              <w:rPr>
-                <w:sz w:val="24"/>
-                <w:szCs w:val="24"/>
-                <w:lang w:val="ru-RU"/>
-              </w:rPr>
-              <w:t>Открытие главной страницы</w:t>
-            </w:r>
-          </w:p>
-        </w:tc>
-        <w:tc>
-          <w:tcPr>
-            <w:tcW w:w="2525" w:type="dxa"/>
-          </w:tcPr>
-          <w:p>
-            <w:pPr>
-              <w:rPr>
-                <w:sz w:val="24"/>
-                <w:szCs w:val="24"/>
-                <w:lang w:val="ru-RU"/>
-              </w:rPr>
-            </w:pPr>
-            <w:r>
-              <w:rPr>
-                <w:sz w:val="24"/>
-                <w:szCs w:val="24"/>
-                <w:lang w:val="ru-RU"/>
-              </w:rPr>
-              <w:t>Отображаются основные показатели склада</w:t>
-            </w:r>
-          </w:p>
-        </w:tc>
-        <w:tc>
-          <w:tcPr>
-            <w:tcW w:w="1774" w:type="dxa"/>
-          </w:tcPr>
-          <w:p>
-            <w:pPr>
-              <w:rPr>
-                <w:sz w:val="24"/>
-                <w:szCs w:val="24"/>
-                <w:lang w:val="ru-RU"/>
-              </w:rPr>
-            </w:pPr>
-            <w:r>
-              <w:rPr>
-                <w:sz w:val="24"/>
-                <w:szCs w:val="24"/>
-                <w:lang w:val="ru-RU"/>
-              </w:rPr>
-              <w:t>Выполнено</w:t>
-            </w:r>
-          </w:p>
-        </w:tc>
-      </w:tr>
-      <w:tr>
-        <w:tc>
-          <w:tcPr>
-            <w:tcW w:w="520" w:type="dxa"/>
-          </w:tcPr>
-          <w:p>
-            <w:pPr>
-              <w:pStyle w:val="a1"/>
-              <w:numPr>
-                <w:ilvl w:val="0"/>
-                <w:numId w:val="30"/>
-              </w:numPr>
-              <w:ind w:left="0" w:firstLine="0"/>
-              <w:rPr>
-                <w:sz w:val="24"/>
-                <w:szCs w:val="24"/>
-                <w:lang w:val="ru-RU"/>
-              </w:rPr>
-            </w:pPr>
-            <w:r>
-              <w:t>2</w:t>
-            </w:r>
-          </w:p>
-        </w:tc>
-        <w:tc>
-          <w:tcPr>
-            <w:tcW w:w="2459" w:type="dxa"/>
-          </w:tcPr>
-          <w:p>
-            <w:pPr>
-              <w:rPr>
-                <w:sz w:val="24"/>
-                <w:szCs w:val="24"/>
-                <w:lang w:val="ru-RU"/>
-              </w:rPr>
-            </w:pPr>
-            <w:r>
-              <w:rPr>
-                <w:sz w:val="24"/>
-                <w:szCs w:val="24"/>
-                <w:lang w:val="ru-RU"/>
-              </w:rPr>
-              <w:t>Пользователи</w:t>
-            </w:r>
-          </w:p>
-        </w:tc>
-        <w:tc>
-          <w:tcPr>
-            <w:tcW w:w="2645" w:type="dxa"/>
-          </w:tcPr>
-          <w:p>
-            <w:pPr>
-              <w:rPr>
-                <w:sz w:val="24"/>
-                <w:szCs w:val="24"/>
-                <w:lang w:val="ru-RU"/>
-              </w:rPr>
-            </w:pPr>
-            <w:r>
-              <w:rPr>
-                <w:sz w:val="24"/>
-                <w:szCs w:val="24"/>
-                <w:lang w:val="ru-RU"/>
-              </w:rPr>
-              <w:t>Переключение текущего пользователя</w:t>
-            </w:r>
-          </w:p>
-        </w:tc>
-        <w:tc>
-          <w:tcPr>
-            <w:tcW w:w="2525" w:type="dxa"/>
-          </w:tcPr>
-          <w:p>
-            <w:pPr>
-              <w:rPr>
-                <w:sz w:val="24"/>
-                <w:szCs w:val="24"/>
-                <w:lang w:val="ru-RU"/>
-              </w:rPr>
-            </w:pPr>
-            <w:r>
-              <w:rPr>
-                <w:sz w:val="24"/>
-                <w:szCs w:val="24"/>
-                <w:lang w:val="ru-RU"/>
-              </w:rPr>
-              <w:t>Интерфейс работает от имени выбранного пользователя</w:t>
-            </w:r>
-          </w:p>
-        </w:tc>
-        <w:tc>
-          <w:tcPr>
-            <w:tcW w:w="1774" w:type="dxa"/>
-          </w:tcPr>
-          <w:p>
-            <w:pPr>
-              <w:rPr>
-                <w:sz w:val="24"/>
-                <w:szCs w:val="24"/>
-                <w:lang w:val="ru-RU"/>
-              </w:rPr>
-            </w:pPr>
-            <w:r>
-              <w:rPr>
-                <w:sz w:val="24"/>
-                <w:szCs w:val="24"/>
-                <w:lang w:val="ru-RU"/>
-              </w:rPr>
-              <w:t>Выполнено</w:t>
-            </w:r>
-          </w:p>
-        </w:tc>
-      </w:tr>
-      <w:tr>
-        <w:tc>
-          <w:tcPr>
-            <w:tcW w:w="520" w:type="dxa"/>
-          </w:tcPr>
-          <w:p>
-            <w:pPr>
-              <w:pStyle w:val="a1"/>
-              <w:numPr>
-                <w:ilvl w:val="0"/>
-                <w:numId w:val="30"/>
-              </w:numPr>
-              <w:ind w:left="0" w:firstLine="0"/>
-              <w:rPr>
-                <w:sz w:val="24"/>
-                <w:szCs w:val="24"/>
-                <w:lang w:val="ru-RU"/>
-              </w:rPr>
-            </w:pPr>
-            <w:r>
-              <w:t>3</w:t>
-            </w:r>
-          </w:p>
-        </w:tc>
-        <w:tc>
-          <w:tcPr>
-            <w:tcW w:w="2459" w:type="dxa"/>
-          </w:tcPr>
-          <w:p>
-            <w:pPr>
-              <w:rPr>
-                <w:sz w:val="24"/>
-                <w:szCs w:val="24"/>
-                <w:lang w:val="ru-RU"/>
-              </w:rPr>
-            </w:pPr>
-            <w:r>
-              <w:rPr>
-                <w:sz w:val="24"/>
-                <w:szCs w:val="24"/>
-                <w:lang w:val="ru-RU"/>
-              </w:rPr>
-              <w:t>Товары</w:t>
-            </w:r>
-          </w:p>
-        </w:tc>
-        <w:tc>
-          <w:tcPr>
-            <w:tcW w:w="2645" w:type="dxa"/>
-          </w:tcPr>
-          <w:p>
-            <w:pPr>
-              <w:rPr>
-                <w:sz w:val="24"/>
-                <w:szCs w:val="24"/>
-                <w:lang w:val="ru-RU"/>
-              </w:rPr>
-            </w:pPr>
-            <w:r>
-              <w:rPr>
-                <w:sz w:val="24"/>
-                <w:szCs w:val="24"/>
-                <w:lang w:val="ru-RU"/>
-              </w:rPr>
-              <w:t>Просмотр списка товаров</w:t>
-            </w:r>
-          </w:p>
-        </w:tc>
-        <w:tc>
-          <w:tcPr>
-            <w:tcW w:w="2525" w:type="dxa"/>
-          </w:tcPr>
-          <w:p>
-            <w:pPr>
-              <w:rPr>
-                <w:sz w:val="24"/>
-                <w:szCs w:val="24"/>
-                <w:lang w:val="ru-RU"/>
-              </w:rPr>
-            </w:pPr>
-            <w:r>
-              <w:rPr>
-                <w:sz w:val="24"/>
-                <w:szCs w:val="24"/>
-                <w:lang w:val="ru-RU"/>
-              </w:rPr>
-              <w:t>Отображается справочник товарных позиций</w:t>
-            </w:r>
-          </w:p>
-        </w:tc>
-        <w:tc>
-          <w:tcPr>
-            <w:tcW w:w="1774" w:type="dxa"/>
-          </w:tcPr>
-          <w:p>
-            <w:pPr>
-              <w:rPr>
-                <w:sz w:val="24"/>
-                <w:szCs w:val="24"/>
-                <w:lang w:val="ru-RU"/>
-              </w:rPr>
-            </w:pPr>
-            <w:r>
-              <w:rPr>
-                <w:sz w:val="24"/>
-                <w:szCs w:val="24"/>
-                <w:lang w:val="ru-RU"/>
-              </w:rPr>
-              <w:t>Выполнено</w:t>
-            </w:r>
-          </w:p>
-        </w:tc>
-      </w:tr>
-      <w:tr>
-        <w:tc>
-          <w:tcPr>
-            <w:tcW w:w="520" w:type="dxa"/>
-          </w:tcPr>
-          <w:p>
-            <w:pPr>
-              <w:pStyle w:val="a1"/>
-              <w:numPr>
-                <w:ilvl w:val="0"/>
-                <w:numId w:val="30"/>
-              </w:numPr>
-              <w:ind w:left="0" w:firstLine="0"/>
-              <w:rPr>
-                <w:sz w:val="24"/>
-                <w:szCs w:val="24"/>
-                <w:lang w:val="ru-RU"/>
-              </w:rPr>
-            </w:pPr>
-            <w:r>
-              <w:t>4</w:t>
-            </w:r>
-          </w:p>
-        </w:tc>
-        <w:tc>
-          <w:tcPr>
-            <w:tcW w:w="2459" w:type="dxa"/>
-          </w:tcPr>
-          <w:p>
-            <w:pPr>
-              <w:rPr>
-                <w:sz w:val="24"/>
-                <w:szCs w:val="24"/>
-                <w:lang w:val="ru-RU"/>
-              </w:rPr>
-            </w:pPr>
-            <w:r>
-              <w:rPr>
-                <w:sz w:val="24"/>
-                <w:szCs w:val="24"/>
-                <w:lang w:val="ru-RU"/>
-              </w:rPr>
-              <w:t>Товары</w:t>
-            </w:r>
-          </w:p>
-        </w:tc>
-        <w:tc>
-          <w:tcPr>
-            <w:tcW w:w="2645" w:type="dxa"/>
-          </w:tcPr>
-          <w:p>
-            <w:pPr>
-              <w:rPr>
-                <w:sz w:val="24"/>
-                <w:szCs w:val="24"/>
-                <w:lang w:val="ru-RU"/>
-              </w:rPr>
-            </w:pPr>
-            <w:r>
-              <w:rPr>
-                <w:sz w:val="24"/>
-                <w:szCs w:val="24"/>
-                <w:lang w:val="ru-RU"/>
-              </w:rPr>
-              <w:t>Поиск товара</w:t>
-            </w:r>
-          </w:p>
-        </w:tc>
-        <w:tc>
-          <w:tcPr>
-            <w:tcW w:w="2525" w:type="dxa"/>
-          </w:tcPr>
-          <w:p>
-            <w:pPr>
-              <w:rPr>
-                <w:sz w:val="24"/>
-                <w:szCs w:val="24"/>
-                <w:lang w:val="ru-RU"/>
-              </w:rPr>
-            </w:pPr>
-            <w:r>
-              <w:rPr>
-                <w:sz w:val="24"/>
-                <w:szCs w:val="24"/>
-                <w:lang w:val="ru-RU"/>
-              </w:rPr>
-              <w:t>Список фильтруется по введенному значению</w:t>
-            </w:r>
-          </w:p>
-        </w:tc>
-        <w:tc>
-          <w:tcPr>
-            <w:tcW w:w="1774" w:type="dxa"/>
-          </w:tcPr>
-          <w:p>
-            <w:pPr>
-              <w:rPr>
-                <w:sz w:val="24"/>
-                <w:szCs w:val="24"/>
-                <w:lang w:val="ru-RU"/>
-              </w:rPr>
-            </w:pPr>
-            <w:r>
-              <w:rPr>
-                <w:sz w:val="24"/>
-                <w:szCs w:val="24"/>
-                <w:lang w:val="ru-RU"/>
-              </w:rPr>
-              <w:t>Выполнено</w:t>
-            </w:r>
-          </w:p>
-        </w:tc>
-      </w:tr>
-      <w:tr>
-        <w:tc>
-          <w:tcPr>
-            <w:tcW w:w="520" w:type="dxa"/>
-          </w:tcPr>
-          <w:p>
-            <w:pPr>
-              <w:pStyle w:val="a1"/>
-              <w:numPr>
-                <w:ilvl w:val="0"/>
-                <w:numId w:val="30"/>
-              </w:numPr>
-              <w:ind w:left="0" w:firstLine="0"/>
-              <w:rPr>
-                <w:sz w:val="24"/>
-                <w:szCs w:val="24"/>
-                <w:lang w:val="ru-RU"/>
-              </w:rPr>
-            </w:pPr>
-            <w:r>
-              <w:t>5</w:t>
-            </w:r>
-          </w:p>
-        </w:tc>
-        <w:tc>
-          <w:tcPr>
-            <w:tcW w:w="2459" w:type="dxa"/>
-          </w:tcPr>
-          <w:p>
-            <w:pPr>
-              <w:rPr>
-                <w:sz w:val="24"/>
-                <w:szCs w:val="24"/>
-                <w:lang w:val="ru-RU"/>
-              </w:rPr>
-            </w:pPr>
-            <w:r>
-              <w:rPr>
-                <w:sz w:val="24"/>
-                <w:szCs w:val="24"/>
-                <w:lang w:val="ru-RU"/>
-              </w:rPr>
-              <w:t>Товары</w:t>
-            </w:r>
-          </w:p>
-        </w:tc>
-        <w:tc>
-          <w:tcPr>
-            <w:tcW w:w="2645" w:type="dxa"/>
-          </w:tcPr>
-          <w:p>
-            <w:pPr>
-              <w:rPr>
-                <w:sz w:val="24"/>
-                <w:szCs w:val="24"/>
-                <w:lang w:val="ru-RU"/>
-              </w:rPr>
-            </w:pPr>
-            <w:r>
-              <w:rPr>
-                <w:sz w:val="24"/>
-                <w:szCs w:val="24"/>
-                <w:lang w:val="ru-RU"/>
-              </w:rPr>
-              <w:t>Добавление товара</w:t>
-            </w:r>
-          </w:p>
-        </w:tc>
-        <w:tc>
-          <w:tcPr>
-            <w:tcW w:w="2525" w:type="dxa"/>
-          </w:tcPr>
-          <w:p>
-            <w:pPr>
-              <w:rPr>
-                <w:sz w:val="24"/>
-                <w:szCs w:val="24"/>
-                <w:lang w:val="ru-RU"/>
-              </w:rPr>
-            </w:pPr>
-            <w:r>
-              <w:rPr>
-                <w:sz w:val="24"/>
-                <w:szCs w:val="24"/>
-                <w:lang w:val="ru-RU"/>
-              </w:rPr>
-              <w:t>Новая товарная позиция сохраняется в базе данных</w:t>
-            </w:r>
-          </w:p>
-        </w:tc>
-        <w:tc>
-          <w:tcPr>
-            <w:tcW w:w="1774" w:type="dxa"/>
-          </w:tcPr>
-          <w:p>
-            <w:pPr>
-              <w:rPr>
-                <w:sz w:val="24"/>
-                <w:szCs w:val="24"/>
-                <w:lang w:val="ru-RU"/>
-              </w:rPr>
-            </w:pPr>
-            <w:r>
-              <w:rPr>
-                <w:sz w:val="24"/>
-                <w:szCs w:val="24"/>
-                <w:lang w:val="ru-RU"/>
-              </w:rPr>
-              <w:t>Выполнено</w:t>
-            </w:r>
-          </w:p>
-        </w:tc>
-      </w:tr>
-      <w:tr>
-        <w:tc>
-          <w:tcPr>
-            <w:tcW w:w="520" w:type="dxa"/>
-          </w:tcPr>
-          <w:p>
-            <w:pPr>
-              <w:pStyle w:val="a1"/>
-              <w:numPr>
-                <w:ilvl w:val="0"/>
-                <w:numId w:val="30"/>
-              </w:numPr>
-              <w:ind w:left="0" w:firstLine="0"/>
-              <w:rPr>
-                <w:sz w:val="24"/>
-                <w:szCs w:val="24"/>
-                <w:lang w:val="ru-RU"/>
-              </w:rPr>
-            </w:pPr>
-            <w:r>
-              <w:lastRenderedPageBreak/>
-              <w:t>6</w:t>
-            </w:r>
-          </w:p>
-        </w:tc>
-        <w:tc>
-          <w:tcPr>
-            <w:tcW w:w="2459" w:type="dxa"/>
-          </w:tcPr>
-          <w:p>
-            <w:pPr>
-              <w:rPr>
-                <w:sz w:val="24"/>
-                <w:szCs w:val="24"/>
-                <w:lang w:val="ru-RU"/>
-              </w:rPr>
-            </w:pPr>
-            <w:r>
-              <w:rPr>
-                <w:sz w:val="24"/>
-                <w:szCs w:val="24"/>
-                <w:lang w:val="ru-RU"/>
-              </w:rPr>
-              <w:t>Товары</w:t>
-            </w:r>
-          </w:p>
-        </w:tc>
-        <w:tc>
-          <w:tcPr>
-            <w:tcW w:w="2645" w:type="dxa"/>
-          </w:tcPr>
-          <w:p>
-            <w:pPr>
-              <w:rPr>
-                <w:sz w:val="24"/>
-                <w:szCs w:val="24"/>
-                <w:lang w:val="ru-RU"/>
-              </w:rPr>
-            </w:pPr>
-            <w:r>
-              <w:rPr>
-                <w:sz w:val="24"/>
-                <w:szCs w:val="24"/>
-                <w:lang w:val="ru-RU"/>
-              </w:rPr>
-              <w:t>Редактирование товара</w:t>
-            </w:r>
-          </w:p>
-        </w:tc>
-        <w:tc>
-          <w:tcPr>
-            <w:tcW w:w="2525" w:type="dxa"/>
-          </w:tcPr>
-          <w:p>
-            <w:pPr>
-              <w:rPr>
-                <w:sz w:val="24"/>
-                <w:szCs w:val="24"/>
-                <w:lang w:val="ru-RU"/>
-              </w:rPr>
-            </w:pPr>
-            <w:r>
-              <w:rPr>
-                <w:sz w:val="24"/>
-                <w:szCs w:val="24"/>
-                <w:lang w:val="ru-RU"/>
-              </w:rPr>
-              <w:t>Измененные данные отображаются в списке</w:t>
-            </w:r>
-          </w:p>
-        </w:tc>
-        <w:tc>
-          <w:tcPr>
-            <w:tcW w:w="1774" w:type="dxa"/>
-          </w:tcPr>
-          <w:p>
-            <w:pPr>
-              <w:rPr>
-                <w:sz w:val="24"/>
-                <w:szCs w:val="24"/>
-                <w:lang w:val="ru-RU"/>
-              </w:rPr>
-            </w:pPr>
-            <w:r>
-              <w:rPr>
-                <w:sz w:val="24"/>
-                <w:szCs w:val="24"/>
-                <w:lang w:val="ru-RU"/>
-              </w:rPr>
-              <w:t>Выполнено</w:t>
-            </w:r>
-          </w:p>
-        </w:tc>
-      </w:tr>
-      <w:tr>
-        <w:tc>
-          <w:tcPr>
-            <w:tcW w:w="520" w:type="dxa"/>
-          </w:tcPr>
-          <w:p>
-            <w:pPr>
-              <w:pStyle w:val="a1"/>
-              <w:numPr>
-                <w:ilvl w:val="0"/>
-                <w:numId w:val="30"/>
-              </w:numPr>
-              <w:ind w:left="0" w:firstLine="0"/>
-              <w:rPr>
-                <w:sz w:val="24"/>
-                <w:szCs w:val="24"/>
-                <w:lang w:val="ru-RU"/>
-              </w:rPr>
-            </w:pPr>
-            <w:r>
-              <w:t>7</w:t>
-            </w:r>
-          </w:p>
-        </w:tc>
-        <w:tc>
-          <w:tcPr>
-            <w:tcW w:w="2459" w:type="dxa"/>
-          </w:tcPr>
-          <w:p>
-            <w:pPr>
-              <w:rPr>
-                <w:sz w:val="24"/>
-                <w:szCs w:val="24"/>
-                <w:lang w:val="ru-RU"/>
-              </w:rPr>
-            </w:pPr>
-            <w:r>
-              <w:rPr>
-                <w:sz w:val="24"/>
-                <w:szCs w:val="24"/>
-                <w:lang w:val="ru-RU"/>
-              </w:rPr>
-              <w:t>Товары</w:t>
-            </w:r>
-          </w:p>
-        </w:tc>
-        <w:tc>
-          <w:tcPr>
-            <w:tcW w:w="2645" w:type="dxa"/>
-          </w:tcPr>
-          <w:p>
-            <w:pPr>
-              <w:rPr>
-                <w:sz w:val="24"/>
-                <w:szCs w:val="24"/>
-                <w:lang w:val="ru-RU"/>
-              </w:rPr>
-            </w:pPr>
-            <w:r>
-              <w:rPr>
-                <w:sz w:val="24"/>
-                <w:szCs w:val="24"/>
-                <w:lang w:val="ru-RU"/>
-              </w:rPr>
-              <w:t>Удаление или деактивация товара</w:t>
-            </w:r>
-          </w:p>
-        </w:tc>
-        <w:tc>
-          <w:tcPr>
-            <w:tcW w:w="2525" w:type="dxa"/>
-          </w:tcPr>
-          <w:p>
-            <w:pPr>
-              <w:rPr>
-                <w:sz w:val="24"/>
-                <w:szCs w:val="24"/>
-                <w:lang w:val="ru-RU"/>
-              </w:rPr>
-            </w:pPr>
-            <w:r>
-              <w:rPr>
-                <w:sz w:val="24"/>
-                <w:szCs w:val="24"/>
-                <w:lang w:val="ru-RU"/>
-              </w:rPr>
-              <w:t>Товар перестает использоваться в текущих операциях</w:t>
-            </w:r>
-          </w:p>
-        </w:tc>
-        <w:tc>
-          <w:tcPr>
-            <w:tcW w:w="1774" w:type="dxa"/>
-          </w:tcPr>
-          <w:p>
-            <w:pPr>
-              <w:rPr>
-                <w:sz w:val="24"/>
-                <w:szCs w:val="24"/>
-                <w:lang w:val="ru-RU"/>
-              </w:rPr>
-            </w:pPr>
-            <w:r>
-              <w:rPr>
-                <w:sz w:val="24"/>
-                <w:szCs w:val="24"/>
-                <w:lang w:val="ru-RU"/>
-              </w:rPr>
-              <w:t>Выполнено</w:t>
-            </w:r>
-          </w:p>
-        </w:tc>
-      </w:tr>
-      <w:tr>
-        <w:tc>
-          <w:tcPr>
-            <w:tcW w:w="520" w:type="dxa"/>
-          </w:tcPr>
-          <w:p>
-            <w:pPr>
-              <w:pStyle w:val="a1"/>
-              <w:numPr>
-                <w:ilvl w:val="0"/>
-                <w:numId w:val="30"/>
-              </w:numPr>
-              <w:ind w:left="0" w:firstLine="0"/>
-              <w:rPr>
-                <w:sz w:val="24"/>
-                <w:szCs w:val="24"/>
-                <w:lang w:val="ru-RU"/>
-              </w:rPr>
-            </w:pPr>
-            <w:r>
-              <w:t>8</w:t>
-            </w:r>
-          </w:p>
-        </w:tc>
-        <w:tc>
-          <w:tcPr>
-            <w:tcW w:w="2459" w:type="dxa"/>
-          </w:tcPr>
-          <w:p>
-            <w:pPr>
-              <w:rPr>
-                <w:sz w:val="24"/>
-                <w:szCs w:val="24"/>
-                <w:lang w:val="ru-RU"/>
-              </w:rPr>
-            </w:pPr>
-            <w:r>
-              <w:rPr>
-                <w:sz w:val="24"/>
-                <w:szCs w:val="24"/>
-                <w:lang w:val="ru-RU"/>
-              </w:rPr>
-              <w:t>Остатки</w:t>
-            </w:r>
-          </w:p>
-        </w:tc>
-        <w:tc>
-          <w:tcPr>
-            <w:tcW w:w="2645" w:type="dxa"/>
-          </w:tcPr>
-          <w:p>
-            <w:pPr>
-              <w:rPr>
-                <w:sz w:val="24"/>
-                <w:szCs w:val="24"/>
-                <w:lang w:val="ru-RU"/>
-              </w:rPr>
-            </w:pPr>
-            <w:r>
-              <w:rPr>
-                <w:sz w:val="24"/>
-                <w:szCs w:val="24"/>
-                <w:lang w:val="ru-RU"/>
-              </w:rPr>
-              <w:t>Просмотр складских остатков</w:t>
-            </w:r>
-          </w:p>
-        </w:tc>
-        <w:tc>
-          <w:tcPr>
-            <w:tcW w:w="2525" w:type="dxa"/>
-          </w:tcPr>
-          <w:p>
-            <w:pPr>
-              <w:rPr>
-                <w:sz w:val="24"/>
-                <w:szCs w:val="24"/>
-                <w:lang w:val="ru-RU"/>
-              </w:rPr>
-            </w:pPr>
-            <w:r>
-              <w:rPr>
-                <w:sz w:val="24"/>
-                <w:szCs w:val="24"/>
-                <w:lang w:val="ru-RU"/>
-              </w:rPr>
-              <w:t>Показывается актуальное количество товаров</w:t>
-            </w:r>
-          </w:p>
-        </w:tc>
-        <w:tc>
-          <w:tcPr>
-            <w:tcW w:w="1774" w:type="dxa"/>
-          </w:tcPr>
-          <w:p>
-            <w:pPr>
-              <w:rPr>
-                <w:sz w:val="24"/>
-                <w:szCs w:val="24"/>
-                <w:lang w:val="ru-RU"/>
-              </w:rPr>
-            </w:pPr>
-            <w:r>
-              <w:rPr>
-                <w:sz w:val="24"/>
-                <w:szCs w:val="24"/>
-                <w:lang w:val="ru-RU"/>
-              </w:rPr>
-              <w:t>Выполнено</w:t>
-            </w:r>
-          </w:p>
-        </w:tc>
-      </w:tr>
-      <w:tr>
-        <w:tc>
-          <w:tcPr>
-            <w:tcW w:w="520" w:type="dxa"/>
-          </w:tcPr>
-          <w:p>
-            <w:pPr>
-              <w:pStyle w:val="a1"/>
-              <w:numPr>
-                <w:ilvl w:val="0"/>
-                <w:numId w:val="30"/>
-              </w:numPr>
-              <w:ind w:left="0" w:firstLine="0"/>
-              <w:rPr>
-                <w:sz w:val="24"/>
-                <w:szCs w:val="24"/>
-                <w:lang w:val="ru-RU"/>
-              </w:rPr>
-            </w:pPr>
-            <w:r>
-              <w:t>9</w:t>
-            </w:r>
-          </w:p>
-        </w:tc>
-        <w:tc>
-          <w:tcPr>
-            <w:tcW w:w="2459" w:type="dxa"/>
-          </w:tcPr>
-          <w:p>
-            <w:pPr>
-              <w:rPr>
-                <w:sz w:val="24"/>
-                <w:szCs w:val="24"/>
-                <w:lang w:val="ru-RU"/>
-              </w:rPr>
-            </w:pPr>
-            <w:r>
-              <w:rPr>
-                <w:sz w:val="24"/>
-                <w:szCs w:val="24"/>
-                <w:lang w:val="ru-RU"/>
-              </w:rPr>
-              <w:t>Остатки</w:t>
-            </w:r>
-          </w:p>
-        </w:tc>
-        <w:tc>
-          <w:tcPr>
-            <w:tcW w:w="2645" w:type="dxa"/>
-          </w:tcPr>
-          <w:p>
-            <w:pPr>
-              <w:rPr>
-                <w:sz w:val="24"/>
-                <w:szCs w:val="24"/>
-                <w:lang w:val="ru-RU"/>
-              </w:rPr>
-            </w:pPr>
-            <w:r>
-              <w:rPr>
-                <w:sz w:val="24"/>
-                <w:szCs w:val="24"/>
-                <w:lang w:val="ru-RU"/>
-              </w:rPr>
-              <w:t>Проверка низкого остатка</w:t>
-            </w:r>
-          </w:p>
-        </w:tc>
-        <w:tc>
-          <w:tcPr>
-            <w:tcW w:w="2525" w:type="dxa"/>
-          </w:tcPr>
-          <w:p>
-            <w:pPr>
-              <w:rPr>
-                <w:sz w:val="24"/>
-                <w:szCs w:val="24"/>
-                <w:lang w:val="ru-RU"/>
-              </w:rPr>
-            </w:pPr>
-            <w:r>
-              <w:rPr>
-                <w:sz w:val="24"/>
-                <w:szCs w:val="24"/>
-                <w:lang w:val="ru-RU"/>
-              </w:rPr>
-              <w:t>Позиции с малым количеством визуально выделяются</w:t>
-            </w:r>
-          </w:p>
-        </w:tc>
-        <w:tc>
-          <w:tcPr>
-            <w:tcW w:w="1774" w:type="dxa"/>
-          </w:tcPr>
-          <w:p>
-            <w:pPr>
-              <w:rPr>
-                <w:sz w:val="24"/>
-                <w:szCs w:val="24"/>
-                <w:lang w:val="ru-RU"/>
-              </w:rPr>
-            </w:pPr>
-            <w:r>
-              <w:rPr>
-                <w:sz w:val="24"/>
-                <w:szCs w:val="24"/>
-                <w:lang w:val="ru-RU"/>
-              </w:rPr>
-              <w:t>Выполнено</w:t>
-            </w:r>
-          </w:p>
-        </w:tc>
-      </w:tr>
-      <w:tr>
-        <w:tc>
-          <w:tcPr>
-            <w:tcW w:w="520" w:type="dxa"/>
-          </w:tcPr>
-          <w:p>
-            <w:pPr>
-              <w:pStyle w:val="a1"/>
-              <w:numPr>
-                <w:ilvl w:val="0"/>
-                <w:numId w:val="30"/>
-              </w:numPr>
-              <w:ind w:left="0" w:firstLine="0"/>
-              <w:rPr>
-                <w:sz w:val="24"/>
-                <w:szCs w:val="24"/>
-                <w:lang w:val="ru-RU"/>
-              </w:rPr>
-            </w:pPr>
-            <w:r>
-              <w:t>10</w:t>
-            </w:r>
-          </w:p>
-        </w:tc>
-        <w:tc>
-          <w:tcPr>
-            <w:tcW w:w="2459" w:type="dxa"/>
-          </w:tcPr>
-          <w:p>
-            <w:pPr>
-              <w:rPr>
-                <w:sz w:val="24"/>
-                <w:szCs w:val="24"/>
-                <w:lang w:val="ru-RU"/>
-              </w:rPr>
-            </w:pPr>
-            <w:r>
-              <w:rPr>
-                <w:sz w:val="24"/>
-                <w:szCs w:val="24"/>
-                <w:lang w:val="ru-RU"/>
-              </w:rPr>
-              <w:t>Поступления</w:t>
-            </w:r>
-          </w:p>
-        </w:tc>
-        <w:tc>
-          <w:tcPr>
-            <w:tcW w:w="2645" w:type="dxa"/>
-          </w:tcPr>
-          <w:p>
-            <w:pPr>
-              <w:rPr>
-                <w:sz w:val="24"/>
-                <w:szCs w:val="24"/>
-                <w:lang w:val="ru-RU"/>
-              </w:rPr>
-            </w:pPr>
-            <w:r>
-              <w:rPr>
-                <w:sz w:val="24"/>
-                <w:szCs w:val="24"/>
-                <w:lang w:val="ru-RU"/>
-              </w:rPr>
-              <w:t>Создание документа поступления</w:t>
-            </w:r>
-          </w:p>
-        </w:tc>
-        <w:tc>
-          <w:tcPr>
-            <w:tcW w:w="2525" w:type="dxa"/>
-          </w:tcPr>
-          <w:p>
-            <w:pPr>
-              <w:rPr>
-                <w:sz w:val="24"/>
-                <w:szCs w:val="24"/>
-                <w:lang w:val="ru-RU"/>
-              </w:rPr>
-            </w:pPr>
-            <w:r>
-              <w:rPr>
-                <w:sz w:val="24"/>
-                <w:szCs w:val="24"/>
-                <w:lang w:val="ru-RU"/>
-              </w:rPr>
-              <w:t>Документ создается и доступен для заполнения</w:t>
-            </w:r>
-          </w:p>
-        </w:tc>
-        <w:tc>
-          <w:tcPr>
-            <w:tcW w:w="1774" w:type="dxa"/>
-          </w:tcPr>
-          <w:p>
-            <w:pPr>
-              <w:rPr>
-                <w:sz w:val="24"/>
-                <w:szCs w:val="24"/>
-                <w:lang w:val="ru-RU"/>
-              </w:rPr>
-            </w:pPr>
-            <w:r>
-              <w:rPr>
-                <w:sz w:val="24"/>
-                <w:szCs w:val="24"/>
-                <w:lang w:val="ru-RU"/>
-              </w:rPr>
-              <w:t>Выполнено</w:t>
-            </w:r>
-          </w:p>
-        </w:tc>
-      </w:tr>
-      <w:tr>
-        <w:tc>
-          <w:tcPr>
-            <w:tcW w:w="520" w:type="dxa"/>
-          </w:tcPr>
-          <w:p>
-            <w:pPr>
-              <w:pStyle w:val="a1"/>
-              <w:numPr>
-                <w:ilvl w:val="0"/>
-                <w:numId w:val="30"/>
-              </w:numPr>
-              <w:ind w:left="0" w:firstLine="0"/>
-              <w:rPr>
-                <w:sz w:val="24"/>
-                <w:szCs w:val="24"/>
-                <w:lang w:val="ru-RU"/>
-              </w:rPr>
-            </w:pPr>
-            <w:r>
-              <w:t>11</w:t>
-            </w:r>
-          </w:p>
-        </w:tc>
-        <w:tc>
-          <w:tcPr>
-            <w:tcW w:w="2459" w:type="dxa"/>
-          </w:tcPr>
-          <w:p>
-            <w:pPr>
-              <w:rPr>
-                <w:sz w:val="24"/>
-                <w:szCs w:val="24"/>
-                <w:lang w:val="ru-RU"/>
-              </w:rPr>
-            </w:pPr>
-            <w:r>
-              <w:rPr>
-                <w:sz w:val="24"/>
-                <w:szCs w:val="24"/>
-                <w:lang w:val="ru-RU"/>
-              </w:rPr>
-              <w:t>Поступления</w:t>
-            </w:r>
-          </w:p>
-        </w:tc>
-        <w:tc>
-          <w:tcPr>
-            <w:tcW w:w="2645" w:type="dxa"/>
-          </w:tcPr>
-          <w:p>
-            <w:pPr>
-              <w:rPr>
-                <w:sz w:val="24"/>
-                <w:szCs w:val="24"/>
-                <w:lang w:val="ru-RU"/>
-              </w:rPr>
-            </w:pPr>
-            <w:r>
-              <w:rPr>
-                <w:sz w:val="24"/>
-                <w:szCs w:val="24"/>
-                <w:lang w:val="ru-RU"/>
-              </w:rPr>
-              <w:t>Добавление позиции в поступление</w:t>
-            </w:r>
-          </w:p>
-        </w:tc>
-        <w:tc>
-          <w:tcPr>
-            <w:tcW w:w="2525" w:type="dxa"/>
-          </w:tcPr>
-          <w:p>
-            <w:pPr>
-              <w:rPr>
-                <w:sz w:val="24"/>
-                <w:szCs w:val="24"/>
-                <w:lang w:val="ru-RU"/>
-              </w:rPr>
-            </w:pPr>
-            <w:r>
-              <w:rPr>
-                <w:sz w:val="24"/>
-                <w:szCs w:val="24"/>
-                <w:lang w:val="ru-RU"/>
-              </w:rPr>
-              <w:t>Количество товара после сохранения увеличивается</w:t>
-            </w:r>
-          </w:p>
-        </w:tc>
-        <w:tc>
-          <w:tcPr>
-            <w:tcW w:w="1774" w:type="dxa"/>
-          </w:tcPr>
-          <w:p>
-            <w:pPr>
-              <w:rPr>
-                <w:sz w:val="24"/>
-                <w:szCs w:val="24"/>
-                <w:lang w:val="ru-RU"/>
-              </w:rPr>
-            </w:pPr>
-            <w:r>
-              <w:rPr>
-                <w:sz w:val="24"/>
-                <w:szCs w:val="24"/>
-                <w:lang w:val="ru-RU"/>
-              </w:rPr>
-              <w:t>Выполнено</w:t>
-            </w:r>
-          </w:p>
-        </w:tc>
-      </w:tr>
-    </w:tbl>
-    <w:p>
-      <w:pPr>
-        <w:rPr>
-          <w:lang w:val="ru-RU"/>
-        </w:rPr>
-      </w:pPr>
-      <w:r>
-        <w:rPr>
-          <w:lang w:val="ru-RU"/>
-        </w:rPr>
-        <w:t>Продолжение таблицы 3 – Сценарии тестирования складской системы</w:t>
-      </w:r>
-    </w:p>
-    <w:tbl>
-      <w:tblPr>
-        <w:tblStyle w:val="a6"/>
-        <w:tblW w:w="0" w:type="auto"/>
-        <w:tblInd w:w="137" w:type="dxa"/>
-        <w:tblLook w:val="04A0" w:firstRow="1" w:lastRow="0" w:firstColumn="1" w:lastColumn="0" w:noHBand="0" w:noVBand="1"/>
-      </w:tblPr>
-      <w:tblGrid>
-        <w:gridCol w:w="1064"/>
-        <w:gridCol w:w="2383"/>
-        <w:gridCol w:w="2547"/>
-        <w:gridCol w:w="2464"/>
-        <w:gridCol w:w="1742"/>
-      </w:tblGrid>
-      <w:tr>
-        <w:tc>
-          <w:tcPr>
-            <w:tcW w:w="520" w:type="dxa"/>
-          </w:tcPr>
-          <w:p>
-            <w:pPr>
-              <w:pStyle w:val="a1"/>
-              <w:ind w:left="0"/>
-              <w:rPr>
-                <w:sz w:val="24"/>
-                <w:szCs w:val="24"/>
-                <w:lang w:val="ru-RU"/>
-              </w:rPr>
-            </w:pPr>
-            <w:r>
-              <w:rPr>
-                <w:sz w:val="24"/>
-                <w:szCs w:val="24"/>
-                <w:lang w:val="ru-RU"/>
-              </w:rPr>
-              <w:t>№</w:t>
-            </w:r>
-          </w:p>
-        </w:tc>
-        <w:tc>
-          <w:tcPr>
-            <w:tcW w:w="2459" w:type="dxa"/>
-          </w:tcPr>
-          <w:p>
-            <w:pPr>
-              <w:rPr>
-                <w:sz w:val="24"/>
-                <w:szCs w:val="24"/>
-                <w:lang w:val="ru-RU"/>
-              </w:rPr>
-            </w:pPr>
-            <w:r>
-              <w:rPr>
-                <w:sz w:val="24"/>
-                <w:szCs w:val="24"/>
-                <w:lang w:val="ru-RU"/>
-              </w:rPr>
-              <w:t>Модуль</w:t>
-            </w:r>
-          </w:p>
-        </w:tc>
-        <w:tc>
-          <w:tcPr>
-            <w:tcW w:w="2645" w:type="dxa"/>
-          </w:tcPr>
-          <w:p>
-            <w:pPr>
-              <w:rPr>
-                <w:sz w:val="24"/>
-                <w:szCs w:val="24"/>
-                <w:lang w:val="ru-RU"/>
-              </w:rPr>
-            </w:pPr>
-            <w:r>
-              <w:rPr>
-                <w:sz w:val="24"/>
-                <w:szCs w:val="24"/>
-                <w:lang w:val="ru-RU"/>
-              </w:rPr>
-              <w:t>Действие</w:t>
-            </w:r>
-          </w:p>
-        </w:tc>
-        <w:tc>
-          <w:tcPr>
-            <w:tcW w:w="2525" w:type="dxa"/>
-          </w:tcPr>
-          <w:p>
-            <w:pPr>
-              <w:rPr>
-                <w:sz w:val="24"/>
-                <w:szCs w:val="24"/>
-                <w:lang w:val="ru-RU"/>
-              </w:rPr>
-            </w:pPr>
-            <w:r>
-              <w:rPr>
-                <w:sz w:val="24"/>
-                <w:szCs w:val="24"/>
-                <w:lang w:val="ru-RU"/>
-              </w:rPr>
-              <w:t>Ожидаемый результат</w:t>
-            </w:r>
-          </w:p>
-        </w:tc>
-        <w:tc>
-          <w:tcPr>
-            <w:tcW w:w="1774" w:type="dxa"/>
-          </w:tcPr>
-          <w:p>
-            <w:pPr>
-              <w:rPr>
-                <w:sz w:val="24"/>
-                <w:szCs w:val="24"/>
-                <w:lang w:val="ru-RU"/>
-              </w:rPr>
-            </w:pPr>
-            <w:r>
-              <w:rPr>
-                <w:sz w:val="24"/>
-                <w:szCs w:val="24"/>
-                <w:lang w:val="ru-RU"/>
-              </w:rPr>
-              <w:t>Статус</w:t>
-            </w:r>
-          </w:p>
-        </w:tc>
-      </w:tr>
-      <w:tr>
-        <w:tc>
-          <w:tcPr>
-            <w:tcW w:w="520" w:type="dxa"/>
-          </w:tcPr>
-          <w:p>
-            <w:pPr>
-              <w:pStyle w:val="a1"/>
-              <w:numPr>
-                <w:ilvl w:val="0"/>
-                <w:numId w:val="30"/>
-              </w:numPr>
-              <w:ind w:left="0" w:firstLine="0"/>
-              <w:rPr>
-                <w:sz w:val="24"/>
-                <w:szCs w:val="24"/>
-                <w:lang w:val="ru-RU"/>
-              </w:rPr>
-            </w:pPr>
-            <w:r>
-              <w:t>12</w:t>
-            </w:r>
-          </w:p>
-        </w:tc>
-        <w:tc>
-          <w:tcPr>
-            <w:tcW w:w="2459" w:type="dxa"/>
-          </w:tcPr>
-          <w:p>
-            <w:pPr>
-              <w:rPr>
-                <w:sz w:val="24"/>
-                <w:szCs w:val="24"/>
-                <w:lang w:val="ru-RU"/>
-              </w:rPr>
-            </w:pPr>
-            <w:r>
-              <w:rPr>
-                <w:sz w:val="24"/>
-                <w:szCs w:val="24"/>
-                <w:lang w:val="ru-RU"/>
-              </w:rPr>
-              <w:t>Отгрузки</w:t>
-            </w:r>
-          </w:p>
-        </w:tc>
-        <w:tc>
-          <w:tcPr>
-            <w:tcW w:w="2645" w:type="dxa"/>
-          </w:tcPr>
-          <w:p>
-            <w:pPr>
-              <w:rPr>
-                <w:sz w:val="24"/>
-                <w:szCs w:val="24"/>
-                <w:lang w:val="ru-RU"/>
-              </w:rPr>
-            </w:pPr>
-            <w:r>
-              <w:rPr>
-                <w:sz w:val="24"/>
-                <w:szCs w:val="24"/>
-                <w:lang w:val="ru-RU"/>
-              </w:rPr>
-              <w:t>Создание документа отгрузки</w:t>
-            </w:r>
-          </w:p>
-        </w:tc>
-        <w:tc>
-          <w:tcPr>
-            <w:tcW w:w="2525" w:type="dxa"/>
-          </w:tcPr>
-          <w:p>
-            <w:pPr>
-              <w:rPr>
-                <w:sz w:val="24"/>
-                <w:szCs w:val="24"/>
-                <w:lang w:val="ru-RU"/>
-              </w:rPr>
-            </w:pPr>
-            <w:r>
-              <w:rPr>
-                <w:sz w:val="24"/>
-                <w:szCs w:val="24"/>
-                <w:lang w:val="ru-RU"/>
-              </w:rPr>
-              <w:t>Документ создается для списания товара</w:t>
-            </w:r>
-          </w:p>
-        </w:tc>
-        <w:tc>
-          <w:tcPr>
-            <w:tcW w:w="1774" w:type="dxa"/>
-          </w:tcPr>
-          <w:p>
-            <w:pPr>
-              <w:rPr>
-                <w:sz w:val="24"/>
-                <w:szCs w:val="24"/>
-                <w:lang w:val="ru-RU"/>
-              </w:rPr>
-            </w:pPr>
-            <w:r>
-              <w:rPr>
-                <w:sz w:val="24"/>
-                <w:szCs w:val="24"/>
-                <w:lang w:val="ru-RU"/>
-              </w:rPr>
-              <w:t>Выполнено</w:t>
-            </w:r>
-          </w:p>
-        </w:tc>
-      </w:tr>
-      <w:tr>
-        <w:tc>
-          <w:tcPr>
-            <w:tcW w:w="520" w:type="dxa"/>
-          </w:tcPr>
-          <w:p>
-            <w:pPr>
-              <w:pStyle w:val="a1"/>
-              <w:numPr>
-                <w:ilvl w:val="0"/>
-                <w:numId w:val="30"/>
-              </w:numPr>
-              <w:ind w:left="0" w:firstLine="0"/>
-              <w:rPr>
-                <w:sz w:val="24"/>
-                <w:szCs w:val="24"/>
-                <w:lang w:val="ru-RU"/>
-              </w:rPr>
-            </w:pPr>
-            <w:r>
-              <w:t>13</w:t>
-            </w:r>
-          </w:p>
-        </w:tc>
-        <w:tc>
-          <w:tcPr>
-            <w:tcW w:w="2459" w:type="dxa"/>
-          </w:tcPr>
-          <w:p>
-            <w:pPr>
-              <w:rPr>
-                <w:sz w:val="24"/>
-                <w:szCs w:val="24"/>
-                <w:lang w:val="ru-RU"/>
-              </w:rPr>
-            </w:pPr>
-            <w:r>
-              <w:rPr>
-                <w:sz w:val="24"/>
-                <w:szCs w:val="24"/>
-                <w:lang w:val="ru-RU"/>
-              </w:rPr>
-              <w:t>Отгрузки</w:t>
-            </w:r>
-          </w:p>
-        </w:tc>
-        <w:tc>
-          <w:tcPr>
-            <w:tcW w:w="2645" w:type="dxa"/>
-          </w:tcPr>
-          <w:p>
-            <w:pPr>
-              <w:rPr>
-                <w:sz w:val="24"/>
-                <w:szCs w:val="24"/>
-                <w:lang w:val="ru-RU"/>
-              </w:rPr>
-            </w:pPr>
-            <w:r>
-              <w:rPr>
-                <w:sz w:val="24"/>
-                <w:szCs w:val="24"/>
-                <w:lang w:val="ru-RU"/>
-              </w:rPr>
-              <w:t>Добавление позиции в отгрузку</w:t>
-            </w:r>
-          </w:p>
-        </w:tc>
-        <w:tc>
-          <w:tcPr>
-            <w:tcW w:w="2525" w:type="dxa"/>
-          </w:tcPr>
-          <w:p>
-            <w:pPr>
-              <w:rPr>
-                <w:sz w:val="24"/>
-                <w:szCs w:val="24"/>
-                <w:lang w:val="ru-RU"/>
-              </w:rPr>
-            </w:pPr>
-            <w:r>
-              <w:rPr>
-                <w:sz w:val="24"/>
-                <w:szCs w:val="24"/>
-                <w:lang w:val="ru-RU"/>
-              </w:rPr>
-              <w:t>Количество товара после сохранения уменьшается</w:t>
-            </w:r>
-          </w:p>
-        </w:tc>
-        <w:tc>
-          <w:tcPr>
-            <w:tcW w:w="1774" w:type="dxa"/>
-          </w:tcPr>
-          <w:p>
-            <w:pPr>
-              <w:rPr>
-                <w:sz w:val="24"/>
-                <w:szCs w:val="24"/>
-                <w:lang w:val="ru-RU"/>
-              </w:rPr>
-            </w:pPr>
-            <w:r>
-              <w:rPr>
-                <w:sz w:val="24"/>
-                <w:szCs w:val="24"/>
-                <w:lang w:val="ru-RU"/>
-              </w:rPr>
-              <w:t>Выполнено</w:t>
-            </w:r>
-          </w:p>
-        </w:tc>
-      </w:tr>
-      <w:tr>
-        <w:tc>
-          <w:tcPr>
-            <w:tcW w:w="520" w:type="dxa"/>
-          </w:tcPr>
-          <w:p>
-            <w:pPr>
-              <w:pStyle w:val="a1"/>
-              <w:numPr>
-                <w:ilvl w:val="0"/>
-                <w:numId w:val="30"/>
-              </w:numPr>
-              <w:ind w:left="0" w:firstLine="0"/>
-              <w:rPr>
-                <w:sz w:val="24"/>
-                <w:szCs w:val="24"/>
-                <w:lang w:val="ru-RU"/>
-              </w:rPr>
-            </w:pPr>
-            <w:r>
-              <w:t>14</w:t>
-            </w:r>
-          </w:p>
-        </w:tc>
-        <w:tc>
-          <w:tcPr>
-            <w:tcW w:w="2459" w:type="dxa"/>
-          </w:tcPr>
-          <w:p>
-            <w:pPr>
-              <w:rPr>
-                <w:sz w:val="24"/>
-                <w:szCs w:val="24"/>
-                <w:lang w:val="ru-RU"/>
-              </w:rPr>
-            </w:pPr>
-            <w:r>
-              <w:rPr>
-                <w:sz w:val="24"/>
-                <w:szCs w:val="24"/>
-                <w:lang w:val="ru-RU"/>
-              </w:rPr>
-              <w:t>Отгрузки</w:t>
-            </w:r>
-          </w:p>
-        </w:tc>
-        <w:tc>
-          <w:tcPr>
-            <w:tcW w:w="2645" w:type="dxa"/>
-          </w:tcPr>
-          <w:p>
-            <w:pPr>
-              <w:rPr>
-                <w:sz w:val="24"/>
-                <w:szCs w:val="24"/>
-                <w:lang w:val="ru-RU"/>
-              </w:rPr>
-            </w:pPr>
-            <w:r>
-              <w:rPr>
-                <w:sz w:val="24"/>
-                <w:szCs w:val="24"/>
-                <w:lang w:val="ru-RU"/>
-              </w:rPr>
-              <w:t>Попытка отгрузить больше доступного остатка</w:t>
-            </w:r>
-          </w:p>
-        </w:tc>
-        <w:tc>
-          <w:tcPr>
-            <w:tcW w:w="2525" w:type="dxa"/>
-          </w:tcPr>
-          <w:p>
-            <w:pPr>
-              <w:rPr>
-                <w:sz w:val="24"/>
-                <w:szCs w:val="24"/>
-                <w:lang w:val="ru-RU"/>
-              </w:rPr>
-            </w:pPr>
-            <w:r>
-              <w:rPr>
-                <w:sz w:val="24"/>
-                <w:szCs w:val="24"/>
-                <w:lang w:val="ru-RU"/>
-              </w:rPr>
-              <w:t>Операция блокируется, остаток не меняется</w:t>
-            </w:r>
-          </w:p>
-        </w:tc>
-        <w:tc>
-          <w:tcPr>
-            <w:tcW w:w="1774" w:type="dxa"/>
-          </w:tcPr>
-          <w:p>
-            <w:pPr>
-              <w:rPr>
-                <w:sz w:val="24"/>
-                <w:szCs w:val="24"/>
-                <w:lang w:val="ru-RU"/>
-              </w:rPr>
-            </w:pPr>
-            <w:r>
-              <w:rPr>
-                <w:sz w:val="24"/>
-                <w:szCs w:val="24"/>
-                <w:lang w:val="ru-RU"/>
-              </w:rPr>
-              <w:t>Выполнено</w:t>
-            </w:r>
-          </w:p>
-        </w:tc>
-      </w:tr>
-      <w:tr>
-        <w:tc>
-          <w:tcPr>
-            <w:tcW w:w="520" w:type="dxa"/>
-          </w:tcPr>
-          <w:p>
-            <w:pPr>
-              <w:pStyle w:val="a1"/>
-              <w:numPr>
-                <w:ilvl w:val="0"/>
-                <w:numId w:val="30"/>
-              </w:numPr>
-              <w:ind w:left="0" w:firstLine="0"/>
-              <w:rPr>
-                <w:sz w:val="24"/>
-                <w:szCs w:val="24"/>
-                <w:lang w:val="ru-RU"/>
-              </w:rPr>
-            </w:pPr>
-            <w:r>
-              <w:t>15</w:t>
-            </w:r>
-          </w:p>
-        </w:tc>
-        <w:tc>
-          <w:tcPr>
-            <w:tcW w:w="2459" w:type="dxa"/>
-          </w:tcPr>
-          <w:p>
-            <w:pPr>
-              <w:rPr>
-                <w:sz w:val="24"/>
-                <w:szCs w:val="24"/>
-                <w:lang w:val="ru-RU"/>
-              </w:rPr>
-            </w:pPr>
-            <w:r>
-              <w:rPr>
-                <w:sz w:val="24"/>
-                <w:szCs w:val="24"/>
-                <w:lang w:val="ru-RU"/>
-              </w:rPr>
-              <w:t>Остатки</w:t>
-            </w:r>
-          </w:p>
-        </w:tc>
-        <w:tc>
-          <w:tcPr>
-            <w:tcW w:w="2645" w:type="dxa"/>
-          </w:tcPr>
-          <w:p>
-            <w:pPr>
-              <w:rPr>
-                <w:sz w:val="24"/>
-                <w:szCs w:val="24"/>
-                <w:lang w:val="ru-RU"/>
-              </w:rPr>
-            </w:pPr>
-            <w:r>
-              <w:rPr>
-                <w:sz w:val="24"/>
-                <w:szCs w:val="24"/>
-                <w:lang w:val="ru-RU"/>
-              </w:rPr>
-              <w:t>Проверка изменения остатка после операций</w:t>
-            </w:r>
-          </w:p>
-        </w:tc>
-        <w:tc>
-          <w:tcPr>
-            <w:tcW w:w="2525" w:type="dxa"/>
-          </w:tcPr>
-          <w:p>
-            <w:pPr>
-              <w:rPr>
-                <w:sz w:val="24"/>
-                <w:szCs w:val="24"/>
-                <w:lang w:val="ru-RU"/>
-              </w:rPr>
-            </w:pPr>
-            <w:r>
-              <w:rPr>
-                <w:sz w:val="24"/>
-                <w:szCs w:val="24"/>
-                <w:lang w:val="ru-RU"/>
-              </w:rPr>
-              <w:t>Остаток совпадает с поступлениями и отгрузками</w:t>
-            </w:r>
-          </w:p>
-        </w:tc>
-        <w:tc>
-          <w:tcPr>
-            <w:tcW w:w="1774" w:type="dxa"/>
-          </w:tcPr>
-          <w:p>
-            <w:pPr>
-              <w:rPr>
-                <w:sz w:val="24"/>
-                <w:szCs w:val="24"/>
-                <w:lang w:val="ru-RU"/>
-              </w:rPr>
-            </w:pPr>
-            <w:r>
-              <w:rPr>
-                <w:sz w:val="24"/>
-                <w:szCs w:val="24"/>
-                <w:lang w:val="ru-RU"/>
-              </w:rPr>
-              <w:t>Выполнено</w:t>
-            </w:r>
-          </w:p>
-        </w:tc>
-      </w:tr>
-      <w:tr>
-        <w:tc>
-          <w:tcPr>
-            <w:tcW w:w="520" w:type="dxa"/>
-          </w:tcPr>
-          <w:p>
-            <w:pPr>
-              <w:pStyle w:val="a1"/>
-              <w:numPr>
-                <w:ilvl w:val="0"/>
-                <w:numId w:val="30"/>
-              </w:numPr>
-              <w:ind w:left="0" w:firstLine="0"/>
-              <w:rPr>
-                <w:sz w:val="24"/>
-                <w:szCs w:val="24"/>
-                <w:lang w:val="ru-RU"/>
-              </w:rPr>
-            </w:pPr>
-            <w:r>
-              <w:t>16</w:t>
-            </w:r>
-          </w:p>
-        </w:tc>
-        <w:tc>
-          <w:tcPr>
-            <w:tcW w:w="2459" w:type="dxa"/>
-          </w:tcPr>
-          <w:p>
-            <w:pPr>
-              <w:rPr>
-                <w:sz w:val="24"/>
-                <w:szCs w:val="24"/>
-                <w:lang w:val="ru-RU"/>
-              </w:rPr>
-            </w:pPr>
-            <w:r>
-              <w:rPr>
-                <w:sz w:val="24"/>
-                <w:szCs w:val="24"/>
-                <w:lang w:val="ru-RU"/>
-              </w:rPr>
-              <w:t>База данных</w:t>
-            </w:r>
-          </w:p>
-        </w:tc>
-        <w:tc>
-          <w:tcPr>
-            <w:tcW w:w="2645" w:type="dxa"/>
-          </w:tcPr>
-          <w:p>
-            <w:pPr>
-              <w:rPr>
-                <w:sz w:val="24"/>
-                <w:szCs w:val="24"/>
-                <w:lang w:val="ru-RU"/>
-              </w:rPr>
-            </w:pPr>
-            <w:r>
-              <w:rPr>
-                <w:sz w:val="24"/>
-                <w:szCs w:val="24"/>
-                <w:lang w:val="ru-RU"/>
-              </w:rPr>
-              <w:t>Перезапуск приложения после сохранения данных</w:t>
-            </w:r>
-          </w:p>
-        </w:tc>
-        <w:tc>
-          <w:tcPr>
-            <w:tcW w:w="2525" w:type="dxa"/>
-          </w:tcPr>
-          <w:p>
-            <w:pPr>
-              <w:rPr>
-                <w:sz w:val="24"/>
-                <w:szCs w:val="24"/>
-                <w:lang w:val="ru-RU"/>
-              </w:rPr>
-            </w:pPr>
-            <w:r>
-              <w:rPr>
-                <w:sz w:val="24"/>
-                <w:szCs w:val="24"/>
-                <w:lang w:val="ru-RU"/>
-              </w:rPr>
-              <w:t>Сохраненные записи доступны после повторного открытия</w:t>
-            </w:r>
-          </w:p>
-        </w:tc>
-        <w:tc>
-          <w:tcPr>
-            <w:tcW w:w="1774" w:type="dxa"/>
-          </w:tcPr>
-          <w:p>
-            <w:pPr>
-              <w:rPr>
-                <w:sz w:val="24"/>
-                <w:szCs w:val="24"/>
-                <w:lang w:val="ru-RU"/>
-              </w:rPr>
-            </w:pPr>
-            <w:r>
-              <w:rPr>
-                <w:sz w:val="24"/>
-                <w:szCs w:val="24"/>
-                <w:lang w:val="ru-RU"/>
-              </w:rPr>
-              <w:t>Выполнено</w:t>
-            </w:r>
-          </w:p>
-        </w:tc>
-      </w:tr>
-      <w:tr>
-        <w:tc>
-          <w:tcPr>
-            <w:tcW w:w="520" w:type="dxa"/>
-          </w:tcPr>
-          <w:p>
-            <w:pPr>
-              <w:pStyle w:val="a1"/>
-              <w:numPr>
-                <w:ilvl w:val="0"/>
-                <w:numId w:val="30"/>
-              </w:numPr>
-              <w:ind w:left="0" w:firstLine="0"/>
-              <w:rPr>
-                <w:sz w:val="24"/>
-                <w:szCs w:val="24"/>
-                <w:lang w:val="ru-RU"/>
-              </w:rPr>
-            </w:pPr>
-            <w:r>
-              <w:t>17</w:t>
-            </w:r>
-          </w:p>
-        </w:tc>
-        <w:tc>
-          <w:tcPr>
-            <w:tcW w:w="2459" w:type="dxa"/>
-          </w:tcPr>
-          <w:p>
-            <w:pPr>
-              <w:rPr>
-                <w:sz w:val="24"/>
-                <w:szCs w:val="24"/>
-                <w:lang w:val="ru-RU"/>
-              </w:rPr>
-            </w:pPr>
-            <w:r>
-              <w:rPr>
-                <w:sz w:val="24"/>
-                <w:szCs w:val="24"/>
-                <w:lang w:val="ru-RU"/>
-              </w:rPr>
-              <w:t>Навигация</w:t>
-            </w:r>
-          </w:p>
-        </w:tc>
-        <w:tc>
-          <w:tcPr>
-            <w:tcW w:w="2645" w:type="dxa"/>
-          </w:tcPr>
-          <w:p>
-            <w:pPr>
-              <w:rPr>
-                <w:sz w:val="24"/>
-                <w:szCs w:val="24"/>
-                <w:lang w:val="ru-RU"/>
-              </w:rPr>
-            </w:pPr>
-            <w:r>
-              <w:rPr>
-                <w:sz w:val="24"/>
-                <w:szCs w:val="24"/>
-                <w:lang w:val="ru-RU"/>
-              </w:rPr>
-              <w:t>Переход между разделами меню</w:t>
-            </w:r>
-          </w:p>
-        </w:tc>
-        <w:tc>
-          <w:tcPr>
-            <w:tcW w:w="2525" w:type="dxa"/>
-          </w:tcPr>
-          <w:p>
-            <w:pPr>
-              <w:rPr>
-                <w:sz w:val="24"/>
-                <w:szCs w:val="24"/>
-                <w:lang w:val="ru-RU"/>
-              </w:rPr>
-            </w:pPr>
-            <w:r>
-              <w:rPr>
-                <w:sz w:val="24"/>
-                <w:szCs w:val="24"/>
-                <w:lang w:val="ru-RU"/>
-              </w:rPr>
-              <w:t>Страницы открываются без ошибок</w:t>
-            </w:r>
-          </w:p>
-        </w:tc>
-        <w:tc>
-          <w:tcPr>
-            <w:tcW w:w="1774" w:type="dxa"/>
-          </w:tcPr>
-          <w:p>
-            <w:pPr>
-              <w:rPr>
-                <w:sz w:val="24"/>
-                <w:szCs w:val="24"/>
-                <w:lang w:val="ru-RU"/>
-              </w:rPr>
-            </w:pPr>
-            <w:r>
-              <w:rPr>
-                <w:sz w:val="24"/>
-                <w:szCs w:val="24"/>
-                <w:lang w:val="ru-RU"/>
-              </w:rPr>
-              <w:t>Выполнено</w:t>
-            </w:r>
-          </w:p>
-        </w:tc>
-      </w:tr>
-      <w:tr>
-        <w:tc>
-          <w:tcPr>
-            <w:tcW w:w="520" w:type="dxa"/>
-          </w:tcPr>
-          <w:p>
-            <w:pPr>
-              <w:pStyle w:val="a1"/>
-              <w:numPr>
-                <w:ilvl w:val="0"/>
-                <w:numId w:val="30"/>
-              </w:numPr>
-              <w:ind w:left="0" w:firstLine="0"/>
-              <w:rPr>
-                <w:sz w:val="24"/>
-                <w:szCs w:val="24"/>
-                <w:lang w:val="ru-RU"/>
-              </w:rPr>
-            </w:pPr>
-            <w:r>
-              <w:t>18</w:t>
-            </w:r>
-          </w:p>
-        </w:tc>
-        <w:tc>
-          <w:tcPr>
-            <w:tcW w:w="2459" w:type="dxa"/>
-          </w:tcPr>
-          <w:p>
-            <w:pPr>
-              <w:rPr>
-                <w:sz w:val="24"/>
-                <w:szCs w:val="24"/>
-                <w:lang w:val="ru-RU"/>
-              </w:rPr>
-            </w:pPr>
-            <w:r>
-              <w:rPr>
-                <w:sz w:val="24"/>
-                <w:szCs w:val="24"/>
-                <w:lang w:val="ru-RU"/>
-              </w:rPr>
-              <w:t>Валидация</w:t>
-            </w:r>
-          </w:p>
-        </w:tc>
-        <w:tc>
-          <w:tcPr>
-            <w:tcW w:w="2645" w:type="dxa"/>
-          </w:tcPr>
-          <w:p>
-            <w:pPr>
-              <w:rPr>
-                <w:sz w:val="24"/>
-                <w:szCs w:val="24"/>
-                <w:lang w:val="ru-RU"/>
-              </w:rPr>
-            </w:pPr>
-            <w:r>
-              <w:rPr>
-                <w:sz w:val="24"/>
-                <w:szCs w:val="24"/>
-                <w:lang w:val="ru-RU"/>
-              </w:rPr>
-              <w:t>Сохранение товара с неполными данными</w:t>
-            </w:r>
-          </w:p>
-        </w:tc>
-        <w:tc>
-          <w:tcPr>
-            <w:tcW w:w="2525" w:type="dxa"/>
-          </w:tcPr>
-          <w:p>
-            <w:pPr>
-              <w:rPr>
-                <w:sz w:val="24"/>
-                <w:szCs w:val="24"/>
-                <w:lang w:val="ru-RU"/>
-              </w:rPr>
-            </w:pPr>
-            <w:r>
-              <w:rPr>
-                <w:sz w:val="24"/>
-                <w:szCs w:val="24"/>
-                <w:lang w:val="ru-RU"/>
-              </w:rPr>
-              <w:t>Система не сохраняет некорректную запись</w:t>
-            </w:r>
-          </w:p>
-        </w:tc>
-        <w:tc>
-          <w:tcPr>
-            <w:tcW w:w="1774" w:type="dxa"/>
-          </w:tcPr>
-          <w:p>
-            <w:pPr>
-              <w:rPr>
-                <w:sz w:val="24"/>
-                <w:szCs w:val="24"/>
-                <w:lang w:val="ru-RU"/>
-              </w:rPr>
-            </w:pPr>
-            <w:r>
-              <w:rPr>
-                <w:sz w:val="24"/>
-                <w:szCs w:val="24"/>
-                <w:lang w:val="ru-RU"/>
-              </w:rPr>
-              <w:t>Выполнено</w:t>
-            </w:r>
-          </w:p>
-        </w:tc>
-      </w:tr>
-      <w:tr>
-        <w:tc>
-          <w:tcPr>
-            <w:tcW w:w="520" w:type="dxa"/>
-          </w:tcPr>
-          <w:p>
-            <w:pPr>
-              <w:pStyle w:val="a1"/>
-              <w:numPr>
-                <w:ilvl w:val="0"/>
-                <w:numId w:val="30"/>
-              </w:numPr>
-              <w:ind w:left="0" w:firstLine="0"/>
-              <w:rPr>
-                <w:sz w:val="24"/>
-                <w:szCs w:val="24"/>
-                <w:lang w:val="ru-RU"/>
-              </w:rPr>
-            </w:pPr>
-            <w:r>
-              <w:t>19</w:t>
-            </w:r>
-          </w:p>
-        </w:tc>
-        <w:tc>
-          <w:tcPr>
-            <w:tcW w:w="2459" w:type="dxa"/>
-          </w:tcPr>
-          <w:p>
-            <w:pPr>
-              <w:rPr>
-                <w:sz w:val="24"/>
-                <w:szCs w:val="24"/>
-                <w:lang w:val="ru-RU"/>
-              </w:rPr>
-            </w:pPr>
-            <w:r>
-              <w:rPr>
-                <w:sz w:val="24"/>
-                <w:szCs w:val="24"/>
-                <w:lang w:val="ru-RU"/>
-              </w:rPr>
-              <w:t>Документы</w:t>
-            </w:r>
-          </w:p>
-        </w:tc>
-        <w:tc>
-          <w:tcPr>
-            <w:tcW w:w="2645" w:type="dxa"/>
-          </w:tcPr>
-          <w:p>
-            <w:pPr>
-              <w:rPr>
-                <w:sz w:val="24"/>
-                <w:szCs w:val="24"/>
-                <w:lang w:val="ru-RU"/>
-              </w:rPr>
-            </w:pPr>
-            <w:r>
-              <w:rPr>
-                <w:sz w:val="24"/>
-                <w:szCs w:val="24"/>
-                <w:lang w:val="ru-RU"/>
-              </w:rPr>
-              <w:t>Проверка связи документа и позиций</w:t>
-            </w:r>
-          </w:p>
-        </w:tc>
-        <w:tc>
-          <w:tcPr>
-            <w:tcW w:w="2525" w:type="dxa"/>
-          </w:tcPr>
-          <w:p>
-            <w:pPr>
-              <w:rPr>
-                <w:sz w:val="24"/>
-                <w:szCs w:val="24"/>
-                <w:lang w:val="ru-RU"/>
-              </w:rPr>
-            </w:pPr>
-            <w:r>
-              <w:rPr>
-                <w:sz w:val="24"/>
-                <w:szCs w:val="24"/>
-                <w:lang w:val="ru-RU"/>
-              </w:rPr>
-              <w:t>Позиции связаны с нужным складским документом</w:t>
-            </w:r>
-          </w:p>
-        </w:tc>
-        <w:tc>
-          <w:tcPr>
-            <w:tcW w:w="1774" w:type="dxa"/>
-          </w:tcPr>
-          <w:p>
-            <w:pPr>
-              <w:rPr>
-                <w:sz w:val="24"/>
-                <w:szCs w:val="24"/>
-                <w:lang w:val="ru-RU"/>
-              </w:rPr>
-            </w:pPr>
-            <w:r>
-              <w:rPr>
-                <w:sz w:val="24"/>
-                <w:szCs w:val="24"/>
-                <w:lang w:val="ru-RU"/>
-              </w:rPr>
-              <w:t>Выполнено</w:t>
-            </w:r>
-          </w:p>
-        </w:tc>
-      </w:tr>
-      <w:tr>
-        <w:tc>
-          <w:tcPr>
-            <w:tcW w:w="520" w:type="dxa"/>
-          </w:tcPr>
-          <w:p>
-            <w:pPr>
-              <w:pStyle w:val="a1"/>
-              <w:numPr>
-                <w:ilvl w:val="0"/>
-                <w:numId w:val="30"/>
-              </w:numPr>
-              <w:ind w:left="0" w:firstLine="0"/>
-              <w:rPr>
-                <w:sz w:val="24"/>
-                <w:szCs w:val="24"/>
-                <w:lang w:val="ru-RU"/>
-              </w:rPr>
-            </w:pPr>
-            <w:r>
-              <w:t>20</w:t>
-            </w:r>
-          </w:p>
-        </w:tc>
-        <w:tc>
-          <w:tcPr>
-            <w:tcW w:w="2459" w:type="dxa"/>
-          </w:tcPr>
-          <w:p>
-            <w:pPr>
-              <w:rPr>
-                <w:sz w:val="24"/>
-                <w:szCs w:val="24"/>
-                <w:lang w:val="ru-RU"/>
-              </w:rPr>
-            </w:pPr>
-            <w:r>
-              <w:rPr>
-                <w:sz w:val="24"/>
-                <w:szCs w:val="24"/>
-                <w:lang w:val="ru-RU"/>
-              </w:rPr>
-              <w:t>Панель мониторинга</w:t>
-            </w:r>
-          </w:p>
-        </w:tc>
-        <w:tc>
-          <w:tcPr>
-            <w:tcW w:w="2645" w:type="dxa"/>
-          </w:tcPr>
-          <w:p>
-            <w:pPr>
-              <w:rPr>
-                <w:sz w:val="24"/>
-                <w:szCs w:val="24"/>
-                <w:lang w:val="ru-RU"/>
-              </w:rPr>
-            </w:pPr>
-            <w:r>
-              <w:rPr>
-                <w:sz w:val="24"/>
-                <w:szCs w:val="24"/>
-                <w:lang w:val="ru-RU"/>
-              </w:rPr>
-              <w:t>Проверка обновления показателей</w:t>
-            </w:r>
-          </w:p>
-        </w:tc>
-        <w:tc>
-          <w:tcPr>
-            <w:tcW w:w="2525" w:type="dxa"/>
-          </w:tcPr>
-          <w:p>
-            <w:pPr>
-              <w:rPr>
-                <w:sz w:val="24"/>
-                <w:szCs w:val="24"/>
-                <w:lang w:val="ru-RU"/>
-              </w:rPr>
-            </w:pPr>
-            <w:r>
-              <w:rPr>
-                <w:sz w:val="24"/>
-                <w:szCs w:val="24"/>
-                <w:lang w:val="ru-RU"/>
-              </w:rPr>
-              <w:t>Сводные значения меняются после складских операций</w:t>
-            </w:r>
-          </w:p>
-        </w:tc>
-        <w:tc>
-          <w:tcPr>
-            <w:tcW w:w="1774" w:type="dxa"/>
-          </w:tcPr>
-          <w:p>
-            <w:pPr>
-              <w:rPr>
-                <w:sz w:val="24"/>
-                <w:szCs w:val="24"/>
-                <w:lang w:val="ru-RU"/>
-              </w:rPr>
-            </w:pPr>
-            <w:r>
-              <w:rPr>
-                <w:sz w:val="24"/>
-                <w:szCs w:val="24"/>
-                <w:lang w:val="ru-RU"/>
-              </w:rPr>
-              <w:t>Выполнено</w:t>
             </w:r>
           </w:p>
         </w:tc>
@@ -10512,6 +8242,14 @@
                 <w:lang w:val="ru-RU"/>
               </w:rPr>
             </w:pPr>
+            <w:r>
+              <w:rPr>
+                <w:sz w:val="24"/>
+                <w:szCs w:val="24"/>
+                <w:lang w:val="ru-RU"/>
+              </w:rPr>
+              <w:t>Главная панель</w:t>
+            </w:r>
           </w:p>
         </w:tc>
         <w:tc>
@@ -10526,6 +8264,14 @@
                 <w:lang w:val="ru-RU"/>
               </w:rPr>
             </w:pPr>
+            <w:r>
+              <w:rPr>
+                <w:sz w:val="24"/>
+                <w:szCs w:val="24"/>
+                <w:lang w:val="ru-RU"/>
+              </w:rPr>
+              <w:t>Открытие главной страницы</w:t>
+            </w:r>
           </w:p>
         </w:tc>
         <w:tc>
@@ -10540,6 +8286,14 @@
                 <w:lang w:val="ru-RU"/>
               </w:rPr>
             </w:pPr>
+            <w:r>
+              <w:rPr>
+                <w:sz w:val="24"/>
+                <w:szCs w:val="24"/>
+                <w:lang w:val="ru-RU"/>
+              </w:rPr>
+              <w:t>Отображаются основные показатели склада</w:t>
+            </w:r>
           </w:p>
         </w:tc>
         <w:tc>
@@ -10554,10 +8308,2116 @@
                 <w:lang w:val="ru-RU"/>
               </w:rPr>
             </w:pPr>
+            <w:r>
+              <w:rPr>
+                <w:sz w:val="24"/>
+                <w:szCs w:val="24"/>
+                <w:lang w:val="ru-RU"/>
+              </w:rPr>
+              <w:t>Выполнено</w:t>
+            </w:r>
+          </w:p>
+        </w:tc>
+      </w:tr>
+      <w:tr>
+        <w:tc>
+          <w:tcPr>
+            <w:tcW w:w="520" w:type="dxa"/>
+          </w:tcPr>
+          <w:p>
+            <w:pPr>
+              <w:pStyle w:val="a1"/>
+              <w:numPr>
+                <w:ilvl w:val="0"/>
+                <w:numId w:val="30"/>
+              </w:numPr>
+              <w:ind w:left="0" w:firstLine="0"/>
+              <w:rPr>
+                <w:sz w:val="24"/>
+                <w:szCs w:val="24"/>
+                <w:lang w:val="ru-RU"/>
+              </w:rPr>
+            </w:pPr>
+          </w:p>
+        </w:tc>
+        <w:tc>
+          <w:tcPr>
+            <w:tcW w:w="2459" w:type="dxa"/>
+          </w:tcPr>
+          <w:p>
+            <w:pPr>
+              <w:rPr>
+                <w:sz w:val="24"/>
+                <w:szCs w:val="24"/>
+                <w:lang w:val="ru-RU"/>
+              </w:rPr>
+            </w:pPr>
+            <w:r>
+              <w:rPr>
+                <w:sz w:val="24"/>
+                <w:szCs w:val="24"/>
+                <w:lang w:val="ru-RU"/>
+              </w:rPr>
+              <w:t>Пользователи</w:t>
+            </w:r>
+          </w:p>
+        </w:tc>
+        <w:tc>
+          <w:tcPr>
+            <w:tcW w:w="2645" w:type="dxa"/>
+          </w:tcPr>
+          <w:p>
+            <w:pPr>
+              <w:rPr>
+                <w:sz w:val="24"/>
+                <w:szCs w:val="24"/>
+                <w:lang w:val="ru-RU"/>
+              </w:rPr>
+            </w:pPr>
+            <w:r>
+              <w:rPr>
+                <w:sz w:val="24"/>
+                <w:szCs w:val="24"/>
+                <w:lang w:val="ru-RU"/>
+              </w:rPr>
+              <w:t>Переключение текущего пользователя</w:t>
+            </w:r>
+          </w:p>
+        </w:tc>
+        <w:tc>
+          <w:tcPr>
+            <w:tcW w:w="2525" w:type="dxa"/>
+          </w:tcPr>
+          <w:p>
+            <w:pPr>
+              <w:rPr>
+                <w:sz w:val="24"/>
+                <w:szCs w:val="24"/>
+                <w:lang w:val="ru-RU"/>
+              </w:rPr>
+            </w:pPr>
+            <w:r>
+              <w:rPr>
+                <w:sz w:val="24"/>
+                <w:szCs w:val="24"/>
+                <w:lang w:val="ru-RU"/>
+              </w:rPr>
+              <w:t>Интерфейс работает от имени выбранного пользователя</w:t>
+            </w:r>
+          </w:p>
+        </w:tc>
+        <w:tc>
+          <w:tcPr>
+            <w:tcW w:w="1774" w:type="dxa"/>
+          </w:tcPr>
+          <w:p>
+            <w:pPr>
+              <w:rPr>
+                <w:sz w:val="24"/>
+                <w:szCs w:val="24"/>
+                <w:lang w:val="ru-RU"/>
+              </w:rPr>
+            </w:pPr>
+            <w:r>
+              <w:rPr>
+                <w:sz w:val="24"/>
+                <w:szCs w:val="24"/>
+                <w:lang w:val="ru-RU"/>
+              </w:rPr>
+              <w:t>Выполнено</w:t>
+            </w:r>
+          </w:p>
+        </w:tc>
+      </w:tr>
+      <w:tr>
+        <w:tc>
+          <w:tcPr>
+            <w:tcW w:w="520" w:type="dxa"/>
+          </w:tcPr>
+          <w:p>
+            <w:pPr>
+              <w:pStyle w:val="a1"/>
+              <w:numPr>
+                <w:ilvl w:val="0"/>
+                <w:numId w:val="30"/>
+              </w:numPr>
+              <w:ind w:left="0" w:firstLine="0"/>
+              <w:rPr>
+                <w:sz w:val="24"/>
+                <w:szCs w:val="24"/>
+                <w:lang w:val="ru-RU"/>
+              </w:rPr>
+            </w:pPr>
+          </w:p>
+        </w:tc>
+        <w:tc>
+          <w:tcPr>
+            <w:tcW w:w="2459" w:type="dxa"/>
+          </w:tcPr>
+          <w:p>
+            <w:pPr>
+              <w:rPr>
+                <w:sz w:val="24"/>
+                <w:szCs w:val="24"/>
+                <w:lang w:val="ru-RU"/>
+              </w:rPr>
+            </w:pPr>
+            <w:r>
+              <w:rPr>
+                <w:sz w:val="24"/>
+                <w:szCs w:val="24"/>
+                <w:lang w:val="ru-RU"/>
+              </w:rPr>
+              <w:t>Товары</w:t>
+            </w:r>
+          </w:p>
+        </w:tc>
+        <w:tc>
+          <w:tcPr>
+            <w:tcW w:w="2645" w:type="dxa"/>
+          </w:tcPr>
+          <w:p>
+            <w:pPr>
+              <w:rPr>
+                <w:sz w:val="24"/>
+                <w:szCs w:val="24"/>
+                <w:lang w:val="ru-RU"/>
+              </w:rPr>
+            </w:pPr>
+            <w:r>
+              <w:rPr>
+                <w:sz w:val="24"/>
+                <w:szCs w:val="24"/>
+                <w:lang w:val="ru-RU"/>
+              </w:rPr>
+              <w:t>Просмотр списка товаров</w:t>
+            </w:r>
+          </w:p>
+        </w:tc>
+        <w:tc>
+          <w:tcPr>
+            <w:tcW w:w="2525" w:type="dxa"/>
+          </w:tcPr>
+          <w:p>
+            <w:pPr>
+              <w:rPr>
+                <w:sz w:val="24"/>
+                <w:szCs w:val="24"/>
+                <w:lang w:val="ru-RU"/>
+              </w:rPr>
+            </w:pPr>
+            <w:r>
+              <w:rPr>
+                <w:sz w:val="24"/>
+                <w:szCs w:val="24"/>
+                <w:lang w:val="ru-RU"/>
+              </w:rPr>
+              <w:t>Отображается справочник товарных позиций</w:t>
+            </w:r>
+          </w:p>
+        </w:tc>
+        <w:tc>
+          <w:tcPr>
+            <w:tcW w:w="1774" w:type="dxa"/>
+          </w:tcPr>
+          <w:p>
+            <w:pPr>
+              <w:rPr>
+                <w:sz w:val="24"/>
+                <w:szCs w:val="24"/>
+                <w:lang w:val="ru-RU"/>
+              </w:rPr>
+            </w:pPr>
+            <w:r>
+              <w:rPr>
+                <w:sz w:val="24"/>
+                <w:szCs w:val="24"/>
+                <w:lang w:val="ru-RU"/>
+              </w:rPr>
+              <w:t>Выполнено</w:t>
+            </w:r>
+          </w:p>
+        </w:tc>
+      </w:tr>
+      <w:tr>
+        <w:tc>
+          <w:tcPr>
+            <w:tcW w:w="520" w:type="dxa"/>
+          </w:tcPr>
+          <w:p>
+            <w:pPr>
+              <w:pStyle w:val="a1"/>
+              <w:numPr>
+                <w:ilvl w:val="0"/>
+                <w:numId w:val="30"/>
+              </w:numPr>
+              <w:ind w:left="0" w:firstLine="0"/>
+              <w:rPr>
+                <w:sz w:val="24"/>
+                <w:szCs w:val="24"/>
+                <w:lang w:val="ru-RU"/>
+              </w:rPr>
+            </w:pPr>
+          </w:p>
+        </w:tc>
+        <w:tc>
+          <w:tcPr>
+            <w:tcW w:w="2459" w:type="dxa"/>
+          </w:tcPr>
+          <w:p>
+            <w:pPr>
+              <w:rPr>
+                <w:sz w:val="24"/>
+                <w:szCs w:val="24"/>
+                <w:lang w:val="ru-RU"/>
+              </w:rPr>
+            </w:pPr>
+            <w:r>
+              <w:rPr>
+                <w:sz w:val="24"/>
+                <w:szCs w:val="24"/>
+                <w:lang w:val="ru-RU"/>
+              </w:rPr>
+              <w:t>Товары</w:t>
+            </w:r>
+          </w:p>
+        </w:tc>
+        <w:tc>
+          <w:tcPr>
+            <w:tcW w:w="2645" w:type="dxa"/>
+          </w:tcPr>
+          <w:p>
+            <w:pPr>
+              <w:rPr>
+                <w:sz w:val="24"/>
+                <w:szCs w:val="24"/>
+                <w:lang w:val="ru-RU"/>
+              </w:rPr>
+            </w:pPr>
+            <w:r>
+              <w:rPr>
+                <w:sz w:val="24"/>
+                <w:szCs w:val="24"/>
+                <w:lang w:val="ru-RU"/>
+              </w:rPr>
+              <w:t>Поиск товара</w:t>
+            </w:r>
+          </w:p>
+        </w:tc>
+        <w:tc>
+          <w:tcPr>
+            <w:tcW w:w="2525" w:type="dxa"/>
+          </w:tcPr>
+          <w:p>
+            <w:pPr>
+              <w:rPr>
+                <w:sz w:val="24"/>
+                <w:szCs w:val="24"/>
+                <w:lang w:val="ru-RU"/>
+              </w:rPr>
+            </w:pPr>
+            <w:r>
+              <w:rPr>
+                <w:sz w:val="24"/>
+                <w:szCs w:val="24"/>
+                <w:lang w:val="ru-RU"/>
+              </w:rPr>
+              <w:t>Список фильтруется по введенному значению</w:t>
+            </w:r>
+          </w:p>
+        </w:tc>
+        <w:tc>
+          <w:tcPr>
+            <w:tcW w:w="1774" w:type="dxa"/>
+          </w:tcPr>
+          <w:p>
+            <w:pPr>
+              <w:rPr>
+                <w:sz w:val="24"/>
+                <w:szCs w:val="24"/>
+                <w:lang w:val="ru-RU"/>
+              </w:rPr>
+            </w:pPr>
+            <w:r>
+              <w:rPr>
+                <w:sz w:val="24"/>
+                <w:szCs w:val="24"/>
+                <w:lang w:val="ru-RU"/>
+              </w:rPr>
+              <w:t>Выполнено</w:t>
+            </w:r>
+          </w:p>
+        </w:tc>
+      </w:tr>
+      <w:tr>
+        <w:tc>
+          <w:tcPr>
+            <w:tcW w:w="520" w:type="dxa"/>
+          </w:tcPr>
+          <w:p>
+            <w:pPr>
+              <w:pStyle w:val="a1"/>
+              <w:numPr>
+                <w:ilvl w:val="0"/>
+                <w:numId w:val="30"/>
+              </w:numPr>
+              <w:ind w:left="0" w:firstLine="0"/>
+              <w:rPr>
+                <w:sz w:val="24"/>
+                <w:szCs w:val="24"/>
+                <w:lang w:val="ru-RU"/>
+              </w:rPr>
+            </w:pPr>
+          </w:p>
+        </w:tc>
+        <w:tc>
+          <w:tcPr>
+            <w:tcW w:w="2459" w:type="dxa"/>
+          </w:tcPr>
+          <w:p>
+            <w:pPr>
+              <w:rPr>
+                <w:sz w:val="24"/>
+                <w:szCs w:val="24"/>
+                <w:lang w:val="ru-RU"/>
+              </w:rPr>
+            </w:pPr>
+            <w:r>
+              <w:rPr>
+                <w:sz w:val="24"/>
+                <w:szCs w:val="24"/>
+                <w:lang w:val="ru-RU"/>
+              </w:rPr>
+              <w:t>Товары</w:t>
+            </w:r>
+          </w:p>
+        </w:tc>
+        <w:tc>
+          <w:tcPr>
+            <w:tcW w:w="2645" w:type="dxa"/>
+          </w:tcPr>
+          <w:p>
+            <w:pPr>
+              <w:rPr>
+                <w:sz w:val="24"/>
+                <w:szCs w:val="24"/>
+                <w:lang w:val="ru-RU"/>
+              </w:rPr>
+            </w:pPr>
+            <w:r>
+              <w:rPr>
+                <w:sz w:val="24"/>
+                <w:szCs w:val="24"/>
+                <w:lang w:val="ru-RU"/>
+              </w:rPr>
+              <w:t>Добавление товара</w:t>
+            </w:r>
+          </w:p>
+        </w:tc>
+        <w:tc>
+          <w:tcPr>
+            <w:tcW w:w="2525" w:type="dxa"/>
+          </w:tcPr>
+          <w:p>
+            <w:pPr>
+              <w:rPr>
+                <w:sz w:val="24"/>
+                <w:szCs w:val="24"/>
+                <w:lang w:val="ru-RU"/>
+              </w:rPr>
+            </w:pPr>
+            <w:r>
+              <w:rPr>
+                <w:sz w:val="24"/>
+                <w:szCs w:val="24"/>
+                <w:lang w:val="ru-RU"/>
+              </w:rPr>
+              <w:t>Новая товарная позиция сохраняется в базе данных</w:t>
+            </w:r>
+          </w:p>
+        </w:tc>
+        <w:tc>
+          <w:tcPr>
+            <w:tcW w:w="1774" w:type="dxa"/>
+          </w:tcPr>
+          <w:p>
+            <w:pPr>
+              <w:rPr>
+                <w:sz w:val="24"/>
+                <w:szCs w:val="24"/>
+                <w:lang w:val="ru-RU"/>
+              </w:rPr>
+            </w:pPr>
+            <w:r>
+              <w:rPr>
+                <w:sz w:val="24"/>
+                <w:szCs w:val="24"/>
+                <w:lang w:val="ru-RU"/>
+              </w:rPr>
+              <w:t>Выполнено</w:t>
+            </w:r>
+          </w:p>
+        </w:tc>
+      </w:tr>
+      <w:tr>
+        <w:tc>
+          <w:tcPr>
+            <w:tcW w:w="520" w:type="dxa"/>
+          </w:tcPr>
+          <w:p>
+            <w:pPr>
+              <w:pStyle w:val="a1"/>
+              <w:numPr>
+                <w:ilvl w:val="0"/>
+                <w:numId w:val="30"/>
+              </w:numPr>
+              <w:ind w:left="0" w:firstLine="0"/>
+              <w:rPr>
+                <w:sz w:val="24"/>
+                <w:szCs w:val="24"/>
+                <w:lang w:val="ru-RU"/>
+              </w:rPr>
+            </w:pPr>
+          </w:p>
+        </w:tc>
+        <w:tc>
+          <w:tcPr>
+            <w:tcW w:w="2459" w:type="dxa"/>
+          </w:tcPr>
+          <w:p>
+            <w:pPr>
+              <w:rPr>
+                <w:sz w:val="24"/>
+                <w:szCs w:val="24"/>
+                <w:lang w:val="ru-RU"/>
+              </w:rPr>
+            </w:pPr>
+            <w:r>
+              <w:rPr>
+                <w:sz w:val="24"/>
+                <w:szCs w:val="24"/>
+                <w:lang w:val="ru-RU"/>
+              </w:rPr>
+              <w:t>Товары</w:t>
+            </w:r>
+          </w:p>
+        </w:tc>
+        <w:tc>
+          <w:tcPr>
+            <w:tcW w:w="2645" w:type="dxa"/>
+          </w:tcPr>
+          <w:p>
+            <w:pPr>
+              <w:rPr>
+                <w:sz w:val="24"/>
+                <w:szCs w:val="24"/>
+                <w:lang w:val="ru-RU"/>
+              </w:rPr>
+            </w:pPr>
+            <w:r>
+              <w:rPr>
+                <w:sz w:val="24"/>
+                <w:szCs w:val="24"/>
+                <w:lang w:val="ru-RU"/>
+              </w:rPr>
+              <w:t>Редактирование товара</w:t>
+            </w:r>
+          </w:p>
+        </w:tc>
+        <w:tc>
+          <w:tcPr>
+            <w:tcW w:w="2525" w:type="dxa"/>
+          </w:tcPr>
+          <w:p>
+            <w:pPr>
+              <w:rPr>
+                <w:sz w:val="24"/>
+                <w:szCs w:val="24"/>
+                <w:lang w:val="ru-RU"/>
+              </w:rPr>
+            </w:pPr>
+            <w:r>
+              <w:rPr>
+                <w:sz w:val="24"/>
+                <w:szCs w:val="24"/>
+                <w:lang w:val="ru-RU"/>
+              </w:rPr>
+              <w:t>Измененные данные отображаются в списке</w:t>
+            </w:r>
+          </w:p>
+        </w:tc>
+        <w:tc>
+          <w:tcPr>
+            <w:tcW w:w="1774" w:type="dxa"/>
+          </w:tcPr>
+          <w:p>
+            <w:pPr>
+              <w:rPr>
+                <w:sz w:val="24"/>
+                <w:szCs w:val="24"/>
+                <w:lang w:val="ru-RU"/>
+              </w:rPr>
+            </w:pPr>
+            <w:r>
+              <w:rPr>
+                <w:sz w:val="24"/>
+                <w:szCs w:val="24"/>
+                <w:lang w:val="ru-RU"/>
+              </w:rPr>
+              <w:t>Выполнено</w:t>
+            </w:r>
+          </w:p>
+        </w:tc>
+      </w:tr>
+      <w:tr>
+        <w:tc>
+          <w:tcPr>
+            <w:tcW w:w="520" w:type="dxa"/>
+          </w:tcPr>
+          <w:p>
+            <w:pPr>
+              <w:pStyle w:val="a1"/>
+              <w:numPr>
+                <w:ilvl w:val="0"/>
+                <w:numId w:val="30"/>
+              </w:numPr>
+              <w:ind w:left="0" w:firstLine="0"/>
+              <w:rPr>
+                <w:sz w:val="24"/>
+                <w:szCs w:val="24"/>
+                <w:lang w:val="ru-RU"/>
+              </w:rPr>
+            </w:pPr>
+          </w:p>
+        </w:tc>
+        <w:tc>
+          <w:tcPr>
+            <w:tcW w:w="2459" w:type="dxa"/>
+          </w:tcPr>
+          <w:p>
+            <w:pPr>
+              <w:rPr>
+                <w:sz w:val="24"/>
+                <w:szCs w:val="24"/>
+                <w:lang w:val="ru-RU"/>
+              </w:rPr>
+            </w:pPr>
+            <w:r>
+              <w:rPr>
+                <w:sz w:val="24"/>
+                <w:szCs w:val="24"/>
+                <w:lang w:val="ru-RU"/>
+              </w:rPr>
+              <w:t>Товары</w:t>
+            </w:r>
+          </w:p>
+        </w:tc>
+        <w:tc>
+          <w:tcPr>
+            <w:tcW w:w="2645" w:type="dxa"/>
+          </w:tcPr>
+          <w:p>
+            <w:pPr>
+              <w:rPr>
+                <w:sz w:val="24"/>
+                <w:szCs w:val="24"/>
+                <w:lang w:val="ru-RU"/>
+              </w:rPr>
+            </w:pPr>
+            <w:r>
+              <w:rPr>
+                <w:sz w:val="24"/>
+                <w:szCs w:val="24"/>
+                <w:lang w:val="ru-RU"/>
+              </w:rPr>
+              <w:t>Удаление или деактивация товара</w:t>
+            </w:r>
+          </w:p>
+        </w:tc>
+        <w:tc>
+          <w:tcPr>
+            <w:tcW w:w="2525" w:type="dxa"/>
+          </w:tcPr>
+          <w:p>
+            <w:pPr>
+              <w:rPr>
+                <w:sz w:val="24"/>
+                <w:szCs w:val="24"/>
+                <w:lang w:val="ru-RU"/>
+              </w:rPr>
+            </w:pPr>
+            <w:r>
+              <w:rPr>
+                <w:sz w:val="24"/>
+                <w:szCs w:val="24"/>
+                <w:lang w:val="ru-RU"/>
+              </w:rPr>
+              <w:t>Товар перестает использоваться в текущих операциях</w:t>
+            </w:r>
+          </w:p>
+        </w:tc>
+        <w:tc>
+          <w:tcPr>
+            <w:tcW w:w="1774" w:type="dxa"/>
+          </w:tcPr>
+          <w:p>
+            <w:pPr>
+              <w:rPr>
+                <w:sz w:val="24"/>
+                <w:szCs w:val="24"/>
+                <w:lang w:val="ru-RU"/>
+              </w:rPr>
+            </w:pPr>
+            <w:r>
+              <w:rPr>
+                <w:sz w:val="24"/>
+                <w:szCs w:val="24"/>
+                <w:lang w:val="ru-RU"/>
+              </w:rPr>
+              <w:t>Выполнено</w:t>
+            </w:r>
+          </w:p>
+        </w:tc>
+      </w:tr>
+      <w:tr>
+        <w:tc>
+          <w:tcPr>
+            <w:tcW w:w="520" w:type="dxa"/>
+          </w:tcPr>
+          <w:p>
+            <w:pPr>
+              <w:pStyle w:val="a1"/>
+              <w:numPr>
+                <w:ilvl w:val="0"/>
+                <w:numId w:val="30"/>
+              </w:numPr>
+              <w:ind w:left="0" w:firstLine="0"/>
+              <w:rPr>
+                <w:sz w:val="24"/>
+                <w:szCs w:val="24"/>
+                <w:lang w:val="ru-RU"/>
+              </w:rPr>
+            </w:pPr>
+          </w:p>
+        </w:tc>
+        <w:tc>
+          <w:tcPr>
+            <w:tcW w:w="2459" w:type="dxa"/>
+          </w:tcPr>
+          <w:p>
+            <w:pPr>
+              <w:rPr>
+                <w:sz w:val="24"/>
+                <w:szCs w:val="24"/>
+                <w:lang w:val="ru-RU"/>
+              </w:rPr>
+            </w:pPr>
+            <w:r>
+              <w:rPr>
+                <w:sz w:val="24"/>
+                <w:szCs w:val="24"/>
+                <w:lang w:val="ru-RU"/>
+              </w:rPr>
+              <w:t>Остатки</w:t>
+            </w:r>
+          </w:p>
+        </w:tc>
+        <w:tc>
+          <w:tcPr>
+            <w:tcW w:w="2645" w:type="dxa"/>
+          </w:tcPr>
+          <w:p>
+            <w:pPr>
+              <w:rPr>
+                <w:sz w:val="24"/>
+                <w:szCs w:val="24"/>
+                <w:lang w:val="ru-RU"/>
+              </w:rPr>
+            </w:pPr>
+            <w:r>
+              <w:rPr>
+                <w:sz w:val="24"/>
+                <w:szCs w:val="24"/>
+                <w:lang w:val="ru-RU"/>
+              </w:rPr>
+              <w:t>Просмотр складских остатков</w:t>
+            </w:r>
+          </w:p>
+        </w:tc>
+        <w:tc>
+          <w:tcPr>
+            <w:tcW w:w="2525" w:type="dxa"/>
+          </w:tcPr>
+          <w:p>
+            <w:pPr>
+              <w:rPr>
+                <w:sz w:val="24"/>
+                <w:szCs w:val="24"/>
+                <w:lang w:val="ru-RU"/>
+              </w:rPr>
+            </w:pPr>
+            <w:r>
+              <w:rPr>
+                <w:sz w:val="24"/>
+                <w:szCs w:val="24"/>
+                <w:lang w:val="ru-RU"/>
+              </w:rPr>
+              <w:t>Показывается актуальное количество товаров</w:t>
+            </w:r>
+          </w:p>
+        </w:tc>
+        <w:tc>
+          <w:tcPr>
+            <w:tcW w:w="1774" w:type="dxa"/>
+          </w:tcPr>
+          <w:p>
+            <w:pPr>
+              <w:rPr>
+                <w:sz w:val="24"/>
+                <w:szCs w:val="24"/>
+                <w:lang w:val="ru-RU"/>
+              </w:rPr>
+            </w:pPr>
+            <w:r>
+              <w:rPr>
+                <w:sz w:val="24"/>
+                <w:szCs w:val="24"/>
+                <w:lang w:val="ru-RU"/>
+              </w:rPr>
+              <w:t>Выполнено</w:t>
+            </w:r>
+          </w:p>
+        </w:tc>
+      </w:tr>
+      <w:tr>
+        <w:tc>
+          <w:tcPr>
+            <w:tcW w:w="520" w:type="dxa"/>
+          </w:tcPr>
+          <w:p>
+            <w:pPr>
+              <w:pStyle w:val="a1"/>
+              <w:numPr>
+                <w:ilvl w:val="0"/>
+                <w:numId w:val="30"/>
+              </w:numPr>
+              <w:ind w:left="0" w:firstLine="0"/>
+              <w:rPr>
+                <w:sz w:val="24"/>
+                <w:szCs w:val="24"/>
+                <w:lang w:val="ru-RU"/>
+              </w:rPr>
+            </w:pPr>
+          </w:p>
+        </w:tc>
+        <w:tc>
+          <w:tcPr>
+            <w:tcW w:w="2459" w:type="dxa"/>
+          </w:tcPr>
+          <w:p>
+            <w:pPr>
+              <w:rPr>
+                <w:sz w:val="24"/>
+                <w:szCs w:val="24"/>
+                <w:lang w:val="ru-RU"/>
+              </w:rPr>
+            </w:pPr>
+            <w:r>
+              <w:rPr>
+                <w:sz w:val="24"/>
+                <w:szCs w:val="24"/>
+                <w:lang w:val="ru-RU"/>
+              </w:rPr>
+              <w:t>Остатки</w:t>
+            </w:r>
+          </w:p>
+        </w:tc>
+        <w:tc>
+          <w:tcPr>
+            <w:tcW w:w="2645" w:type="dxa"/>
+          </w:tcPr>
+          <w:p>
+            <w:pPr>
+              <w:rPr>
+                <w:sz w:val="24"/>
+                <w:szCs w:val="24"/>
+                <w:lang w:val="ru-RU"/>
+              </w:rPr>
+            </w:pPr>
+            <w:r>
+              <w:rPr>
+                <w:sz w:val="24"/>
+                <w:szCs w:val="24"/>
+                <w:lang w:val="ru-RU"/>
+              </w:rPr>
+              <w:t>Проверка низкого остатка</w:t>
+            </w:r>
+          </w:p>
+        </w:tc>
+        <w:tc>
+          <w:tcPr>
+            <w:tcW w:w="2525" w:type="dxa"/>
+          </w:tcPr>
+          <w:p>
+            <w:pPr>
+              <w:rPr>
+                <w:sz w:val="24"/>
+                <w:szCs w:val="24"/>
+                <w:lang w:val="ru-RU"/>
+              </w:rPr>
+            </w:pPr>
+            <w:r>
+              <w:rPr>
+                <w:sz w:val="24"/>
+                <w:szCs w:val="24"/>
+                <w:lang w:val="ru-RU"/>
+              </w:rPr>
+              <w:t>Позиции с малым количеством визуально выделяются</w:t>
+            </w:r>
+          </w:p>
+        </w:tc>
+        <w:tc>
+          <w:tcPr>
+            <w:tcW w:w="1774" w:type="dxa"/>
+          </w:tcPr>
+          <w:p>
+            <w:pPr>
+              <w:rPr>
+                <w:sz w:val="24"/>
+                <w:szCs w:val="24"/>
+                <w:lang w:val="ru-RU"/>
+              </w:rPr>
+            </w:pPr>
+            <w:r>
+              <w:rPr>
+                <w:sz w:val="24"/>
+                <w:szCs w:val="24"/>
+                <w:lang w:val="ru-RU"/>
+              </w:rPr>
+              <w:t>Выполнено</w:t>
+            </w:r>
           </w:p>
         </w:tc>
       </w:tr>
     </w:tbl>
+    <w:p>
+      <w:pPr>
+        <w:rPr>
+          <w:lang w:val="ru-RU"/>
+        </w:rPr>
+      </w:pPr>
+      <w:r>
+        <w:rPr>
+          <w:lang w:val="ru-RU"/>
+        </w:rPr>
+        <w:lastRenderedPageBreak/>
+        <w:t>Продолжение таблицы 3 – Сценарии тестирования складской систем</w:t>
+      </w:r>
+      <w:r>
+        <w:rPr>
+          <w:lang w:val="ru-RU"/>
+        </w:rPr>
+        <w:t>ы</w:t>
+      </w:r>
+    </w:p>
+    <w:tbl>
+      <w:tblPr>
+        <w:tblStyle w:val="a6"/>
+        <w:tblW w:w="0" w:type="auto"/>
+        <w:tblInd w:w="137" w:type="dxa"/>
+        <w:tblLook w:val="04A0" w:firstRow="1" w:lastRow="0" w:firstColumn="1" w:lastColumn="0" w:noHBand="0" w:noVBand="1"/>
+      </w:tblPr>
+      <w:tblGrid>
+        <w:gridCol w:w="567"/>
+        <w:gridCol w:w="2880"/>
+        <w:gridCol w:w="2547"/>
+        <w:gridCol w:w="2464"/>
+        <w:gridCol w:w="1465"/>
+      </w:tblGrid>
+      <w:tr>
+        <w:tc>
+          <w:tcPr>
+            <w:tcW w:w="567" w:type="dxa"/>
+          </w:tcPr>
+          <w:p>
+            <w:pPr>
+              <w:pStyle w:val="a1"/>
+              <w:ind w:left="0"/>
+              <w:rPr>
+                <w:sz w:val="24"/>
+                <w:szCs w:val="24"/>
+                <w:lang w:val="ru-RU"/>
+              </w:rPr>
+            </w:pPr>
+            <w:r>
+              <w:rPr>
+                <w:sz w:val="24"/>
+                <w:szCs w:val="24"/>
+                <w:lang w:val="ru-RU"/>
+              </w:rPr>
+              <w:t>№</w:t>
+            </w:r>
+          </w:p>
+        </w:tc>
+        <w:tc>
+          <w:tcPr>
+            <w:tcW w:w="2880" w:type="dxa"/>
+          </w:tcPr>
+          <w:p>
+            <w:pPr>
+              <w:rPr>
+                <w:sz w:val="24"/>
+                <w:szCs w:val="24"/>
+                <w:lang w:val="ru-RU"/>
+              </w:rPr>
+            </w:pPr>
+            <w:r>
+              <w:rPr>
+                <w:sz w:val="24"/>
+                <w:szCs w:val="24"/>
+                <w:lang w:val="ru-RU"/>
+              </w:rPr>
+              <w:t>Модуль</w:t>
+            </w:r>
+          </w:p>
+        </w:tc>
+        <w:tc>
+          <w:tcPr>
+            <w:tcW w:w="2547" w:type="dxa"/>
+          </w:tcPr>
+          <w:p>
+            <w:pPr>
+              <w:rPr>
+                <w:sz w:val="24"/>
+                <w:szCs w:val="24"/>
+                <w:lang w:val="ru-RU"/>
+              </w:rPr>
+            </w:pPr>
+            <w:r>
+              <w:rPr>
+                <w:sz w:val="24"/>
+                <w:szCs w:val="24"/>
+                <w:lang w:val="ru-RU"/>
+              </w:rPr>
+              <w:t>Действие</w:t>
+            </w:r>
+          </w:p>
+        </w:tc>
+        <w:tc>
+          <w:tcPr>
+            <w:tcW w:w="2464" w:type="dxa"/>
+          </w:tcPr>
+          <w:p>
+            <w:pPr>
+              <w:rPr>
+                <w:sz w:val="24"/>
+                <w:szCs w:val="24"/>
+                <w:lang w:val="ru-RU"/>
+              </w:rPr>
+            </w:pPr>
+            <w:r>
+              <w:rPr>
+                <w:sz w:val="24"/>
+                <w:szCs w:val="24"/>
+                <w:lang w:val="ru-RU"/>
+              </w:rPr>
+              <w:t>Ожидаемый результат</w:t>
+            </w:r>
+          </w:p>
+        </w:tc>
+        <w:tc>
+          <w:tcPr>
+            <w:tcW w:w="1465" w:type="dxa"/>
+          </w:tcPr>
+          <w:p>
+            <w:pPr>
+              <w:rPr>
+                <w:sz w:val="24"/>
+                <w:szCs w:val="24"/>
+                <w:lang w:val="ru-RU"/>
+              </w:rPr>
+            </w:pPr>
+            <w:r>
+              <w:rPr>
+                <w:sz w:val="24"/>
+                <w:szCs w:val="24"/>
+                <w:lang w:val="ru-RU"/>
+              </w:rPr>
+              <w:t>Статус</w:t>
+            </w:r>
+          </w:p>
+        </w:tc>
+      </w:tr>
+      <w:tr>
+        <w:tc>
+          <w:tcPr>
+            <w:tcW w:w="567" w:type="dxa"/>
+          </w:tcPr>
+          <w:p>
+            <w:pPr>
+              <w:pStyle w:val="a1"/>
+              <w:numPr>
+                <w:ilvl w:val="0"/>
+                <w:numId w:val="30"/>
+              </w:numPr>
+              <w:ind w:left="0" w:firstLine="0"/>
+              <w:jc w:val="both"/>
+              <w:rPr>
+                <w:sz w:val="24"/>
+                <w:szCs w:val="24"/>
+                <w:lang w:val="ru-RU"/>
+              </w:rPr>
+            </w:pPr>
+          </w:p>
+        </w:tc>
+        <w:tc>
+          <w:tcPr>
+            <w:tcW w:w="2880" w:type="dxa"/>
+          </w:tcPr>
+          <w:p>
+            <w:pPr>
+              <w:rPr>
+                <w:sz w:val="24"/>
+                <w:szCs w:val="24"/>
+                <w:lang w:val="ru-RU"/>
+              </w:rPr>
+            </w:pPr>
+            <w:r>
+              <w:rPr>
+                <w:sz w:val="24"/>
+                <w:szCs w:val="24"/>
+                <w:lang w:val="ru-RU"/>
+              </w:rPr>
+              <w:t>Отгрузки</w:t>
+            </w:r>
+          </w:p>
+        </w:tc>
+        <w:tc>
+          <w:tcPr>
+            <w:tcW w:w="2547" w:type="dxa"/>
+          </w:tcPr>
+          <w:p>
+            <w:pPr>
+              <w:rPr>
+                <w:sz w:val="24"/>
+                <w:szCs w:val="24"/>
+                <w:lang w:val="ru-RU"/>
+              </w:rPr>
+            </w:pPr>
+            <w:r>
+              <w:rPr>
+                <w:sz w:val="24"/>
+                <w:szCs w:val="24"/>
+                <w:lang w:val="ru-RU"/>
+              </w:rPr>
+              <w:t>Создание документа отгрузки</w:t>
+            </w:r>
+          </w:p>
+        </w:tc>
+        <w:tc>
+          <w:tcPr>
+            <w:tcW w:w="2464" w:type="dxa"/>
+          </w:tcPr>
+          <w:p>
+            <w:pPr>
+              <w:rPr>
+                <w:sz w:val="24"/>
+                <w:szCs w:val="24"/>
+                <w:lang w:val="ru-RU"/>
+              </w:rPr>
+            </w:pPr>
+            <w:r>
+              <w:rPr>
+                <w:sz w:val="24"/>
+                <w:szCs w:val="24"/>
+                <w:lang w:val="ru-RU"/>
+              </w:rPr>
+              <w:t>Документ создается для списания товара</w:t>
+            </w:r>
+          </w:p>
+        </w:tc>
+        <w:tc>
+          <w:tcPr>
+            <w:tcW w:w="1465" w:type="dxa"/>
+          </w:tcPr>
+          <w:p>
+            <w:pPr>
+              <w:rPr>
+                <w:sz w:val="24"/>
+                <w:szCs w:val="24"/>
+                <w:lang w:val="ru-RU"/>
+              </w:rPr>
+            </w:pPr>
+            <w:r>
+              <w:rPr>
+                <w:sz w:val="24"/>
+                <w:szCs w:val="24"/>
+                <w:lang w:val="ru-RU"/>
+              </w:rPr>
+              <w:t>Выполнено</w:t>
+            </w:r>
+          </w:p>
+        </w:tc>
+      </w:tr>
+      <w:tr>
+        <w:tc>
+          <w:tcPr>
+            <w:tcW w:w="567" w:type="dxa"/>
+          </w:tcPr>
+          <w:p>
+            <w:pPr>
+              <w:pStyle w:val="a1"/>
+              <w:numPr>
+                <w:ilvl w:val="0"/>
+                <w:numId w:val="30"/>
+              </w:numPr>
+              <w:ind w:left="0" w:firstLine="0"/>
+              <w:rPr>
+                <w:sz w:val="24"/>
+                <w:szCs w:val="24"/>
+                <w:lang w:val="ru-RU"/>
+              </w:rPr>
+            </w:pPr>
+          </w:p>
+        </w:tc>
+        <w:tc>
+          <w:tcPr>
+            <w:tcW w:w="2880" w:type="dxa"/>
+          </w:tcPr>
+          <w:p>
+            <w:pPr>
+              <w:rPr>
+                <w:sz w:val="24"/>
+                <w:szCs w:val="24"/>
+                <w:lang w:val="ru-RU"/>
+              </w:rPr>
+            </w:pPr>
+            <w:r>
+              <w:rPr>
+                <w:sz w:val="24"/>
+                <w:szCs w:val="24"/>
+                <w:lang w:val="ru-RU"/>
+              </w:rPr>
+              <w:t>Отгрузки</w:t>
+            </w:r>
+          </w:p>
+        </w:tc>
+        <w:tc>
+          <w:tcPr>
+            <w:tcW w:w="2547" w:type="dxa"/>
+          </w:tcPr>
+          <w:p>
+            <w:pPr>
+              <w:rPr>
+                <w:sz w:val="24"/>
+                <w:szCs w:val="24"/>
+                <w:lang w:val="ru-RU"/>
+              </w:rPr>
+            </w:pPr>
+            <w:r>
+              <w:rPr>
+                <w:sz w:val="24"/>
+                <w:szCs w:val="24"/>
+                <w:lang w:val="ru-RU"/>
+              </w:rPr>
+              <w:t>Добавление позиции в отгрузку</w:t>
+            </w:r>
+          </w:p>
+        </w:tc>
+        <w:tc>
+          <w:tcPr>
+            <w:tcW w:w="2464" w:type="dxa"/>
+          </w:tcPr>
+          <w:p>
+            <w:pPr>
+              <w:rPr>
+                <w:sz w:val="24"/>
+                <w:szCs w:val="24"/>
+                <w:lang w:val="ru-RU"/>
+              </w:rPr>
+            </w:pPr>
+            <w:r>
+              <w:rPr>
+                <w:sz w:val="24"/>
+                <w:szCs w:val="24"/>
+                <w:lang w:val="ru-RU"/>
+              </w:rPr>
+              <w:t>Количество товара после сохранения уменьшается</w:t>
+            </w:r>
+          </w:p>
+        </w:tc>
+        <w:tc>
+          <w:tcPr>
+            <w:tcW w:w="1465" w:type="dxa"/>
+          </w:tcPr>
+          <w:p>
+            <w:pPr>
+              <w:rPr>
+                <w:sz w:val="24"/>
+                <w:szCs w:val="24"/>
+                <w:lang w:val="ru-RU"/>
+              </w:rPr>
+            </w:pPr>
+            <w:r>
+              <w:rPr>
+                <w:sz w:val="24"/>
+                <w:szCs w:val="24"/>
+                <w:lang w:val="ru-RU"/>
+              </w:rPr>
+              <w:t>Выполнено</w:t>
+            </w:r>
+          </w:p>
+        </w:tc>
+      </w:tr>
+      <w:tr>
+        <w:tc>
+          <w:tcPr>
+            <w:tcW w:w="567" w:type="dxa"/>
+          </w:tcPr>
+          <w:p>
+            <w:pPr>
+              <w:pStyle w:val="a1"/>
+              <w:numPr>
+                <w:ilvl w:val="0"/>
+                <w:numId w:val="30"/>
+              </w:numPr>
+              <w:ind w:left="0" w:firstLine="0"/>
+              <w:rPr>
+                <w:sz w:val="24"/>
+                <w:szCs w:val="24"/>
+                <w:lang w:val="ru-RU"/>
+              </w:rPr>
+            </w:pPr>
+          </w:p>
+        </w:tc>
+        <w:tc>
+          <w:tcPr>
+            <w:tcW w:w="2880" w:type="dxa"/>
+          </w:tcPr>
+          <w:p>
+            <w:pPr>
+              <w:rPr>
+                <w:sz w:val="24"/>
+                <w:szCs w:val="24"/>
+                <w:lang w:val="ru-RU"/>
+              </w:rPr>
+            </w:pPr>
+            <w:r>
+              <w:rPr>
+                <w:sz w:val="24"/>
+                <w:szCs w:val="24"/>
+                <w:lang w:val="ru-RU"/>
+              </w:rPr>
+              <w:t>Отгрузки</w:t>
+            </w:r>
+          </w:p>
+        </w:tc>
+        <w:tc>
+          <w:tcPr>
+            <w:tcW w:w="2547" w:type="dxa"/>
+          </w:tcPr>
+          <w:p>
+            <w:pPr>
+              <w:rPr>
+                <w:sz w:val="24"/>
+                <w:szCs w:val="24"/>
+                <w:lang w:val="ru-RU"/>
+              </w:rPr>
+            </w:pPr>
+            <w:r>
+              <w:rPr>
+                <w:sz w:val="24"/>
+                <w:szCs w:val="24"/>
+                <w:lang w:val="ru-RU"/>
+              </w:rPr>
+              <w:t>Попытка отгрузить больше доступного остатка</w:t>
+            </w:r>
+          </w:p>
+        </w:tc>
+        <w:tc>
+          <w:tcPr>
+            <w:tcW w:w="2464" w:type="dxa"/>
+          </w:tcPr>
+          <w:p>
+            <w:pPr>
+              <w:rPr>
+                <w:sz w:val="24"/>
+                <w:szCs w:val="24"/>
+                <w:lang w:val="ru-RU"/>
+              </w:rPr>
+            </w:pPr>
+            <w:r>
+              <w:rPr>
+                <w:sz w:val="24"/>
+                <w:szCs w:val="24"/>
+                <w:lang w:val="ru-RU"/>
+              </w:rPr>
+              <w:t>Операция блокируется, остаток не меняется</w:t>
+            </w:r>
+          </w:p>
+        </w:tc>
+        <w:tc>
+          <w:tcPr>
+            <w:tcW w:w="1465" w:type="dxa"/>
+          </w:tcPr>
+          <w:p>
+            <w:pPr>
+              <w:rPr>
+                <w:sz w:val="24"/>
+                <w:szCs w:val="24"/>
+                <w:lang w:val="ru-RU"/>
+              </w:rPr>
+            </w:pPr>
+            <w:r>
+              <w:rPr>
+                <w:sz w:val="24"/>
+                <w:szCs w:val="24"/>
+                <w:lang w:val="ru-RU"/>
+              </w:rPr>
+              <w:t>Выполнено</w:t>
+            </w:r>
+          </w:p>
+        </w:tc>
+      </w:tr>
+      <w:tr>
+        <w:tc>
+          <w:tcPr>
+            <w:tcW w:w="567" w:type="dxa"/>
+          </w:tcPr>
+          <w:p>
+            <w:pPr>
+              <w:pStyle w:val="a1"/>
+              <w:numPr>
+                <w:ilvl w:val="0"/>
+                <w:numId w:val="30"/>
+              </w:numPr>
+              <w:ind w:left="0" w:firstLine="0"/>
+              <w:rPr>
+                <w:sz w:val="24"/>
+                <w:szCs w:val="24"/>
+                <w:lang w:val="ru-RU"/>
+              </w:rPr>
+            </w:pPr>
+          </w:p>
+        </w:tc>
+        <w:tc>
+          <w:tcPr>
+            <w:tcW w:w="2880" w:type="dxa"/>
+          </w:tcPr>
+          <w:p>
+            <w:pPr>
+              <w:rPr>
+                <w:sz w:val="24"/>
+                <w:szCs w:val="24"/>
+                <w:lang w:val="ru-RU"/>
+              </w:rPr>
+            </w:pPr>
+            <w:r>
+              <w:rPr>
+                <w:sz w:val="24"/>
+                <w:szCs w:val="24"/>
+                <w:lang w:val="ru-RU"/>
+              </w:rPr>
+              <w:t>Остатки</w:t>
+            </w:r>
+          </w:p>
+        </w:tc>
+        <w:tc>
+          <w:tcPr>
+            <w:tcW w:w="2547" w:type="dxa"/>
+          </w:tcPr>
+          <w:p>
+            <w:pPr>
+              <w:rPr>
+                <w:sz w:val="24"/>
+                <w:szCs w:val="24"/>
+                <w:lang w:val="ru-RU"/>
+              </w:rPr>
+            </w:pPr>
+            <w:r>
+              <w:rPr>
+                <w:sz w:val="24"/>
+                <w:szCs w:val="24"/>
+                <w:lang w:val="ru-RU"/>
+              </w:rPr>
+              <w:t>Проверка изменения остатка после операций</w:t>
+            </w:r>
+          </w:p>
+        </w:tc>
+        <w:tc>
+          <w:tcPr>
+            <w:tcW w:w="2464" w:type="dxa"/>
+          </w:tcPr>
+          <w:p>
+            <w:pPr>
+              <w:rPr>
+                <w:sz w:val="24"/>
+                <w:szCs w:val="24"/>
+                <w:lang w:val="ru-RU"/>
+              </w:rPr>
+            </w:pPr>
+            <w:r>
+              <w:rPr>
+                <w:sz w:val="24"/>
+                <w:szCs w:val="24"/>
+                <w:lang w:val="ru-RU"/>
+              </w:rPr>
+              <w:t>Остаток совпадает с поступлениями и отгрузками</w:t>
+            </w:r>
+          </w:p>
+        </w:tc>
+        <w:tc>
+          <w:tcPr>
+            <w:tcW w:w="1465" w:type="dxa"/>
+          </w:tcPr>
+          <w:p>
+            <w:pPr>
+              <w:rPr>
+                <w:sz w:val="24"/>
+                <w:szCs w:val="24"/>
+                <w:lang w:val="ru-RU"/>
+              </w:rPr>
+            </w:pPr>
+            <w:r>
+              <w:rPr>
+                <w:sz w:val="24"/>
+                <w:szCs w:val="24"/>
+                <w:lang w:val="ru-RU"/>
+              </w:rPr>
+              <w:t>Выполнено</w:t>
+            </w:r>
+          </w:p>
+        </w:tc>
+      </w:tr>
+      <w:tr>
+        <w:tc>
+          <w:tcPr>
+            <w:tcW w:w="567" w:type="dxa"/>
+          </w:tcPr>
+          <w:p>
+            <w:pPr>
+              <w:pStyle w:val="a1"/>
+              <w:numPr>
+                <w:ilvl w:val="0"/>
+                <w:numId w:val="30"/>
+              </w:numPr>
+              <w:ind w:left="0" w:firstLine="0"/>
+              <w:rPr>
+                <w:sz w:val="24"/>
+                <w:szCs w:val="24"/>
+                <w:lang w:val="ru-RU"/>
+              </w:rPr>
+            </w:pPr>
+          </w:p>
+        </w:tc>
+        <w:tc>
+          <w:tcPr>
+            <w:tcW w:w="2880" w:type="dxa"/>
+          </w:tcPr>
+          <w:p>
+            <w:pPr>
+              <w:rPr>
+                <w:sz w:val="24"/>
+                <w:szCs w:val="24"/>
+                <w:lang w:val="ru-RU"/>
+              </w:rPr>
+            </w:pPr>
+            <w:r>
+              <w:rPr>
+                <w:sz w:val="24"/>
+                <w:szCs w:val="24"/>
+                <w:lang w:val="ru-RU"/>
+              </w:rPr>
+              <w:t>База данных</w:t>
+            </w:r>
+          </w:p>
+        </w:tc>
+        <w:tc>
+          <w:tcPr>
+            <w:tcW w:w="2547" w:type="dxa"/>
+          </w:tcPr>
+          <w:p>
+            <w:pPr>
+              <w:rPr>
+                <w:sz w:val="24"/>
+                <w:szCs w:val="24"/>
+                <w:lang w:val="ru-RU"/>
+              </w:rPr>
+            </w:pPr>
+            <w:r>
+              <w:rPr>
+                <w:sz w:val="24"/>
+                <w:szCs w:val="24"/>
+                <w:lang w:val="ru-RU"/>
+              </w:rPr>
+              <w:t>Перезапуск приложения после сохранения данных</w:t>
+            </w:r>
+          </w:p>
+        </w:tc>
+        <w:tc>
+          <w:tcPr>
+            <w:tcW w:w="2464" w:type="dxa"/>
+          </w:tcPr>
+          <w:p>
+            <w:pPr>
+              <w:rPr>
+                <w:sz w:val="24"/>
+                <w:szCs w:val="24"/>
+                <w:lang w:val="ru-RU"/>
+              </w:rPr>
+            </w:pPr>
+            <w:r>
+              <w:rPr>
+                <w:sz w:val="24"/>
+                <w:szCs w:val="24"/>
+                <w:lang w:val="ru-RU"/>
+              </w:rPr>
+              <w:t>Сохраненные записи доступны после повторного открытия</w:t>
+            </w:r>
+          </w:p>
+        </w:tc>
+        <w:tc>
+          <w:tcPr>
+            <w:tcW w:w="1465" w:type="dxa"/>
+          </w:tcPr>
+          <w:p>
+            <w:pPr>
+              <w:rPr>
+                <w:sz w:val="24"/>
+                <w:szCs w:val="24"/>
+                <w:lang w:val="ru-RU"/>
+              </w:rPr>
+            </w:pPr>
+            <w:r>
+              <w:rPr>
+                <w:sz w:val="24"/>
+                <w:szCs w:val="24"/>
+                <w:lang w:val="ru-RU"/>
+              </w:rPr>
+              <w:t>Выполнено</w:t>
+            </w:r>
+          </w:p>
+        </w:tc>
+      </w:tr>
+      <w:tr>
+        <w:tc>
+          <w:tcPr>
+            <w:tcW w:w="567" w:type="dxa"/>
+          </w:tcPr>
+          <w:p>
+            <w:pPr>
+              <w:pStyle w:val="a1"/>
+              <w:numPr>
+                <w:ilvl w:val="0"/>
+                <w:numId w:val="30"/>
+              </w:numPr>
+              <w:ind w:left="0" w:firstLine="0"/>
+              <w:rPr>
+                <w:sz w:val="24"/>
+                <w:szCs w:val="24"/>
+                <w:lang w:val="ru-RU"/>
+              </w:rPr>
+            </w:pPr>
+          </w:p>
+        </w:tc>
+        <w:tc>
+          <w:tcPr>
+            <w:tcW w:w="2880" w:type="dxa"/>
+          </w:tcPr>
+          <w:p>
+            <w:pPr>
+              <w:rPr>
+                <w:sz w:val="24"/>
+                <w:szCs w:val="24"/>
+                <w:lang w:val="ru-RU"/>
+              </w:rPr>
+            </w:pPr>
+            <w:r>
+              <w:rPr>
+                <w:sz w:val="24"/>
+                <w:szCs w:val="24"/>
+                <w:lang w:val="ru-RU"/>
+              </w:rPr>
+              <w:t>Навигация</w:t>
+            </w:r>
+          </w:p>
+        </w:tc>
+        <w:tc>
+          <w:tcPr>
+            <w:tcW w:w="2547" w:type="dxa"/>
+          </w:tcPr>
+          <w:p>
+            <w:pPr>
+              <w:rPr>
+                <w:sz w:val="24"/>
+                <w:szCs w:val="24"/>
+                <w:lang w:val="ru-RU"/>
+              </w:rPr>
+            </w:pPr>
+            <w:r>
+              <w:rPr>
+                <w:sz w:val="24"/>
+                <w:szCs w:val="24"/>
+                <w:lang w:val="ru-RU"/>
+              </w:rPr>
+              <w:t>Переход между разделами меню</w:t>
+            </w:r>
+          </w:p>
+        </w:tc>
+        <w:tc>
+          <w:tcPr>
+            <w:tcW w:w="2464" w:type="dxa"/>
+          </w:tcPr>
+          <w:p>
+            <w:pPr>
+              <w:rPr>
+                <w:sz w:val="24"/>
+                <w:szCs w:val="24"/>
+                <w:lang w:val="ru-RU"/>
+              </w:rPr>
+            </w:pPr>
+            <w:r>
+              <w:rPr>
+                <w:sz w:val="24"/>
+                <w:szCs w:val="24"/>
+                <w:lang w:val="ru-RU"/>
+              </w:rPr>
+              <w:t>Страницы открываются без ошибок</w:t>
+            </w:r>
+          </w:p>
+        </w:tc>
+        <w:tc>
+          <w:tcPr>
+            <w:tcW w:w="1465" w:type="dxa"/>
+          </w:tcPr>
+          <w:p>
+            <w:pPr>
+              <w:rPr>
+                <w:sz w:val="24"/>
+                <w:szCs w:val="24"/>
+                <w:lang w:val="ru-RU"/>
+              </w:rPr>
+            </w:pPr>
+            <w:r>
+              <w:rPr>
+                <w:sz w:val="24"/>
+                <w:szCs w:val="24"/>
+                <w:lang w:val="ru-RU"/>
+              </w:rPr>
+              <w:t>Выполнено</w:t>
+            </w:r>
+          </w:p>
+        </w:tc>
+      </w:tr>
+      <w:tr>
+        <w:tc>
+          <w:tcPr>
+            <w:tcW w:w="567" w:type="dxa"/>
+          </w:tcPr>
+          <w:p>
+            <w:pPr>
+              <w:pStyle w:val="a1"/>
+              <w:numPr>
+                <w:ilvl w:val="0"/>
+                <w:numId w:val="30"/>
+              </w:numPr>
+              <w:ind w:left="0" w:firstLine="0"/>
+              <w:rPr>
+                <w:sz w:val="24"/>
+                <w:szCs w:val="24"/>
+                <w:lang w:val="ru-RU"/>
+              </w:rPr>
+            </w:pPr>
+          </w:p>
+        </w:tc>
+        <w:tc>
+          <w:tcPr>
+            <w:tcW w:w="2880" w:type="dxa"/>
+          </w:tcPr>
+          <w:p>
+            <w:pPr>
+              <w:rPr>
+                <w:sz w:val="24"/>
+                <w:szCs w:val="24"/>
+                <w:lang w:val="ru-RU"/>
+              </w:rPr>
+            </w:pPr>
+            <w:r>
+              <w:rPr>
+                <w:sz w:val="24"/>
+                <w:szCs w:val="24"/>
+                <w:lang w:val="ru-RU"/>
+              </w:rPr>
+              <w:t>Валидация</w:t>
+            </w:r>
+          </w:p>
+        </w:tc>
+        <w:tc>
+          <w:tcPr>
+            <w:tcW w:w="2547" w:type="dxa"/>
+          </w:tcPr>
+          <w:p>
+            <w:pPr>
+              <w:rPr>
+                <w:sz w:val="24"/>
+                <w:szCs w:val="24"/>
+                <w:lang w:val="ru-RU"/>
+              </w:rPr>
+            </w:pPr>
+            <w:r>
+              <w:rPr>
+                <w:sz w:val="24"/>
+                <w:szCs w:val="24"/>
+                <w:lang w:val="ru-RU"/>
+              </w:rPr>
+              <w:t>Сохранение товара с неполными данными</w:t>
+            </w:r>
+          </w:p>
+        </w:tc>
+        <w:tc>
+          <w:tcPr>
+            <w:tcW w:w="2464" w:type="dxa"/>
+          </w:tcPr>
+          <w:p>
+            <w:pPr>
+              <w:rPr>
+                <w:sz w:val="24"/>
+                <w:szCs w:val="24"/>
+                <w:lang w:val="ru-RU"/>
+              </w:rPr>
+            </w:pPr>
+            <w:r>
+              <w:rPr>
+                <w:sz w:val="24"/>
+                <w:szCs w:val="24"/>
+                <w:lang w:val="ru-RU"/>
+              </w:rPr>
+              <w:t>Система не сохраняет некорректную запись</w:t>
+            </w:r>
+          </w:p>
+        </w:tc>
+        <w:tc>
+          <w:tcPr>
+            <w:tcW w:w="1465" w:type="dxa"/>
+          </w:tcPr>
+          <w:p>
+            <w:pPr>
+              <w:rPr>
+                <w:sz w:val="24"/>
+                <w:szCs w:val="24"/>
+                <w:lang w:val="ru-RU"/>
+              </w:rPr>
+            </w:pPr>
+            <w:r>
+              <w:rPr>
+                <w:sz w:val="24"/>
+                <w:szCs w:val="24"/>
+                <w:lang w:val="ru-RU"/>
+              </w:rPr>
+              <w:t>Выполнено</w:t>
+            </w:r>
+          </w:p>
+        </w:tc>
+      </w:tr>
+      <w:tr>
+        <w:tc>
+          <w:tcPr>
+            <w:tcW w:w="567" w:type="dxa"/>
+          </w:tcPr>
+          <w:p>
+            <w:pPr>
+              <w:pStyle w:val="a1"/>
+              <w:numPr>
+                <w:ilvl w:val="0"/>
+                <w:numId w:val="30"/>
+              </w:numPr>
+              <w:ind w:left="0" w:firstLine="0"/>
+              <w:rPr>
+                <w:sz w:val="24"/>
+                <w:szCs w:val="24"/>
+                <w:lang w:val="ru-RU"/>
+              </w:rPr>
+            </w:pPr>
+          </w:p>
+        </w:tc>
+        <w:tc>
+          <w:tcPr>
+            <w:tcW w:w="2880" w:type="dxa"/>
+          </w:tcPr>
+          <w:p>
+            <w:pPr>
+              <w:rPr>
+                <w:sz w:val="24"/>
+                <w:szCs w:val="24"/>
+                <w:lang w:val="ru-RU"/>
+              </w:rPr>
+            </w:pPr>
+            <w:r>
+              <w:rPr>
+                <w:sz w:val="24"/>
+                <w:szCs w:val="24"/>
+                <w:lang w:val="ru-RU"/>
+              </w:rPr>
+              <w:t>Документы</w:t>
+            </w:r>
+          </w:p>
+        </w:tc>
+        <w:tc>
+          <w:tcPr>
+            <w:tcW w:w="2547" w:type="dxa"/>
+          </w:tcPr>
+          <w:p>
+            <w:pPr>
+              <w:rPr>
+                <w:sz w:val="24"/>
+                <w:szCs w:val="24"/>
+                <w:lang w:val="ru-RU"/>
+              </w:rPr>
+            </w:pPr>
+            <w:r>
+              <w:rPr>
+                <w:sz w:val="24"/>
+                <w:szCs w:val="24"/>
+                <w:lang w:val="ru-RU"/>
+              </w:rPr>
+              <w:t>Проверка связи документа и позиций</w:t>
+            </w:r>
+          </w:p>
+        </w:tc>
+        <w:tc>
+          <w:tcPr>
+            <w:tcW w:w="2464" w:type="dxa"/>
+          </w:tcPr>
+          <w:p>
+            <w:pPr>
+              <w:rPr>
+                <w:sz w:val="24"/>
+                <w:szCs w:val="24"/>
+                <w:lang w:val="ru-RU"/>
+              </w:rPr>
+            </w:pPr>
+            <w:r>
+              <w:rPr>
+                <w:sz w:val="24"/>
+                <w:szCs w:val="24"/>
+                <w:lang w:val="ru-RU"/>
+              </w:rPr>
+              <w:t>Позиции связаны с нужным складским документом</w:t>
+            </w:r>
+          </w:p>
+        </w:tc>
+        <w:tc>
+          <w:tcPr>
+            <w:tcW w:w="1465" w:type="dxa"/>
+          </w:tcPr>
+          <w:p>
+            <w:pPr>
+              <w:rPr>
+                <w:sz w:val="24"/>
+                <w:szCs w:val="24"/>
+                <w:lang w:val="ru-RU"/>
+              </w:rPr>
+            </w:pPr>
+            <w:r>
+              <w:rPr>
+                <w:sz w:val="24"/>
+                <w:szCs w:val="24"/>
+                <w:lang w:val="ru-RU"/>
+              </w:rPr>
+              <w:t>Выполнено</w:t>
+            </w:r>
+          </w:p>
+        </w:tc>
+      </w:tr>
+      <w:tr>
+        <w:tc>
+          <w:tcPr>
+            <w:tcW w:w="567" w:type="dxa"/>
+          </w:tcPr>
+          <w:p>
+            <w:pPr>
+              <w:pStyle w:val="a1"/>
+              <w:numPr>
+                <w:ilvl w:val="0"/>
+                <w:numId w:val="30"/>
+              </w:numPr>
+              <w:ind w:left="0" w:firstLine="0"/>
+              <w:rPr>
+                <w:sz w:val="24"/>
+                <w:szCs w:val="24"/>
+                <w:lang w:val="ru-RU"/>
+              </w:rPr>
+            </w:pPr>
+          </w:p>
+        </w:tc>
+        <w:tc>
+          <w:tcPr>
+            <w:tcW w:w="2880" w:type="dxa"/>
+          </w:tcPr>
+          <w:p>
+            <w:pPr>
+              <w:rPr>
+                <w:sz w:val="24"/>
+                <w:szCs w:val="24"/>
+                <w:lang w:val="ru-RU"/>
+              </w:rPr>
+            </w:pPr>
+            <w:r>
+              <w:rPr>
+                <w:sz w:val="24"/>
+                <w:szCs w:val="24"/>
+                <w:lang w:val="ru-RU"/>
+              </w:rPr>
+              <w:t>Панель мониторинга</w:t>
+            </w:r>
+          </w:p>
+        </w:tc>
+        <w:tc>
+          <w:tcPr>
+            <w:tcW w:w="2547" w:type="dxa"/>
+          </w:tcPr>
+          <w:p>
+            <w:pPr>
+              <w:rPr>
+                <w:sz w:val="24"/>
+                <w:szCs w:val="24"/>
+                <w:lang w:val="ru-RU"/>
+              </w:rPr>
+            </w:pPr>
+            <w:r>
+              <w:rPr>
+                <w:sz w:val="24"/>
+                <w:szCs w:val="24"/>
+                <w:lang w:val="ru-RU"/>
+              </w:rPr>
+              <w:t>Проверка обновления показателей</w:t>
+            </w:r>
+          </w:p>
+        </w:tc>
+        <w:tc>
+          <w:tcPr>
+            <w:tcW w:w="2464" w:type="dxa"/>
+          </w:tcPr>
+          <w:p>
+            <w:pPr>
+              <w:rPr>
+                <w:sz w:val="24"/>
+                <w:szCs w:val="24"/>
+                <w:lang w:val="ru-RU"/>
+              </w:rPr>
+            </w:pPr>
+            <w:r>
+              <w:rPr>
+                <w:sz w:val="24"/>
+                <w:szCs w:val="24"/>
+                <w:lang w:val="ru-RU"/>
+              </w:rPr>
+              <w:t>Сводные значения меняются после складских операций</w:t>
+            </w:r>
+          </w:p>
+        </w:tc>
+        <w:tc>
+          <w:tcPr>
+            <w:tcW w:w="1465" w:type="dxa"/>
+          </w:tcPr>
+          <w:p>
+            <w:pPr>
+              <w:rPr>
+                <w:sz w:val="24"/>
+                <w:szCs w:val="24"/>
+                <w:lang w:val="ru-RU"/>
+              </w:rPr>
+            </w:pPr>
+            <w:r>
+              <w:rPr>
+                <w:sz w:val="24"/>
+                <w:szCs w:val="24"/>
+                <w:lang w:val="ru-RU"/>
+              </w:rPr>
+              <w:t>Выполнено</w:t>
+            </w:r>
+          </w:p>
+        </w:tc>
+      </w:tr>
+    </w:tbl>
+    <w:p>
+      <w:pPr>
+        <w:pStyle w:val="1234"/>
+        <w:ind w:left="0" w:firstLine="0"/>
+      </w:pPr>
+    </w:p>
+    <w:p>
+      <w:pPr>
+        <w:pStyle w:val="1234"/>
+        <w:ind w:left="0" w:firstLine="0"/>
+      </w:pPr>
+    </w:p>
+    <w:p>
+      <w:pPr>
+        <w:pStyle w:val="1234"/>
+        <w:ind w:left="0" w:firstLine="0"/>
+      </w:pPr>
+    </w:p>
+    <w:p>
+      <w:pPr>
+        <w:pStyle w:val="1234"/>
+        <w:ind w:left="0" w:firstLine="0"/>
+      </w:pPr>
+    </w:p>
+    <w:p>
+      <w:pPr>
+        <w:pStyle w:val="1234"/>
+        <w:ind w:left="0" w:firstLine="0"/>
+      </w:pPr>
+    </w:p>
+    <w:p>
+      <w:pPr>
+        <w:pStyle w:val="1234"/>
+        <w:ind w:left="0" w:firstLine="0"/>
+      </w:pPr>
+    </w:p>
+    <w:p>
+      <w:pPr>
+        <w:pStyle w:val="1234"/>
+        <w:ind w:left="0" w:firstLine="0"/>
+      </w:pPr>
+    </w:p>
+    <w:p>
+      <w:pPr>
+        <w:pStyle w:val="1234"/>
+        <w:ind w:left="0" w:firstLine="0"/>
+      </w:pPr>
+    </w:p>
+    <w:p>
+      <w:pPr>
+        <w:pStyle w:val="1234"/>
+        <w:ind w:left="0" w:firstLine="0"/>
+      </w:pPr>
+    </w:p>
+    <w:p>
+      <w:pPr>
+        <w:pStyle w:val="1234"/>
+        <w:ind w:left="0" w:firstLine="0"/>
+      </w:pPr>
+    </w:p>
+    <w:p>
+      <w:pPr>
+        <w:pStyle w:val="1234"/>
+        <w:ind w:left="0" w:firstLine="0"/>
+      </w:pPr>
+    </w:p>
+    <w:p>
+      <w:pPr>
+        <w:pStyle w:val="1234"/>
+        <w:ind w:left="0" w:firstLine="0"/>
+      </w:pPr>
+    </w:p>
+    <w:p>
+      <w:pPr>
+        <w:pStyle w:val="1234"/>
+        <w:ind w:left="0" w:firstLine="0"/>
+      </w:pPr>
+    </w:p>
     <w:p>
       <w:pPr>
         <w:pStyle w:val="1234"/>
@@ -10573,6 +10433,7 @@
         </w:numPr>
       </w:pPr>
       <w:r>
+        <w:lastRenderedPageBreak/>
         <w:t>Открытие главной страницы:</w:t>
       </w:r>
     </w:p>
@@ -10587,9 +10448,8 @@
           <w:noProof/>
           <w:lang w:val="ru-RU"/>
         </w:rPr>
-        <w:lastRenderedPageBreak/>
         <w:drawing>
-          <wp:inline distT="0" distB="0" distL="0" distR="0" wp14:anchorId="1F017E68" wp14:editId="207F6483">
+          <wp:inline distT="0" distB="0" distL="0" distR="0" wp14:anchorId="1F017E68" wp14:editId="50564656">
             <wp:extent cx="3315608" cy="3836048"/>
             <wp:effectExtent l="0" t="0" r="0" b="0"/>
             <wp:docPr id="10" name="Рисунок 10"/>
@@ -10634,6 +10494,7 @@
     <w:p>
       <w:pPr>
         <w:pStyle w:val="1234"/>
+        <w:ind w:left="0" w:firstLine="0"/>
         <w:jc w:val="center"/>
       </w:pPr>
       <w:r>
@@ -10749,17 +10610,8 @@
     </w:p>
     <w:p>
       <w:pPr>
-        <w:pStyle w:val="aff4"/>
-      </w:pPr>
-    </w:p>
-    <w:p>
-      <w:pPr>
         <w:pStyle w:val="1234"/>
-      </w:pPr>
-    </w:p>
-    <w:p>
-      <w:pPr>
-        <w:pStyle w:val="1234"/>
+        <w:ind w:left="0" w:firstLine="0"/>
       </w:pPr>
     </w:p>
     <w:p>
@@ -10771,6 +10623,7 @@
         </w:numPr>
       </w:pPr>
       <w:r>
+        <w:lastRenderedPageBreak/>
         <w:t>Добавление нового товара:</w:t>
       </w:r>
     </w:p>
@@ -10943,11 +10796,7 @@
         <w:pStyle w:val="1234"/>
       </w:pPr>
       <w:r>
-        <w:t xml:space="preserve">Если пользователь пытается выполнить операцию с некорректными данными, система не должна сохранять ошибочную запись. Например, при </w:t>
-      </w:r>
-      <w:r>
-        <w:lastRenderedPageBreak/>
-        <w:t>попытке отгрузить больше товара, чем есть на складе, приложение выводит сообщение и оставляет остаток без изменений.</w:t>
+        <w:t>Если пользователь пытается выполнить операцию с некорректными данными, система не должна сохранять ошибочную запись. Например, при попытке отгрузить больше товара, чем есть на складе, приложение выводит сообщение и оставляет остаток без изменений.</w:t>
       </w:r>
     </w:p>
     <w:p>
@@ -10959,6 +10808,7 @@
         </w:numPr>
       </w:pPr>
       <w:r>
+        <w:lastRenderedPageBreak/>
         <w:t>Оформление поступления и отгрузки:</w:t>
       </w:r>
     </w:p>
@@ -11126,6 +10976,27 @@
     </w:p>
     <w:p>
       <w:pPr>
+        <w:rPr>
+          <w:lang w:val="ru-RU"/>
+        </w:rPr>
+      </w:pPr>
+    </w:p>
+    <w:p>
+      <w:pPr>
+        <w:rPr>
+          <w:lang w:val="ru-RU"/>
+        </w:rPr>
+      </w:pPr>
+    </w:p>
+    <w:p>
+      <w:pPr>
+        <w:rPr>
+          <w:lang w:val="ru-RU"/>
+        </w:rPr>
+      </w:pPr>
+    </w:p>
+    <w:p>
+      <w:pPr>
         <w:jc w:val="both"/>
         <w:rPr>
           <w:lang w:val="ru-RU" w:eastAsia="en-US"/>
@@ -11271,7 +11142,7 @@
           <w:lang w:val="ru-RU"/>
         </w:rPr>
         <w:lastRenderedPageBreak/>
-        <w:t>Библиография</w:t>
+        <w:t>Список литературы</w:t>
       </w:r>
     </w:p>
     <w:p>
@@ -11279,15 +11150,7 @@
         <w:pStyle w:val="1234"/>
       </w:pPr>
       <w:r>
-        <w:t xml:space="preserve">Ермаков, А. В. Разработка приложений на языке </w:t>
-      </w:r>
-      <w:proofErr w:type="gramStart"/>
-      <w:r>
-        <w:t>JAVA :</w:t>
-      </w:r>
-      <w:proofErr w:type="gramEnd"/>
-      <w:r>
-        <w:t xml:space="preserve"> учебное пособие / А. В. Ермаков, М. С. Королёв, А. К. Кузьмин. — </w:t>
+        <w:t xml:space="preserve">Ермаков, А. В. Разработка приложений на языке JAVA : учебное пособие / А. В. Ермаков, М. С. Королёв, А. К. Кузьмин. — </w:t>
       </w:r>
       <w:proofErr w:type="gramStart"/>
       <w:r>

--- a/Сосульников_Метелкин_курсач_склад.docx
+++ b/Сосульников_Метелкин_курсач_склад.docx
@@ -2683,6 +2683,126 @@
           <w:szCs w:val="28"/>
           <w:lang w:val="ru-RU"/>
         </w:rPr>
+      </w:pPr>
+    </w:p>
+    <w:p>
+      <w:pPr>
+        <w:rPr>
+          <w:szCs w:val="28"/>
+          <w:lang w:val="ru-RU"/>
+        </w:rPr>
+      </w:pPr>
+    </w:p>
+    <w:p>
+      <w:pPr>
+        <w:tabs>
+          <w:tab w:val="left" w:pos="567"/>
+          <w:tab w:val="left" w:pos="1134"/>
+          <w:tab w:val="left" w:pos="1701"/>
+          <w:tab w:val="left" w:pos="2268"/>
+          <w:tab w:val="left" w:pos="2835"/>
+          <w:tab w:val="left" w:pos="3402"/>
+          <w:tab w:val="left" w:pos="3969"/>
+          <w:tab w:val="left" w:pos="4536"/>
+          <w:tab w:val="left" w:pos="5103"/>
+          <w:tab w:val="center" w:pos="5173"/>
+          <w:tab w:val="left" w:pos="8280"/>
+        </w:tabs>
+        <w:jc w:val="left"/>
+        <w:rPr>
+          <w:szCs w:val="28"/>
+          <w:lang w:val="ru-RU"/>
+        </w:rPr>
+      </w:pPr>
+      <w:r>
+        <w:rPr>
+          <w:szCs w:val="28"/>
+          <w:lang w:val="ru-RU"/>
+        </w:rPr>
+        <w:tab/>
+      </w:r>
+      <w:r>
+        <w:rPr>
+          <w:szCs w:val="28"/>
+          <w:lang w:val="ru-RU"/>
+        </w:rPr>
+        <w:tab/>
+      </w:r>
+      <w:r>
+        <w:rPr>
+          <w:szCs w:val="28"/>
+          <w:lang w:val="ru-RU"/>
+        </w:rPr>
+        <w:tab/>
+      </w:r>
+      <w:r>
+        <w:rPr>
+          <w:szCs w:val="28"/>
+          <w:lang w:val="ru-RU"/>
+        </w:rPr>
+        <w:tab/>
+      </w:r>
+      <w:r>
+        <w:rPr>
+          <w:szCs w:val="28"/>
+          <w:lang w:val="ru-RU"/>
+        </w:rPr>
+        <w:tab/>
+      </w:r>
+      <w:r>
+        <w:rPr>
+          <w:szCs w:val="28"/>
+          <w:lang w:val="ru-RU"/>
+        </w:rPr>
+        <w:tab/>
+      </w:r>
+      <w:r>
+        <w:rPr>
+          <w:szCs w:val="28"/>
+          <w:lang w:val="ru-RU"/>
+        </w:rPr>
+        <w:tab/>
+      </w:r>
+      <w:r>
+        <w:rPr>
+          <w:szCs w:val="28"/>
+          <w:lang w:val="ru-RU"/>
+        </w:rPr>
+        <w:tab/>
+      </w:r>
+      <w:r>
+        <w:rPr>
+          <w:szCs w:val="28"/>
+          <w:lang w:val="ru-RU"/>
+        </w:rPr>
+        <w:tab/>
+      </w:r>
+      <w:r>
+        <w:rPr>
+          <w:szCs w:val="28"/>
+          <w:lang w:val="ru-RU"/>
+        </w:rPr>
+        <w:tab/>
+      </w:r>
+      <w:r>
+        <w:rPr>
+          <w:szCs w:val="28"/>
+          <w:lang w:val="ru-RU"/>
+        </w:rPr>
+        <w:tab/>
+      </w:r>
+    </w:p>
+    <w:p>
+      <w:pPr>
+        <w:tabs>
+          <w:tab w:val="center" w:pos="5173"/>
+          <w:tab w:val="left" w:pos="8280"/>
+        </w:tabs>
+        <w:jc w:val="left"/>
+        <w:rPr>
+          <w:szCs w:val="28"/>
+          <w:lang w:val="ru-RU"/>
+        </w:rPr>
         <w:sectPr>
           <w:headerReference w:type="default" r:id="rId10"/>
           <w:pgSz w:w="11907" w:h="16840" w:code="9"/>
@@ -2691,6 +2811,13 @@
           <w:docGrid w:linePitch="381"/>
         </w:sectPr>
       </w:pPr>
+      <w:r>
+        <w:rPr>
+          <w:szCs w:val="28"/>
+          <w:lang w:val="ru-RU"/>
+        </w:rPr>
+        <w:tab/>
+      </w:r>
     </w:p>
     <w:p>
       <w:pPr>
@@ -3229,24 +3356,15 @@
         <w:pStyle w:val="1234"/>
       </w:pPr>
     </w:p>
-    <w:p>
-      <w:pPr>
-        <w:pStyle w:val="1234"/>
-        <w:ind w:left="0" w:firstLine="0"/>
-      </w:pPr>
-      <w:r>
-        <w:lastRenderedPageBreak/>
-        <w:t>Таблица 1 – Сравнительный анализ складских систем</w:t>
-      </w:r>
-    </w:p>
     <w:tbl>
       <w:tblPr>
         <w:tblStyle w:val="a6"/>
+        <w:tblpPr w:leftFromText="180" w:rightFromText="180" w:vertAnchor="text" w:horzAnchor="margin" w:tblpXSpec="center" w:tblpY="370"/>
         <w:tblW w:w="0" w:type="auto"/>
         <w:tblLook w:val="04A0" w:firstRow="1" w:lastRow="0" w:firstColumn="1" w:lastColumn="0" w:noHBand="0" w:noVBand="1"/>
       </w:tblPr>
       <w:tblGrid>
-        <w:gridCol w:w="1770"/>
+        <w:gridCol w:w="1076"/>
         <w:gridCol w:w="1997"/>
         <w:gridCol w:w="2102"/>
         <w:gridCol w:w="2197"/>
@@ -3255,17 +3373,18 @@
       <w:tr>
         <w:tc>
           <w:tcPr>
-            <w:tcW w:w="2069" w:type="dxa"/>
+            <w:tcW w:w="1076" w:type="dxa"/>
           </w:tcPr>
           <w:p>
             <w:r>
+              <w:lastRenderedPageBreak/>
               <w:t>№</w:t>
             </w:r>
           </w:p>
         </w:tc>
         <w:tc>
           <w:tcPr>
-            <w:tcW w:w="2069" w:type="dxa"/>
+            <w:tcW w:w="1997" w:type="dxa"/>
           </w:tcPr>
           <w:p>
             <w:proofErr w:type="spellStart"/>
@@ -3277,7 +3396,7 @@
         </w:tc>
         <w:tc>
           <w:tcPr>
-            <w:tcW w:w="2069" w:type="dxa"/>
+            <w:tcW w:w="2102" w:type="dxa"/>
           </w:tcPr>
           <w:p>
             <w:proofErr w:type="spellStart"/>
@@ -3289,7 +3408,7 @@
         </w:tc>
         <w:tc>
           <w:tcPr>
-            <w:tcW w:w="2069" w:type="dxa"/>
+            <w:tcW w:w="2197" w:type="dxa"/>
           </w:tcPr>
           <w:p>
             <w:r>
@@ -3304,7 +3423,7 @@
         </w:tc>
         <w:tc>
           <w:tcPr>
-            <w:tcW w:w="2069" w:type="dxa"/>
+            <w:tcW w:w="2271" w:type="dxa"/>
           </w:tcPr>
           <w:p>
             <w:proofErr w:type="spellStart"/>
@@ -3326,7 +3445,7 @@
       <w:tr>
         <w:tc>
           <w:tcPr>
-            <w:tcW w:w="2069" w:type="dxa"/>
+            <w:tcW w:w="1076" w:type="dxa"/>
           </w:tcPr>
           <w:p>
             <w:pPr>
@@ -3339,7 +3458,7 @@
         </w:tc>
         <w:tc>
           <w:tcPr>
-            <w:tcW w:w="2069" w:type="dxa"/>
+            <w:tcW w:w="1997" w:type="dxa"/>
           </w:tcPr>
           <w:p>
             <w:proofErr w:type="spellStart"/>
@@ -3351,7 +3470,7 @@
         </w:tc>
         <w:tc>
           <w:tcPr>
-            <w:tcW w:w="2069" w:type="dxa"/>
+            <w:tcW w:w="2102" w:type="dxa"/>
           </w:tcPr>
           <w:p>
             <w:proofErr w:type="spellStart"/>
@@ -3387,7 +3506,7 @@
         </w:tc>
         <w:tc>
           <w:tcPr>
-            <w:tcW w:w="2069" w:type="dxa"/>
+            <w:tcW w:w="2197" w:type="dxa"/>
           </w:tcPr>
           <w:p>
             <w:proofErr w:type="spellStart"/>
@@ -3423,7 +3542,7 @@
         </w:tc>
         <w:tc>
           <w:tcPr>
-            <w:tcW w:w="2069" w:type="dxa"/>
+            <w:tcW w:w="2271" w:type="dxa"/>
           </w:tcPr>
           <w:p>
             <w:proofErr w:type="spellStart"/>
@@ -3461,7 +3580,7 @@
       <w:tr>
         <w:tc>
           <w:tcPr>
-            <w:tcW w:w="2069" w:type="dxa"/>
+            <w:tcW w:w="1076" w:type="dxa"/>
           </w:tcPr>
           <w:p>
             <w:pPr>
@@ -3474,7 +3593,7 @@
         </w:tc>
         <w:tc>
           <w:tcPr>
-            <w:tcW w:w="2069" w:type="dxa"/>
+            <w:tcW w:w="1997" w:type="dxa"/>
           </w:tcPr>
           <w:p>
             <w:proofErr w:type="spellStart"/>
@@ -3489,7 +3608,7 @@
         </w:tc>
         <w:tc>
           <w:tcPr>
-            <w:tcW w:w="2069" w:type="dxa"/>
+            <w:tcW w:w="2102" w:type="dxa"/>
           </w:tcPr>
           <w:p>
             <w:proofErr w:type="spellStart"/>
@@ -3517,7 +3636,7 @@
         </w:tc>
         <w:tc>
           <w:tcPr>
-            <w:tcW w:w="2069" w:type="dxa"/>
+            <w:tcW w:w="2197" w:type="dxa"/>
           </w:tcPr>
           <w:p>
             <w:proofErr w:type="spellStart"/>
@@ -3545,7 +3664,7 @@
         </w:tc>
         <w:tc>
           <w:tcPr>
-            <w:tcW w:w="2069" w:type="dxa"/>
+            <w:tcW w:w="2271" w:type="dxa"/>
           </w:tcPr>
           <w:p>
             <w:r>
@@ -3594,7 +3713,7 @@
       <w:tr>
         <w:tc>
           <w:tcPr>
-            <w:tcW w:w="2069" w:type="dxa"/>
+            <w:tcW w:w="1076" w:type="dxa"/>
           </w:tcPr>
           <w:p>
             <w:pPr>
@@ -3607,7 +3726,7 @@
         </w:tc>
         <w:tc>
           <w:tcPr>
-            <w:tcW w:w="2069" w:type="dxa"/>
+            <w:tcW w:w="1997" w:type="dxa"/>
           </w:tcPr>
           <w:p>
             <w:proofErr w:type="spellStart"/>
@@ -3627,7 +3746,7 @@
         </w:tc>
         <w:tc>
           <w:tcPr>
-            <w:tcW w:w="2069" w:type="dxa"/>
+            <w:tcW w:w="2102" w:type="dxa"/>
           </w:tcPr>
           <w:p>
             <w:proofErr w:type="spellStart"/>
@@ -3647,7 +3766,7 @@
         </w:tc>
         <w:tc>
           <w:tcPr>
-            <w:tcW w:w="2069" w:type="dxa"/>
+            <w:tcW w:w="2197" w:type="dxa"/>
           </w:tcPr>
           <w:p>
             <w:r>
@@ -3678,7 +3797,7 @@
         </w:tc>
         <w:tc>
           <w:tcPr>
-            <w:tcW w:w="2069" w:type="dxa"/>
+            <w:tcW w:w="2271" w:type="dxa"/>
           </w:tcPr>
           <w:p>
             <w:proofErr w:type="spellStart"/>
@@ -3724,7 +3843,7 @@
       <w:tr>
         <w:tc>
           <w:tcPr>
-            <w:tcW w:w="2069" w:type="dxa"/>
+            <w:tcW w:w="1076" w:type="dxa"/>
           </w:tcPr>
           <w:p>
             <w:pPr>
@@ -3737,7 +3856,7 @@
         </w:tc>
         <w:tc>
           <w:tcPr>
-            <w:tcW w:w="2069" w:type="dxa"/>
+            <w:tcW w:w="1997" w:type="dxa"/>
           </w:tcPr>
           <w:p>
             <w:proofErr w:type="spellStart"/>
@@ -3757,7 +3876,7 @@
         </w:tc>
         <w:tc>
           <w:tcPr>
-            <w:tcW w:w="2069" w:type="dxa"/>
+            <w:tcW w:w="2102" w:type="dxa"/>
           </w:tcPr>
           <w:p>
             <w:proofErr w:type="spellStart"/>
@@ -3777,7 +3896,7 @@
         </w:tc>
         <w:tc>
           <w:tcPr>
-            <w:tcW w:w="2069" w:type="dxa"/>
+            <w:tcW w:w="2197" w:type="dxa"/>
           </w:tcPr>
           <w:p>
             <w:proofErr w:type="spellStart"/>
@@ -3808,7 +3927,7 @@
         </w:tc>
         <w:tc>
           <w:tcPr>
-            <w:tcW w:w="2069" w:type="dxa"/>
+            <w:tcW w:w="2271" w:type="dxa"/>
           </w:tcPr>
           <w:p>
             <w:proofErr w:type="spellStart"/>
@@ -3846,7 +3965,7 @@
       <w:tr>
         <w:tc>
           <w:tcPr>
-            <w:tcW w:w="2069" w:type="dxa"/>
+            <w:tcW w:w="1076" w:type="dxa"/>
           </w:tcPr>
           <w:p>
             <w:pPr>
@@ -3859,7 +3978,7 @@
         </w:tc>
         <w:tc>
           <w:tcPr>
-            <w:tcW w:w="2069" w:type="dxa"/>
+            <w:tcW w:w="1997" w:type="dxa"/>
           </w:tcPr>
           <w:p>
             <w:proofErr w:type="spellStart"/>
@@ -3887,7 +4006,7 @@
         </w:tc>
         <w:tc>
           <w:tcPr>
-            <w:tcW w:w="2069" w:type="dxa"/>
+            <w:tcW w:w="2102" w:type="dxa"/>
           </w:tcPr>
           <w:p>
             <w:proofErr w:type="spellStart"/>
@@ -3915,7 +4034,7 @@
         </w:tc>
         <w:tc>
           <w:tcPr>
-            <w:tcW w:w="2069" w:type="dxa"/>
+            <w:tcW w:w="2197" w:type="dxa"/>
           </w:tcPr>
           <w:p>
             <w:proofErr w:type="spellStart"/>
@@ -3943,7 +4062,7 @@
         </w:tc>
         <w:tc>
           <w:tcPr>
-            <w:tcW w:w="2069" w:type="dxa"/>
+            <w:tcW w:w="2271" w:type="dxa"/>
           </w:tcPr>
           <w:p>
             <w:r>
@@ -3974,6 +4093,14 @@
         </w:tc>
       </w:tr>
     </w:tbl>
+    <w:p>
+      <w:pPr>
+        <w:pStyle w:val="1234"/>
+      </w:pPr>
+      <w:r>
+        <w:t>Таблица 1 – Сравнительный анализ складских систем</w:t>
+      </w:r>
+    </w:p>
     <w:p>
       <w:pPr>
         <w:pStyle w:val="1234"/>
@@ -5022,9 +5149,9 @@
           <w:noProof/>
         </w:rPr>
         <w:drawing>
-          <wp:inline distT="0" distB="0" distL="0" distR="0" wp14:anchorId="2DC43693" wp14:editId="3F3A60D5">
-            <wp:extent cx="4818818" cy="3033243"/>
-            <wp:effectExtent l="0" t="0" r="1270" b="0"/>
+          <wp:inline distT="0" distB="0" distL="0" distR="0" wp14:anchorId="2DC43693" wp14:editId="0550AE7A">
+            <wp:extent cx="4110990" cy="3083243"/>
+            <wp:effectExtent l="0" t="0" r="3810" b="3175"/>
             <wp:docPr id="493603062" name="Рисунок 1"/>
             <wp:cNvGraphicFramePr>
               <a:graphicFrameLocks xmlns:a="http://schemas.openxmlformats.org/drawingml/2006/main" noChangeAspect="1"/>
@@ -5033,11 +5160,17 @@
               <a:graphicData uri="http://schemas.openxmlformats.org/drawingml/2006/picture">
                 <pic:pic xmlns:pic="http://schemas.openxmlformats.org/drawingml/2006/picture">
                   <pic:nvPicPr>
-                    <pic:cNvPr id="493603062" name=""/>
+                    <pic:cNvPr id="493603062" name="Рисунок 1"/>
                     <pic:cNvPicPr/>
                   </pic:nvPicPr>
                   <pic:blipFill>
-                    <a:blip r:embed="rId14"/>
+                    <a:blip r:embed="rId14" cstate="print">
+                      <a:extLst>
+                        <a:ext uri="{28A0092B-C50C-407E-A947-70E740481C1C}">
+                          <a14:useLocalDpi xmlns:a14="http://schemas.microsoft.com/office/drawing/2010/main" val="0"/>
+                        </a:ext>
+                      </a:extLst>
+                    </a:blip>
                     <a:stretch>
                       <a:fillRect/>
                     </a:stretch>
@@ -5045,7 +5178,7 @@
                   <pic:spPr>
                     <a:xfrm>
                       <a:off x="0" y="0"/>
-                      <a:ext cx="4831650" cy="3041320"/>
+                      <a:ext cx="4126454" cy="3094841"/>
                     </a:xfrm>
                     <a:prstGeom prst="rect">
                       <a:avLst/>
@@ -5392,9 +5525,9 @@
         </w:rPr>
         <w:lastRenderedPageBreak/>
         <w:drawing>
-          <wp:inline distT="0" distB="0" distL="0" distR="0" wp14:anchorId="47C03A60" wp14:editId="5CD546ED">
+          <wp:inline distT="0" distB="0" distL="0" distR="0" wp14:anchorId="47C03A60" wp14:editId="2483A57E">
             <wp:extent cx="5888068" cy="4194813"/>
-            <wp:effectExtent l="0" t="0" r="0" b="0"/>
+            <wp:effectExtent l="0" t="0" r="1270" b="3810"/>
             <wp:docPr id="1" name="Рисунок 1"/>
             <wp:cNvGraphicFramePr>
               <a:graphicFrameLocks xmlns:a="http://schemas.openxmlformats.org/drawingml/2006/main" noChangeAspect="1"/>
@@ -5849,7 +5982,6 @@
     <w:p>
       <w:pPr>
         <w:pStyle w:val="1234"/>
-        <w:ind w:left="0" w:firstLine="0"/>
       </w:pPr>
       <w:r>
         <w:t>Таблица 2 – Технологический стек складской системы</w:t>
@@ -5859,19 +5991,20 @@
       <w:tblPr>
         <w:tblStyle w:val="a6"/>
         <w:tblW w:w="0" w:type="auto"/>
+        <w:tblInd w:w="137" w:type="dxa"/>
         <w:tblLook w:val="04A0" w:firstRow="1" w:lastRow="0" w:firstColumn="1" w:lastColumn="0" w:noHBand="0" w:noVBand="1"/>
       </w:tblPr>
       <w:tblGrid>
-        <w:gridCol w:w="1139"/>
+        <w:gridCol w:w="1076"/>
         <w:gridCol w:w="2549"/>
         <w:gridCol w:w="2495"/>
         <w:gridCol w:w="2033"/>
-        <w:gridCol w:w="2121"/>
+        <w:gridCol w:w="1878"/>
       </w:tblGrid>
       <w:tr>
         <w:tc>
           <w:tcPr>
-            <w:tcW w:w="2069" w:type="dxa"/>
+            <w:tcW w:w="1076" w:type="dxa"/>
           </w:tcPr>
           <w:p>
             <w:r>
@@ -5881,7 +6014,7 @@
         </w:tc>
         <w:tc>
           <w:tcPr>
-            <w:tcW w:w="2069" w:type="dxa"/>
+            <w:tcW w:w="2549" w:type="dxa"/>
           </w:tcPr>
           <w:p>
             <w:proofErr w:type="spellStart"/>
@@ -5893,7 +6026,7 @@
         </w:tc>
         <w:tc>
           <w:tcPr>
-            <w:tcW w:w="2069" w:type="dxa"/>
+            <w:tcW w:w="2495" w:type="dxa"/>
           </w:tcPr>
           <w:p>
             <w:proofErr w:type="spellStart"/>
@@ -5905,7 +6038,7 @@
         </w:tc>
         <w:tc>
           <w:tcPr>
-            <w:tcW w:w="2069" w:type="dxa"/>
+            <w:tcW w:w="2033" w:type="dxa"/>
           </w:tcPr>
           <w:p>
             <w:proofErr w:type="spellStart"/>
@@ -5925,7 +6058,7 @@
         </w:tc>
         <w:tc>
           <w:tcPr>
-            <w:tcW w:w="2069" w:type="dxa"/>
+            <w:tcW w:w="1878" w:type="dxa"/>
           </w:tcPr>
           <w:p>
             <w:proofErr w:type="spellStart"/>
@@ -5947,7 +6080,7 @@
       <w:tr>
         <w:tc>
           <w:tcPr>
-            <w:tcW w:w="2069" w:type="dxa"/>
+            <w:tcW w:w="1076" w:type="dxa"/>
           </w:tcPr>
           <w:p>
             <w:pPr>
@@ -5960,7 +6093,7 @@
         </w:tc>
         <w:tc>
           <w:tcPr>
-            <w:tcW w:w="2069" w:type="dxa"/>
+            <w:tcW w:w="2549" w:type="dxa"/>
           </w:tcPr>
           <w:p>
             <w:proofErr w:type="spellStart"/>
@@ -5972,7 +6105,7 @@
         </w:tc>
         <w:tc>
           <w:tcPr>
-            <w:tcW w:w="2069" w:type="dxa"/>
+            <w:tcW w:w="2495" w:type="dxa"/>
           </w:tcPr>
           <w:p>
             <w:proofErr w:type="spellStart"/>
@@ -5992,7 +6125,7 @@
         </w:tc>
         <w:tc>
           <w:tcPr>
-            <w:tcW w:w="2069" w:type="dxa"/>
+            <w:tcW w:w="2033" w:type="dxa"/>
           </w:tcPr>
           <w:p>
             <w:proofErr w:type="spellStart"/>
@@ -6028,7 +6161,7 @@
         </w:tc>
         <w:tc>
           <w:tcPr>
-            <w:tcW w:w="2069" w:type="dxa"/>
+            <w:tcW w:w="1878" w:type="dxa"/>
           </w:tcPr>
           <w:p>
             <w:proofErr w:type="spellStart"/>
@@ -6045,7 +6178,7 @@
       <w:tr>
         <w:tc>
           <w:tcPr>
-            <w:tcW w:w="2069" w:type="dxa"/>
+            <w:tcW w:w="1076" w:type="dxa"/>
           </w:tcPr>
           <w:p>
             <w:pPr>
@@ -6058,7 +6191,7 @@
         </w:tc>
         <w:tc>
           <w:tcPr>
-            <w:tcW w:w="2069" w:type="dxa"/>
+            <w:tcW w:w="2549" w:type="dxa"/>
           </w:tcPr>
           <w:p>
             <w:proofErr w:type="spellStart"/>
@@ -6078,7 +6211,7 @@
         </w:tc>
         <w:tc>
           <w:tcPr>
-            <w:tcW w:w="2069" w:type="dxa"/>
+            <w:tcW w:w="2495" w:type="dxa"/>
           </w:tcPr>
           <w:p>
             <w:r>
@@ -6093,7 +6226,7 @@
         </w:tc>
         <w:tc>
           <w:tcPr>
-            <w:tcW w:w="2069" w:type="dxa"/>
+            <w:tcW w:w="2033" w:type="dxa"/>
           </w:tcPr>
           <w:p>
             <w:proofErr w:type="spellStart"/>
@@ -6121,7 +6254,7 @@
         </w:tc>
         <w:tc>
           <w:tcPr>
-            <w:tcW w:w="2069" w:type="dxa"/>
+            <w:tcW w:w="1878" w:type="dxa"/>
           </w:tcPr>
           <w:p>
             <w:proofErr w:type="spellStart"/>
@@ -6159,7 +6292,7 @@
       <w:tr>
         <w:tc>
           <w:tcPr>
-            <w:tcW w:w="2069" w:type="dxa"/>
+            <w:tcW w:w="1076" w:type="dxa"/>
           </w:tcPr>
           <w:p>
             <w:pPr>
@@ -6172,7 +6305,7 @@
         </w:tc>
         <w:tc>
           <w:tcPr>
-            <w:tcW w:w="2069" w:type="dxa"/>
+            <w:tcW w:w="2549" w:type="dxa"/>
           </w:tcPr>
           <w:p>
             <w:proofErr w:type="spellStart"/>
@@ -6184,7 +6317,7 @@
         </w:tc>
         <w:tc>
           <w:tcPr>
-            <w:tcW w:w="2069" w:type="dxa"/>
+            <w:tcW w:w="2495" w:type="dxa"/>
           </w:tcPr>
           <w:p>
             <w:r>
@@ -6199,7 +6332,7 @@
         </w:tc>
         <w:tc>
           <w:tcPr>
-            <w:tcW w:w="2069" w:type="dxa"/>
+            <w:tcW w:w="2033" w:type="dxa"/>
           </w:tcPr>
           <w:p>
             <w:proofErr w:type="spellStart"/>
@@ -6227,7 +6360,7 @@
         </w:tc>
         <w:tc>
           <w:tcPr>
-            <w:tcW w:w="2069" w:type="dxa"/>
+            <w:tcW w:w="1878" w:type="dxa"/>
           </w:tcPr>
           <w:p>
             <w:proofErr w:type="spellStart"/>
@@ -6257,7 +6390,7 @@
       <w:tr>
         <w:tc>
           <w:tcPr>
-            <w:tcW w:w="2069" w:type="dxa"/>
+            <w:tcW w:w="1076" w:type="dxa"/>
           </w:tcPr>
           <w:p>
             <w:pPr>
@@ -6270,7 +6403,7 @@
         </w:tc>
         <w:tc>
           <w:tcPr>
-            <w:tcW w:w="2069" w:type="dxa"/>
+            <w:tcW w:w="2549" w:type="dxa"/>
           </w:tcPr>
           <w:p>
             <w:proofErr w:type="spellStart"/>
@@ -6282,7 +6415,7 @@
         </w:tc>
         <w:tc>
           <w:tcPr>
-            <w:tcW w:w="2069" w:type="dxa"/>
+            <w:tcW w:w="2495" w:type="dxa"/>
           </w:tcPr>
           <w:p>
             <w:proofErr w:type="spellStart"/>
@@ -6294,7 +6427,7 @@
         </w:tc>
         <w:tc>
           <w:tcPr>
-            <w:tcW w:w="2069" w:type="dxa"/>
+            <w:tcW w:w="2033" w:type="dxa"/>
           </w:tcPr>
           <w:p>
             <w:r>
@@ -6317,7 +6450,7 @@
         </w:tc>
         <w:tc>
           <w:tcPr>
-            <w:tcW w:w="2069" w:type="dxa"/>
+            <w:tcW w:w="1878" w:type="dxa"/>
           </w:tcPr>
           <w:p>
             <w:proofErr w:type="spellStart"/>
@@ -6339,20 +6472,21 @@
       <w:tr>
         <w:tc>
           <w:tcPr>
-            <w:tcW w:w="2069" w:type="dxa"/>
+            <w:tcW w:w="1076" w:type="dxa"/>
           </w:tcPr>
           <w:p>
             <w:pPr>
               <w:pStyle w:val="a1"/>
             </w:pPr>
             <w:r>
+              <w:lastRenderedPageBreak/>
               <w:t>5</w:t>
             </w:r>
           </w:p>
         </w:tc>
         <w:tc>
           <w:tcPr>
-            <w:tcW w:w="2069" w:type="dxa"/>
+            <w:tcW w:w="2549" w:type="dxa"/>
           </w:tcPr>
           <w:p>
             <w:proofErr w:type="spellStart"/>
@@ -6364,7 +6498,7 @@
         </w:tc>
         <w:tc>
           <w:tcPr>
-            <w:tcW w:w="2069" w:type="dxa"/>
+            <w:tcW w:w="2495" w:type="dxa"/>
           </w:tcPr>
           <w:p>
             <w:r>
@@ -6374,7 +6508,7 @@
         </w:tc>
         <w:tc>
           <w:tcPr>
-            <w:tcW w:w="2069" w:type="dxa"/>
+            <w:tcW w:w="2033" w:type="dxa"/>
           </w:tcPr>
           <w:p>
             <w:pPr>
@@ -6410,7 +6544,7 @@
         </w:tc>
         <w:tc>
           <w:tcPr>
-            <w:tcW w:w="2069" w:type="dxa"/>
+            <w:tcW w:w="1878" w:type="dxa"/>
           </w:tcPr>
           <w:p>
             <w:pPr>
@@ -6438,170 +6572,70 @@
       <w:tr>
         <w:tc>
           <w:tcPr>
-            <w:tcW w:w="2069" w:type="dxa"/>
+            <w:tcW w:w="1076" w:type="dxa"/>
           </w:tcPr>
           <w:p>
             <w:pPr>
               <w:pStyle w:val="a1"/>
             </w:pPr>
             <w:r>
-              <w:lastRenderedPageBreak/>
-              <w:t>6</w:t>
+              <w:t>7</w:t>
             </w:r>
           </w:p>
         </w:tc>
         <w:tc>
           <w:tcPr>
-            <w:tcW w:w="2069" w:type="dxa"/>
+            <w:tcW w:w="2549" w:type="dxa"/>
           </w:tcPr>
           <w:p>
             <w:r>
-              <w:t>JDBC/</w:t>
-            </w:r>
+              <w:t>HTML/CSS</w:t>
+            </w:r>
+          </w:p>
+        </w:tc>
+        <w:tc>
+          <w:tcPr>
+            <w:tcW w:w="2495" w:type="dxa"/>
+          </w:tcPr>
+          <w:p>
             <w:proofErr w:type="spellStart"/>
             <w:r>
-              <w:t>JdbcTemplate</w:t>
+              <w:t>Интерфейс</w:t>
             </w:r>
             <w:proofErr w:type="spellEnd"/>
           </w:p>
         </w:tc>
         <w:tc>
           <w:tcPr>
-            <w:tcW w:w="2069" w:type="dxa"/>
+            <w:tcW w:w="2033" w:type="dxa"/>
           </w:tcPr>
           <w:p>
-            <w:r>
-              <w:t xml:space="preserve">Доступ к </w:t>
-            </w:r>
             <w:proofErr w:type="spellStart"/>
             <w:r>
-              <w:t>данным</w:t>
+              <w:t>Страницы</w:t>
+            </w:r>
+            <w:proofErr w:type="spellEnd"/>
+            <w:r>
+              <w:t xml:space="preserve"> и </w:t>
+            </w:r>
+            <w:proofErr w:type="spellStart"/>
+            <w:r>
+              <w:t>оформление</w:t>
+            </w:r>
+            <w:proofErr w:type="spellEnd"/>
+            <w:r>
+              <w:t xml:space="preserve"> </w:t>
+            </w:r>
+            <w:proofErr w:type="spellStart"/>
+            <w:r>
+              <w:t>приложения</w:t>
             </w:r>
             <w:proofErr w:type="spellEnd"/>
           </w:p>
         </w:tc>
         <w:tc>
           <w:tcPr>
-            <w:tcW w:w="2069" w:type="dxa"/>
-          </w:tcPr>
-          <w:p>
-            <w:r>
-              <w:t>SQL-</w:t>
-            </w:r>
-            <w:proofErr w:type="spellStart"/>
-            <w:r>
-              <w:t>запросы</w:t>
-            </w:r>
-            <w:proofErr w:type="spellEnd"/>
-            <w:r>
-              <w:t xml:space="preserve"> в </w:t>
-            </w:r>
-            <w:proofErr w:type="spellStart"/>
-            <w:r>
-              <w:t>репозиториях</w:t>
-            </w:r>
-            <w:proofErr w:type="spellEnd"/>
-          </w:p>
-        </w:tc>
-        <w:tc>
-          <w:tcPr>
-            <w:tcW w:w="2069" w:type="dxa"/>
-          </w:tcPr>
-          <w:p>
-            <w:proofErr w:type="spellStart"/>
-            <w:r>
-              <w:t>Позволяет</w:t>
-            </w:r>
-            <w:proofErr w:type="spellEnd"/>
-            <w:r>
-              <w:t xml:space="preserve"> явно </w:t>
-            </w:r>
-            <w:proofErr w:type="spellStart"/>
-            <w:r>
-              <w:t>контролировать</w:t>
-            </w:r>
-            <w:proofErr w:type="spellEnd"/>
-            <w:r>
-              <w:t xml:space="preserve"> </w:t>
-            </w:r>
-            <w:proofErr w:type="spellStart"/>
-            <w:r>
-              <w:t>работу</w:t>
-            </w:r>
-            <w:proofErr w:type="spellEnd"/>
-            <w:r>
-              <w:t xml:space="preserve"> с БД</w:t>
-            </w:r>
-          </w:p>
-        </w:tc>
-      </w:tr>
-      <w:tr>
-        <w:tc>
-          <w:tcPr>
-            <w:tcW w:w="2069" w:type="dxa"/>
-          </w:tcPr>
-          <w:p>
-            <w:pPr>
-              <w:pStyle w:val="a1"/>
-            </w:pPr>
-            <w:r>
-              <w:t>7</w:t>
-            </w:r>
-          </w:p>
-        </w:tc>
-        <w:tc>
-          <w:tcPr>
-            <w:tcW w:w="2069" w:type="dxa"/>
-          </w:tcPr>
-          <w:p>
-            <w:r>
-              <w:t>HTML/CSS</w:t>
-            </w:r>
-          </w:p>
-        </w:tc>
-        <w:tc>
-          <w:tcPr>
-            <w:tcW w:w="2069" w:type="dxa"/>
-          </w:tcPr>
-          <w:p>
-            <w:proofErr w:type="spellStart"/>
-            <w:r>
-              <w:t>Интерфейс</w:t>
-            </w:r>
-            <w:proofErr w:type="spellEnd"/>
-          </w:p>
-        </w:tc>
-        <w:tc>
-          <w:tcPr>
-            <w:tcW w:w="2069" w:type="dxa"/>
-          </w:tcPr>
-          <w:p>
-            <w:proofErr w:type="spellStart"/>
-            <w:r>
-              <w:t>Страницы</w:t>
-            </w:r>
-            <w:proofErr w:type="spellEnd"/>
-            <w:r>
-              <w:t xml:space="preserve"> и </w:t>
-            </w:r>
-            <w:proofErr w:type="spellStart"/>
-            <w:r>
-              <w:t>оформление</w:t>
-            </w:r>
-            <w:proofErr w:type="spellEnd"/>
-            <w:r>
-              <w:t xml:space="preserve"> </w:t>
-            </w:r>
-            <w:proofErr w:type="spellStart"/>
-            <w:r>
-              <w:t>приложения</w:t>
-            </w:r>
-            <w:proofErr w:type="spellEnd"/>
-          </w:p>
-        </w:tc>
-        <w:tc>
-          <w:tcPr>
-            <w:tcW w:w="2069" w:type="dxa"/>
+            <w:tcW w:w="1878" w:type="dxa"/>
           </w:tcPr>
           <w:p>
             <w:proofErr w:type="spellStart"/>
@@ -8077,7 +8111,6 @@
     <w:p>
       <w:pPr>
         <w:pStyle w:val="1234"/>
-        <w:ind w:left="0" w:firstLine="0"/>
       </w:pPr>
       <w:r>
         <w:t>Таблица 3 – Сценарии тестирования складской системы</w:t>
@@ -10343,97 +10376,17 @@
     <w:p>
       <w:pPr>
         <w:pStyle w:val="1234"/>
-        <w:ind w:left="0" w:firstLine="0"/>
-      </w:pPr>
-    </w:p>
-    <w:p>
-      <w:pPr>
-        <w:pStyle w:val="1234"/>
-        <w:ind w:left="0" w:firstLine="0"/>
-      </w:pPr>
-    </w:p>
-    <w:p>
-      <w:pPr>
-        <w:pStyle w:val="1234"/>
-        <w:ind w:left="0" w:firstLine="0"/>
-      </w:pPr>
-    </w:p>
-    <w:p>
-      <w:pPr>
-        <w:pStyle w:val="1234"/>
-        <w:ind w:left="0" w:firstLine="0"/>
-      </w:pPr>
-    </w:p>
-    <w:p>
-      <w:pPr>
-        <w:pStyle w:val="1234"/>
-        <w:ind w:left="0" w:firstLine="0"/>
-      </w:pPr>
-    </w:p>
-    <w:p>
-      <w:pPr>
-        <w:pStyle w:val="1234"/>
-        <w:ind w:left="0" w:firstLine="0"/>
-      </w:pPr>
-    </w:p>
-    <w:p>
-      <w:pPr>
-        <w:pStyle w:val="1234"/>
-        <w:ind w:left="0" w:firstLine="0"/>
-      </w:pPr>
-    </w:p>
-    <w:p>
-      <w:pPr>
-        <w:pStyle w:val="1234"/>
-        <w:ind w:left="0" w:firstLine="0"/>
-      </w:pPr>
-    </w:p>
-    <w:p>
-      <w:pPr>
-        <w:pStyle w:val="1234"/>
-        <w:ind w:left="0" w:firstLine="0"/>
-      </w:pPr>
-    </w:p>
-    <w:p>
-      <w:pPr>
-        <w:pStyle w:val="1234"/>
-        <w:ind w:left="0" w:firstLine="0"/>
-      </w:pPr>
-    </w:p>
-    <w:p>
-      <w:pPr>
-        <w:pStyle w:val="1234"/>
-        <w:ind w:left="0" w:firstLine="0"/>
-      </w:pPr>
-    </w:p>
-    <w:p>
-      <w:pPr>
-        <w:pStyle w:val="1234"/>
-        <w:ind w:left="0" w:firstLine="0"/>
-      </w:pPr>
-    </w:p>
-    <w:p>
-      <w:pPr>
-        <w:pStyle w:val="1234"/>
-        <w:ind w:left="0" w:firstLine="0"/>
-      </w:pPr>
-    </w:p>
-    <w:p>
-      <w:pPr>
-        <w:pStyle w:val="1234"/>
-        <w:ind w:left="0" w:firstLine="0"/>
       </w:pPr>
     </w:p>
     <w:p>
       <w:pPr>
         <w:pStyle w:val="1234"/>
         <w:numPr>
-          <w:ilvl w:val="1"/>
-          <w:numId w:val="13"/>
+          <w:ilvl w:val="0"/>
+          <w:numId w:val="44"/>
         </w:numPr>
       </w:pPr>
       <w:r>
-        <w:lastRenderedPageBreak/>
         <w:t>Открытие главной страницы:</w:t>
       </w:r>
     </w:p>
@@ -10449,9 +10402,9 @@
           <w:lang w:val="ru-RU"/>
         </w:rPr>
         <w:drawing>
-          <wp:inline distT="0" distB="0" distL="0" distR="0" wp14:anchorId="1F017E68" wp14:editId="50564656">
-            <wp:extent cx="3315608" cy="3836048"/>
-            <wp:effectExtent l="0" t="0" r="0" b="0"/>
+          <wp:inline distT="0" distB="0" distL="0" distR="0" wp14:anchorId="1F017E68" wp14:editId="772FF370">
+            <wp:extent cx="2778884" cy="3215077"/>
+            <wp:effectExtent l="0" t="0" r="2540" b="4445"/>
             <wp:docPr id="10" name="Рисунок 10"/>
             <wp:cNvGraphicFramePr>
               <a:graphicFrameLocks xmlns:a="http://schemas.openxmlformats.org/drawingml/2006/main" noChangeAspect="1"/>
@@ -10478,7 +10431,7 @@
                   <pic:spPr>
                     <a:xfrm>
                       <a:off x="0" y="0"/>
-                      <a:ext cx="3315608" cy="3836048"/>
+                      <a:ext cx="2805893" cy="3246326"/>
                     </a:xfrm>
                     <a:prstGeom prst="rect">
                       <a:avLst/>
@@ -10510,8 +10463,8 @@
       <w:pPr>
         <w:pStyle w:val="1234"/>
         <w:numPr>
-          <w:ilvl w:val="1"/>
-          <w:numId w:val="13"/>
+          <w:ilvl w:val="0"/>
+          <w:numId w:val="44"/>
         </w:numPr>
       </w:pPr>
       <w:r>
@@ -10575,55 +10528,13 @@
     </w:p>
     <w:p>
       <w:pPr>
-        <w:pStyle w:val="aff4"/>
-      </w:pPr>
-    </w:p>
-    <w:p>
-      <w:pPr>
-        <w:pStyle w:val="aff4"/>
-      </w:pPr>
-    </w:p>
-    <w:p>
-      <w:pPr>
-        <w:pStyle w:val="aff4"/>
-      </w:pPr>
-    </w:p>
-    <w:p>
-      <w:pPr>
-        <w:pStyle w:val="aff4"/>
-      </w:pPr>
-    </w:p>
-    <w:p>
-      <w:pPr>
-        <w:pStyle w:val="aff4"/>
-      </w:pPr>
-    </w:p>
-    <w:p>
-      <w:pPr>
-        <w:pStyle w:val="aff4"/>
-      </w:pPr>
-    </w:p>
-    <w:p>
-      <w:pPr>
-        <w:pStyle w:val="aff4"/>
-      </w:pPr>
-    </w:p>
-    <w:p>
-      <w:pPr>
-        <w:pStyle w:val="1234"/>
-        <w:ind w:left="0" w:firstLine="0"/>
-      </w:pPr>
-    </w:p>
-    <w:p>
-      <w:pPr>
         <w:pStyle w:val="1234"/>
         <w:numPr>
-          <w:ilvl w:val="1"/>
-          <w:numId w:val="13"/>
+          <w:ilvl w:val="0"/>
+          <w:numId w:val="44"/>
         </w:numPr>
       </w:pPr>
       <w:r>
-        <w:lastRenderedPageBreak/>
         <w:t>Добавление нового товара:</w:t>
       </w:r>
     </w:p>
@@ -10633,9 +10544,9 @@
       </w:pPr>
       <w:r>
         <w:drawing>
-          <wp:inline distT="0" distB="0" distL="0" distR="0" wp14:anchorId="7758BF94" wp14:editId="486DDDC5">
-            <wp:extent cx="4300449" cy="3228975"/>
-            <wp:effectExtent l="0" t="0" r="5080" b="0"/>
+          <wp:inline distT="0" distB="0" distL="0" distR="0" wp14:anchorId="7758BF94" wp14:editId="1D7E2AA6">
+            <wp:extent cx="3734668" cy="2804160"/>
+            <wp:effectExtent l="0" t="0" r="0" b="0"/>
             <wp:docPr id="12" name="Рисунок 12"/>
             <wp:cNvGraphicFramePr>
               <a:graphicFrameLocks xmlns:a="http://schemas.openxmlformats.org/drawingml/2006/main" noChangeAspect="1"/>
@@ -10662,7 +10573,7 @@
                   <pic:spPr>
                     <a:xfrm>
                       <a:off x="0" y="0"/>
-                      <a:ext cx="4319918" cy="3243593"/>
+                      <a:ext cx="3774792" cy="2834287"/>
                     </a:xfrm>
                     <a:prstGeom prst="rect">
                       <a:avLst/>
@@ -10686,19 +10597,15 @@
     <w:p>
       <w:pPr>
         <w:pStyle w:val="aff4"/>
-      </w:pPr>
-    </w:p>
-    <w:p>
-      <w:pPr>
-        <w:pStyle w:val="aff4"/>
+        <w:jc w:val="both"/>
       </w:pPr>
     </w:p>
     <w:p>
       <w:pPr>
         <w:pStyle w:val="1234"/>
         <w:numPr>
-          <w:ilvl w:val="1"/>
-          <w:numId w:val="13"/>
+          <w:ilvl w:val="0"/>
+          <w:numId w:val="44"/>
         </w:numPr>
       </w:pPr>
       <w:r>
@@ -10711,9 +10618,9 @@
       </w:pPr>
       <w:r>
         <w:drawing>
-          <wp:inline distT="0" distB="0" distL="0" distR="0" wp14:anchorId="61BAECA3" wp14:editId="0DC07B2C">
-            <wp:extent cx="5495925" cy="2798445"/>
-            <wp:effectExtent l="0" t="0" r="9525" b="1905"/>
+          <wp:inline distT="0" distB="0" distL="0" distR="0" wp14:anchorId="61BAECA3" wp14:editId="4A4CF7FF">
+            <wp:extent cx="4337685" cy="2208686"/>
+            <wp:effectExtent l="0" t="0" r="5715" b="1270"/>
             <wp:docPr id="13" name="Рисунок 13"/>
             <wp:cNvGraphicFramePr>
               <a:graphicFrameLocks xmlns:a="http://schemas.openxmlformats.org/drawingml/2006/main" noChangeAspect="1"/>
@@ -10741,7 +10648,7 @@
                   <pic:spPr bwMode="auto">
                     <a:xfrm>
                       <a:off x="0" y="0"/>
-                      <a:ext cx="5495925" cy="2798445"/>
+                      <a:ext cx="4353372" cy="2216674"/>
                     </a:xfrm>
                     <a:prstGeom prst="rect">
                       <a:avLst/>
@@ -10772,30 +10679,10 @@
     </w:p>
     <w:p>
       <w:pPr>
-        <w:rPr>
-          <w:lang w:val="ru-RU"/>
-        </w:rPr>
-      </w:pPr>
-    </w:p>
-    <w:p>
-      <w:pPr>
-        <w:rPr>
-          <w:lang w:val="ru-RU"/>
-        </w:rPr>
-      </w:pPr>
-    </w:p>
-    <w:p>
-      <w:pPr>
-        <w:rPr>
-          <w:lang w:val="ru-RU"/>
-        </w:rPr>
-      </w:pPr>
-    </w:p>
-    <w:p>
-      <w:pPr>
         <w:pStyle w:val="1234"/>
       </w:pPr>
       <w:r>
+        <w:lastRenderedPageBreak/>
         <w:t>Если пользователь пытается выполнить операцию с некорректными данными, система не должна сохранять ошибочную запись. Например, при попытке отгрузить больше товара, чем есть на складе, приложение выводит сообщение и оставляет остаток без изменений.</w:t>
       </w:r>
     </w:p>
@@ -10804,11 +10691,10 @@
         <w:pStyle w:val="1234"/>
         <w:numPr>
           <w:ilvl w:val="0"/>
-          <w:numId w:val="31"/>
+          <w:numId w:val="44"/>
         </w:numPr>
       </w:pPr>
       <w:r>
-        <w:lastRenderedPageBreak/>
         <w:t>Оформление поступления и отгрузки:</w:t>
       </w:r>
     </w:p>
@@ -10969,49 +10855,7 @@
     </w:p>
     <w:p>
       <w:pPr>
-        <w:rPr>
-          <w:lang w:val="ru-RU"/>
-        </w:rPr>
-      </w:pPr>
-    </w:p>
-    <w:p>
-      <w:pPr>
-        <w:rPr>
-          <w:lang w:val="ru-RU"/>
-        </w:rPr>
-      </w:pPr>
-    </w:p>
-    <w:p>
-      <w:pPr>
-        <w:rPr>
-          <w:lang w:val="ru-RU"/>
-        </w:rPr>
-      </w:pPr>
-    </w:p>
-    <w:p>
-      <w:pPr>
-        <w:rPr>
-          <w:lang w:val="ru-RU"/>
-        </w:rPr>
-      </w:pPr>
-    </w:p>
-    <w:p>
-      <w:pPr>
         <w:jc w:val="both"/>
-        <w:rPr>
-          <w:lang w:val="ru-RU" w:eastAsia="en-US"/>
-        </w:rPr>
-      </w:pPr>
-    </w:p>
-    <w:p>
-      <w:pPr>
-        <w:rPr>
-          <w:lang w:val="ru-RU" w:eastAsia="en-US"/>
-        </w:rPr>
-      </w:pPr>
-    </w:p>
-    <w:p>
-      <w:pPr>
         <w:rPr>
           <w:lang w:val="ru-RU" w:eastAsia="en-US"/>
         </w:rPr>
@@ -13784,16 +13628,7 @@
                                   <w:iCs/>
                                   <w:sz w:val="18"/>
                                 </w:rPr>
-                                <w:t xml:space="preserve"> </w:t>
-                              </w:r>
-                              <w:r>
-                                <w:rPr>
-                                  <w:rFonts w:ascii="Times New Roman" w:hAnsi="Times New Roman"/>
-                                  <w:i w:val="0"/>
-                                  <w:iCs/>
-                                  <w:sz w:val="18"/>
-                                </w:rPr>
-                                <w:t>Н. Контр.</w:t>
+                                <w:t xml:space="preserve"> Н. Контр.</w:t>
                               </w:r>
                             </w:p>
                           </w:txbxContent>
@@ -15392,16 +15227,7 @@
                             <w:iCs/>
                             <w:sz w:val="18"/>
                           </w:rPr>
-                          <w:t xml:space="preserve"> </w:t>
-                        </w:r>
-                        <w:r>
-                          <w:rPr>
-                            <w:rFonts w:ascii="Times New Roman" w:hAnsi="Times New Roman"/>
-                            <w:i w:val="0"/>
-                            <w:iCs/>
-                            <w:sz w:val="18"/>
-                          </w:rPr>
-                          <w:t>Н. Контр.</w:t>
+                          <w:t xml:space="preserve"> Н. Контр.</w:t>
                         </w:r>
                       </w:p>
                     </w:txbxContent>
@@ -18579,12 +18405,101 @@
     </w:lvl>
   </w:abstractNum>
   <w:abstractNum w:abstractNumId="12" w15:restartNumberingAfterBreak="0">
+    <w:nsid w:val="37C94A2B"/>
+    <w:multiLevelType w:val="hybridMultilevel"/>
+    <w:tmpl w:val="481E27BC"/>
+    <w:lvl w:ilvl="0" w:tplc="CA2EC1CC">
+      <w:start w:val="1"/>
+      <w:numFmt w:val="decimal"/>
+      <w:lvlText w:val="%1."/>
+      <w:lvlJc w:val="left"/>
+      <w:pPr>
+        <w:ind w:left="1353" w:hanging="360"/>
+      </w:pPr>
+      <w:rPr>
+        <w:rFonts w:hint="default"/>
+      </w:rPr>
+    </w:lvl>
+    <w:lvl w:ilvl="1" w:tplc="04190019" w:tentative="1">
+      <w:start w:val="1"/>
+      <w:numFmt w:val="lowerLetter"/>
+      <w:lvlText w:val="%2."/>
+      <w:lvlJc w:val="left"/>
+      <w:pPr>
+        <w:ind w:left="2073" w:hanging="360"/>
+      </w:pPr>
+    </w:lvl>
+    <w:lvl w:ilvl="2" w:tplc="0419001B" w:tentative="1">
+      <w:start w:val="1"/>
+      <w:numFmt w:val="lowerRoman"/>
+      <w:lvlText w:val="%3."/>
+      <w:lvlJc w:val="right"/>
+      <w:pPr>
+        <w:ind w:left="2793" w:hanging="180"/>
+      </w:pPr>
+    </w:lvl>
+    <w:lvl w:ilvl="3" w:tplc="0419000F" w:tentative="1">
+      <w:start w:val="1"/>
+      <w:numFmt w:val="decimal"/>
+      <w:lvlText w:val="%4."/>
+      <w:lvlJc w:val="left"/>
+      <w:pPr>
+        <w:ind w:left="3513" w:hanging="360"/>
+      </w:pPr>
+    </w:lvl>
+    <w:lvl w:ilvl="4" w:tplc="04190019" w:tentative="1">
+      <w:start w:val="1"/>
+      <w:numFmt w:val="lowerLetter"/>
+      <w:lvlText w:val="%5."/>
+      <w:lvlJc w:val="left"/>
+      <w:pPr>
+        <w:ind w:left="4233" w:hanging="360"/>
+      </w:pPr>
+    </w:lvl>
+    <w:lvl w:ilvl="5" w:tplc="0419001B" w:tentative="1">
+      <w:start w:val="1"/>
+      <w:numFmt w:val="lowerRoman"/>
+      <w:lvlText w:val="%6."/>
+      <w:lvlJc w:val="right"/>
+      <w:pPr>
+        <w:ind w:left="4953" w:hanging="180"/>
+      </w:pPr>
+    </w:lvl>
+    <w:lvl w:ilvl="6" w:tplc="0419000F" w:tentative="1">
+      <w:start w:val="1"/>
+      <w:numFmt w:val="decimal"/>
+      <w:lvlText w:val="%7."/>
+      <w:lvlJc w:val="left"/>
+      <w:pPr>
+        <w:ind w:left="5673" w:hanging="360"/>
+      </w:pPr>
+    </w:lvl>
+    <w:lvl w:ilvl="7" w:tplc="04190019" w:tentative="1">
+      <w:start w:val="1"/>
+      <w:numFmt w:val="lowerLetter"/>
+      <w:lvlText w:val="%8."/>
+      <w:lvlJc w:val="left"/>
+      <w:pPr>
+        <w:ind w:left="6393" w:hanging="360"/>
+      </w:pPr>
+    </w:lvl>
+    <w:lvl w:ilvl="8" w:tplc="0419001B" w:tentative="1">
+      <w:start w:val="1"/>
+      <w:numFmt w:val="lowerRoman"/>
+      <w:lvlText w:val="%9."/>
+      <w:lvlJc w:val="right"/>
+      <w:pPr>
+        <w:ind w:left="7113" w:hanging="180"/>
+      </w:pPr>
+    </w:lvl>
+  </w:abstractNum>
+  <w:abstractNum w:abstractNumId="13" w15:restartNumberingAfterBreak="0">
     <w:nsid w:val="37CA08FA"/>
     <w:multiLevelType w:val="multilevel"/>
     <w:tmpl w:val="FE34CF26"/>
     <w:numStyleLink w:val="10"/>
   </w:abstractNum>
-  <w:abstractNum w:abstractNumId="13" w15:restartNumberingAfterBreak="0">
+  <w:abstractNum w:abstractNumId="14" w15:restartNumberingAfterBreak="0">
     <w:nsid w:val="3968771D"/>
     <w:multiLevelType w:val="hybridMultilevel"/>
     <w:tmpl w:val="8A705636"/>
@@ -18670,7 +18585,7 @@
       </w:pPr>
     </w:lvl>
   </w:abstractNum>
-  <w:abstractNum w:abstractNumId="14" w15:restartNumberingAfterBreak="0">
+  <w:abstractNum w:abstractNumId="15" w15:restartNumberingAfterBreak="0">
     <w:nsid w:val="3D691F14"/>
     <w:multiLevelType w:val="hybridMultilevel"/>
     <w:tmpl w:val="AAE000CA"/>
@@ -18759,7 +18674,7 @@
       </w:pPr>
     </w:lvl>
   </w:abstractNum>
-  <w:abstractNum w:abstractNumId="15" w15:restartNumberingAfterBreak="0">
+  <w:abstractNum w:abstractNumId="16" w15:restartNumberingAfterBreak="0">
     <w:nsid w:val="40443CB2"/>
     <w:multiLevelType w:val="hybridMultilevel"/>
     <w:tmpl w:val="0074D0B0"/>
@@ -18850,7 +18765,7 @@
       </w:pPr>
     </w:lvl>
   </w:abstractNum>
-  <w:abstractNum w:abstractNumId="16" w15:restartNumberingAfterBreak="0">
+  <w:abstractNum w:abstractNumId="17" w15:restartNumberingAfterBreak="0">
     <w:nsid w:val="41EF344A"/>
     <w:multiLevelType w:val="hybridMultilevel"/>
     <w:tmpl w:val="828810E6"/>
@@ -18963,7 +18878,7 @@
       </w:rPr>
     </w:lvl>
   </w:abstractNum>
-  <w:abstractNum w:abstractNumId="17" w15:restartNumberingAfterBreak="0">
+  <w:abstractNum w:abstractNumId="18" w15:restartNumberingAfterBreak="0">
     <w:nsid w:val="463F2D00"/>
     <w:multiLevelType w:val="multilevel"/>
     <w:tmpl w:val="0419001F"/>
@@ -19052,7 +18967,7 @@
       </w:pPr>
     </w:lvl>
   </w:abstractNum>
-  <w:abstractNum w:abstractNumId="18" w15:restartNumberingAfterBreak="0">
+  <w:abstractNum w:abstractNumId="19" w15:restartNumberingAfterBreak="0">
     <w:nsid w:val="48467161"/>
     <w:multiLevelType w:val="hybridMultilevel"/>
     <w:tmpl w:val="F3165738"/>
@@ -19165,7 +19080,7 @@
       </w:rPr>
     </w:lvl>
   </w:abstractNum>
-  <w:abstractNum w:abstractNumId="19" w15:restartNumberingAfterBreak="0">
+  <w:abstractNum w:abstractNumId="20" w15:restartNumberingAfterBreak="0">
     <w:nsid w:val="490D3996"/>
     <w:multiLevelType w:val="hybridMultilevel"/>
     <w:tmpl w:val="ABA2EDA4"/>
@@ -19251,7 +19166,7 @@
       </w:pPr>
     </w:lvl>
   </w:abstractNum>
-  <w:abstractNum w:abstractNumId="20" w15:restartNumberingAfterBreak="0">
+  <w:abstractNum w:abstractNumId="21" w15:restartNumberingAfterBreak="0">
     <w:nsid w:val="4F2809D6"/>
     <w:multiLevelType w:val="multilevel"/>
     <w:tmpl w:val="FE34CF26"/>
@@ -19369,7 +19284,7 @@
       </w:rPr>
     </w:lvl>
   </w:abstractNum>
-  <w:abstractNum w:abstractNumId="21" w15:restartNumberingAfterBreak="0">
+  <w:abstractNum w:abstractNumId="22" w15:restartNumberingAfterBreak="0">
     <w:nsid w:val="54003EAC"/>
     <w:multiLevelType w:val="multilevel"/>
     <w:tmpl w:val="F9640496"/>
@@ -19467,7 +19382,7 @@
       </w:pPr>
     </w:lvl>
   </w:abstractNum>
-  <w:abstractNum w:abstractNumId="22" w15:restartNumberingAfterBreak="0">
+  <w:abstractNum w:abstractNumId="23" w15:restartNumberingAfterBreak="0">
     <w:nsid w:val="592117BD"/>
     <w:multiLevelType w:val="hybridMultilevel"/>
     <w:tmpl w:val="28E41560"/>
@@ -19553,7 +19468,7 @@
       </w:pPr>
     </w:lvl>
   </w:abstractNum>
-  <w:abstractNum w:abstractNumId="23" w15:restartNumberingAfterBreak="0">
+  <w:abstractNum w:abstractNumId="24" w15:restartNumberingAfterBreak="0">
     <w:nsid w:val="594B5935"/>
     <w:multiLevelType w:val="hybridMultilevel"/>
     <w:tmpl w:val="DADCBD6C"/>
@@ -19666,7 +19581,7 @@
       </w:rPr>
     </w:lvl>
   </w:abstractNum>
-  <w:abstractNum w:abstractNumId="24" w15:restartNumberingAfterBreak="0">
+  <w:abstractNum w:abstractNumId="25" w15:restartNumberingAfterBreak="0">
     <w:nsid w:val="5C102AFB"/>
     <w:multiLevelType w:val="hybridMultilevel"/>
     <w:tmpl w:val="4B86E9D2"/>
@@ -19779,7 +19694,7 @@
       </w:rPr>
     </w:lvl>
   </w:abstractNum>
-  <w:abstractNum w:abstractNumId="25" w15:restartNumberingAfterBreak="0">
+  <w:abstractNum w:abstractNumId="26" w15:restartNumberingAfterBreak="0">
     <w:nsid w:val="5D61276E"/>
     <w:multiLevelType w:val="multilevel"/>
     <w:tmpl w:val="19342BA8"/>
@@ -19868,7 +19783,7 @@
       </w:pPr>
     </w:lvl>
   </w:abstractNum>
-  <w:abstractNum w:abstractNumId="26" w15:restartNumberingAfterBreak="0">
+  <w:abstractNum w:abstractNumId="27" w15:restartNumberingAfterBreak="0">
     <w:nsid w:val="62175D53"/>
     <w:multiLevelType w:val="multilevel"/>
     <w:tmpl w:val="F9640496"/>
@@ -19966,7 +19881,7 @@
       </w:pPr>
     </w:lvl>
   </w:abstractNum>
-  <w:abstractNum w:abstractNumId="27" w15:restartNumberingAfterBreak="0">
+  <w:abstractNum w:abstractNumId="28" w15:restartNumberingAfterBreak="0">
     <w:nsid w:val="66B73D5B"/>
     <w:multiLevelType w:val="multilevel"/>
     <w:tmpl w:val="19342BA8"/>
@@ -20079,7 +19994,7 @@
       </w:rPr>
     </w:lvl>
   </w:abstractNum>
-  <w:abstractNum w:abstractNumId="28" w15:restartNumberingAfterBreak="0">
+  <w:abstractNum w:abstractNumId="29" w15:restartNumberingAfterBreak="0">
     <w:nsid w:val="66ED67BF"/>
     <w:multiLevelType w:val="hybridMultilevel"/>
     <w:tmpl w:val="C8FADAD0"/>
@@ -20192,7 +20107,7 @@
       </w:rPr>
     </w:lvl>
   </w:abstractNum>
-  <w:abstractNum w:abstractNumId="29" w15:restartNumberingAfterBreak="0">
+  <w:abstractNum w:abstractNumId="30" w15:restartNumberingAfterBreak="0">
     <w:nsid w:val="67086434"/>
     <w:multiLevelType w:val="hybridMultilevel"/>
     <w:tmpl w:val="D9844C72"/>
@@ -20305,7 +20220,7 @@
       </w:rPr>
     </w:lvl>
   </w:abstractNum>
-  <w:abstractNum w:abstractNumId="30" w15:restartNumberingAfterBreak="0">
+  <w:abstractNum w:abstractNumId="31" w15:restartNumberingAfterBreak="0">
     <w:nsid w:val="68C922B4"/>
     <w:multiLevelType w:val="hybridMultilevel"/>
     <w:tmpl w:val="0C8CDCA0"/>
@@ -20391,7 +20306,7 @@
       </w:pPr>
     </w:lvl>
   </w:abstractNum>
-  <w:abstractNum w:abstractNumId="31" w15:restartNumberingAfterBreak="0">
+  <w:abstractNum w:abstractNumId="32" w15:restartNumberingAfterBreak="0">
     <w:nsid w:val="69912E60"/>
     <w:multiLevelType w:val="hybridMultilevel"/>
     <w:tmpl w:val="85EAC454"/>
@@ -20504,7 +20419,7 @@
       </w:rPr>
     </w:lvl>
   </w:abstractNum>
-  <w:abstractNum w:abstractNumId="32" w15:restartNumberingAfterBreak="0">
+  <w:abstractNum w:abstractNumId="33" w15:restartNumberingAfterBreak="0">
     <w:nsid w:val="6BCA654F"/>
     <w:multiLevelType w:val="hybridMultilevel"/>
     <w:tmpl w:val="9718F89A"/>
@@ -20617,7 +20532,7 @@
       </w:rPr>
     </w:lvl>
   </w:abstractNum>
-  <w:abstractNum w:abstractNumId="33" w15:restartNumberingAfterBreak="0">
+  <w:abstractNum w:abstractNumId="34" w15:restartNumberingAfterBreak="0">
     <w:nsid w:val="6BDB0A12"/>
     <w:multiLevelType w:val="hybridMultilevel"/>
     <w:tmpl w:val="0BC2568E"/>
@@ -20708,7 +20623,7 @@
       </w:pPr>
     </w:lvl>
   </w:abstractNum>
-  <w:abstractNum w:abstractNumId="34" w15:restartNumberingAfterBreak="0">
+  <w:abstractNum w:abstractNumId="35" w15:restartNumberingAfterBreak="0">
     <w:nsid w:val="6BF01C47"/>
     <w:multiLevelType w:val="hybridMultilevel"/>
     <w:tmpl w:val="0AAE30B6"/>
@@ -20821,7 +20736,7 @@
       </w:rPr>
     </w:lvl>
   </w:abstractNum>
-  <w:abstractNum w:abstractNumId="35" w15:restartNumberingAfterBreak="0">
+  <w:abstractNum w:abstractNumId="36" w15:restartNumberingAfterBreak="0">
     <w:nsid w:val="70F52F26"/>
     <w:multiLevelType w:val="hybridMultilevel"/>
     <w:tmpl w:val="F766AAF6"/>
@@ -20934,7 +20849,7 @@
       </w:rPr>
     </w:lvl>
   </w:abstractNum>
-  <w:abstractNum w:abstractNumId="36" w15:restartNumberingAfterBreak="0">
+  <w:abstractNum w:abstractNumId="37" w15:restartNumberingAfterBreak="0">
     <w:nsid w:val="71867067"/>
     <w:multiLevelType w:val="multilevel"/>
     <w:tmpl w:val="826AA6B8"/>
@@ -21052,7 +20967,7 @@
       </w:rPr>
     </w:lvl>
   </w:abstractNum>
-  <w:abstractNum w:abstractNumId="37" w15:restartNumberingAfterBreak="0">
+  <w:abstractNum w:abstractNumId="38" w15:restartNumberingAfterBreak="0">
     <w:nsid w:val="71E22B5C"/>
     <w:multiLevelType w:val="hybridMultilevel"/>
     <w:tmpl w:val="3BD0FC44"/>
@@ -21165,7 +21080,7 @@
       </w:rPr>
     </w:lvl>
   </w:abstractNum>
-  <w:abstractNum w:abstractNumId="38" w15:restartNumberingAfterBreak="0">
+  <w:abstractNum w:abstractNumId="39" w15:restartNumberingAfterBreak="0">
     <w:nsid w:val="77524F87"/>
     <w:multiLevelType w:val="multilevel"/>
     <w:tmpl w:val="19342BA8"/>
@@ -21254,7 +21169,7 @@
       </w:pPr>
     </w:lvl>
   </w:abstractNum>
-  <w:abstractNum w:abstractNumId="39" w15:restartNumberingAfterBreak="0">
+  <w:abstractNum w:abstractNumId="40" w15:restartNumberingAfterBreak="0">
     <w:nsid w:val="78617A47"/>
     <w:multiLevelType w:val="hybridMultilevel"/>
     <w:tmpl w:val="95B0FEAE"/>
@@ -21367,7 +21282,7 @@
       </w:rPr>
     </w:lvl>
   </w:abstractNum>
-  <w:abstractNum w:abstractNumId="40" w15:restartNumberingAfterBreak="0">
+  <w:abstractNum w:abstractNumId="41" w15:restartNumberingAfterBreak="0">
     <w:nsid w:val="78AB17F7"/>
     <w:multiLevelType w:val="hybridMultilevel"/>
     <w:tmpl w:val="3FB09780"/>
@@ -21480,7 +21395,7 @@
       </w:rPr>
     </w:lvl>
   </w:abstractNum>
-  <w:abstractNum w:abstractNumId="41" w15:restartNumberingAfterBreak="0">
+  <w:abstractNum w:abstractNumId="42" w15:restartNumberingAfterBreak="0">
     <w:nsid w:val="792C5F88"/>
     <w:multiLevelType w:val="multilevel"/>
     <w:tmpl w:val="3DDEDBDC"/>
@@ -21578,7 +21493,7 @@
       </w:pPr>
     </w:lvl>
   </w:abstractNum>
-  <w:abstractNum w:abstractNumId="42" w15:restartNumberingAfterBreak="0">
+  <w:abstractNum w:abstractNumId="43" w15:restartNumberingAfterBreak="0">
     <w:nsid w:val="7CFF1593"/>
     <w:multiLevelType w:val="hybridMultilevel"/>
     <w:tmpl w:val="DF08B432"/>
@@ -21668,121 +21583,121 @@
     </w:lvl>
   </w:abstractNum>
   <w:num w:numId="1" w16cid:durableId="316494571">
-    <w:abstractNumId w:val="17"/>
+    <w:abstractNumId w:val="18"/>
   </w:num>
   <w:num w:numId="2" w16cid:durableId="5253874">
     <w:abstractNumId w:val="3"/>
   </w:num>
   <w:num w:numId="3" w16cid:durableId="281153644">
-    <w:abstractNumId w:val="13"/>
+    <w:abstractNumId w:val="14"/>
   </w:num>
   <w:num w:numId="4" w16cid:durableId="269825755">
-    <w:abstractNumId w:val="15"/>
+    <w:abstractNumId w:val="16"/>
   </w:num>
   <w:num w:numId="5" w16cid:durableId="212468959">
-    <w:abstractNumId w:val="14"/>
+    <w:abstractNumId w:val="15"/>
   </w:num>
   <w:num w:numId="6" w16cid:durableId="388770660">
     <w:abstractNumId w:val="1"/>
   </w:num>
   <w:num w:numId="7" w16cid:durableId="1339649605">
-    <w:abstractNumId w:val="33"/>
+    <w:abstractNumId w:val="34"/>
   </w:num>
   <w:num w:numId="8" w16cid:durableId="893081452">
-    <w:abstractNumId w:val="19"/>
+    <w:abstractNumId w:val="20"/>
   </w:num>
   <w:num w:numId="9" w16cid:durableId="1384520284">
-    <w:abstractNumId w:val="36"/>
+    <w:abstractNumId w:val="37"/>
   </w:num>
   <w:num w:numId="10" w16cid:durableId="1257597589">
-    <w:abstractNumId w:val="22"/>
+    <w:abstractNumId w:val="23"/>
   </w:num>
   <w:num w:numId="11" w16cid:durableId="367686295">
-    <w:abstractNumId w:val="30"/>
+    <w:abstractNumId w:val="31"/>
   </w:num>
   <w:num w:numId="12" w16cid:durableId="807552370">
-    <w:abstractNumId w:val="41"/>
+    <w:abstractNumId w:val="42"/>
   </w:num>
   <w:num w:numId="13" w16cid:durableId="1375807517">
     <w:abstractNumId w:val="4"/>
   </w:num>
   <w:num w:numId="14" w16cid:durableId="728653418">
-    <w:abstractNumId w:val="21"/>
+    <w:abstractNumId w:val="22"/>
   </w:num>
   <w:num w:numId="15" w16cid:durableId="1912885622">
-    <w:abstractNumId w:val="26"/>
+    <w:abstractNumId w:val="27"/>
   </w:num>
   <w:num w:numId="16" w16cid:durableId="1648129026">
     <w:abstractNumId w:val="11"/>
   </w:num>
   <w:num w:numId="17" w16cid:durableId="1645547022">
-    <w:abstractNumId w:val="25"/>
+    <w:abstractNumId w:val="26"/>
   </w:num>
   <w:num w:numId="18" w16cid:durableId="591357386">
-    <w:abstractNumId w:val="38"/>
+    <w:abstractNumId w:val="39"/>
   </w:num>
   <w:num w:numId="19" w16cid:durableId="135877512">
-    <w:abstractNumId w:val="27"/>
+    <w:abstractNumId w:val="28"/>
   </w:num>
   <w:num w:numId="20" w16cid:durableId="1914773324">
     <w:abstractNumId w:val="0"/>
   </w:num>
   <w:num w:numId="21" w16cid:durableId="945233690">
-    <w:abstractNumId w:val="40"/>
+    <w:abstractNumId w:val="41"/>
   </w:num>
   <w:num w:numId="22" w16cid:durableId="1316715829">
     <w:abstractNumId w:val="10"/>
   </w:num>
   <w:num w:numId="23" w16cid:durableId="993606289">
-    <w:abstractNumId w:val="37"/>
+    <w:abstractNumId w:val="38"/>
   </w:num>
   <w:num w:numId="24" w16cid:durableId="1045645473">
-    <w:abstractNumId w:val="31"/>
+    <w:abstractNumId w:val="32"/>
   </w:num>
   <w:num w:numId="25" w16cid:durableId="88695593">
-    <w:abstractNumId w:val="24"/>
+    <w:abstractNumId w:val="25"/>
   </w:num>
   <w:num w:numId="26" w16cid:durableId="847791873">
-    <w:abstractNumId w:val="18"/>
+    <w:abstractNumId w:val="19"/>
   </w:num>
   <w:num w:numId="27" w16cid:durableId="2015453806">
     <w:abstractNumId w:val="5"/>
   </w:num>
   <w:num w:numId="28" w16cid:durableId="171994913">
-    <w:abstractNumId w:val="16"/>
+    <w:abstractNumId w:val="17"/>
   </w:num>
   <w:num w:numId="29" w16cid:durableId="1191603317">
-    <w:abstractNumId w:val="32"/>
+    <w:abstractNumId w:val="33"/>
   </w:num>
   <w:num w:numId="30" w16cid:durableId="474760531">
     <w:abstractNumId w:val="7"/>
   </w:num>
   <w:num w:numId="31" w16cid:durableId="209541029">
-    <w:abstractNumId w:val="42"/>
+    <w:abstractNumId w:val="43"/>
   </w:num>
   <w:num w:numId="32" w16cid:durableId="1400127339">
     <w:abstractNumId w:val="9"/>
   </w:num>
   <w:num w:numId="33" w16cid:durableId="1858881691">
+    <w:abstractNumId w:val="36"/>
+  </w:num>
+  <w:num w:numId="34" w16cid:durableId="1553497099">
+    <w:abstractNumId w:val="30"/>
+  </w:num>
+  <w:num w:numId="35" w16cid:durableId="1158959817">
+    <w:abstractNumId w:val="40"/>
+  </w:num>
+  <w:num w:numId="36" w16cid:durableId="1750351504">
     <w:abstractNumId w:val="35"/>
   </w:num>
-  <w:num w:numId="34" w16cid:durableId="1553497099">
+  <w:num w:numId="37" w16cid:durableId="1450934193">
     <w:abstractNumId w:val="29"/>
   </w:num>
-  <w:num w:numId="35" w16cid:durableId="1158959817">
-    <w:abstractNumId w:val="39"/>
-  </w:num>
-  <w:num w:numId="36" w16cid:durableId="1750351504">
-    <w:abstractNumId w:val="34"/>
-  </w:num>
-  <w:num w:numId="37" w16cid:durableId="1450934193">
-    <w:abstractNumId w:val="28"/>
-  </w:num>
   <w:num w:numId="38" w16cid:durableId="1667129863">
-    <w:abstractNumId w:val="20"/>
+    <w:abstractNumId w:val="21"/>
   </w:num>
   <w:num w:numId="39" w16cid:durableId="590968572">
-    <w:abstractNumId w:val="12"/>
+    <w:abstractNumId w:val="13"/>
   </w:num>
   <w:num w:numId="40" w16cid:durableId="1317299852">
     <w:abstractNumId w:val="6"/>
@@ -21791,10 +21706,13 @@
     <w:abstractNumId w:val="8"/>
   </w:num>
   <w:num w:numId="42" w16cid:durableId="2103598771">
-    <w:abstractNumId w:val="23"/>
+    <w:abstractNumId w:val="24"/>
   </w:num>
   <w:num w:numId="43" w16cid:durableId="2067215044">
     <w:abstractNumId w:val="2"/>
+  </w:num>
+  <w:num w:numId="44" w16cid:durableId="284040139">
+    <w:abstractNumId w:val="12"/>
   </w:num>
   <w:numIdMacAtCleanup w:val="31"/>
 </w:numbering>

--- a/Сосульников_Метелкин_курсач_склад.docx
+++ b/Сосульников_Метелкин_курсач_склад.docx
@@ -2049,7 +2049,7 @@
         <w:jc w:val="left"/>
         <w:rPr>
           <w:szCs w:val="28"/>
-          <w:lang w:val="en-US"/>
+          <w:lang w:val="ru-RU"/>
         </w:rPr>
       </w:pPr>
       <w:r>
@@ -2169,7 +2169,7 @@
       </w:r>
       <w:r>
         <w:rPr>
-          <w:lang w:val="en-US"/>
+          <w:lang w:val="ru-RU"/>
         </w:rPr>
         <w:t>5</w:t>
       </w:r>
@@ -2191,6 +2191,55 @@
           <w:lang w:val="ru-RU"/>
         </w:rPr>
         <w:t>8</w:t>
+      </w:r>
+    </w:p>
+    <w:p>
+      <w:pPr>
+        <w:tabs>
+          <w:tab w:val="right" w:leader="dot" w:pos="10063"/>
+        </w:tabs>
+        <w:spacing w:line="360" w:lineRule="auto"/>
+        <w:ind w:left="993" w:right="170" w:hanging="426"/>
+        <w:jc w:val="left"/>
+        <w:rPr>
+          <w:lang w:val="ru-RU"/>
+        </w:rPr>
+      </w:pPr>
+      <w:r>
+        <w:rPr>
+          <w:lang w:val="ru-RU"/>
+        </w:rPr>
+        <w:t>1</w:t>
+      </w:r>
+      <w:r>
+        <w:rPr>
+          <w:lang w:val="ru-RU"/>
+        </w:rPr>
+        <w:t>.</w:t>
+      </w:r>
+      <w:r>
+        <w:rPr>
+          <w:lang w:val="ru-RU"/>
+        </w:rPr>
+        <w:t>6</w:t>
+      </w:r>
+      <w:r>
+        <w:rPr>
+          <w:lang w:val="ru-RU"/>
+        </w:rPr>
+        <w:t xml:space="preserve"> Выбор и обоснование технологического стека</w:t>
+      </w:r>
+      <w:r>
+        <w:rPr>
+          <w:lang w:val="ru-RU"/>
+        </w:rPr>
+        <w:tab/>
+      </w:r>
+      <w:r>
+        <w:rPr>
+          <w:lang w:val="ru-RU"/>
+        </w:rPr>
+        <w:t>19</w:t>
       </w:r>
     </w:p>
     <w:p>
@@ -2386,14 +2435,26 @@
         <w:rPr>
           <w:lang w:val="ru-RU"/>
         </w:rPr>
-        <w:t>3.1 Выбор и обоснование технологического стека</w:t>
+        <w:t>3.</w:t>
+      </w:r>
+      <w:r>
+        <w:rPr>
+          <w:lang w:val="ru-RU"/>
+        </w:rPr>
+        <w:t>1</w:t>
+      </w:r>
+      <w:r>
+        <w:rPr>
+          <w:lang w:val="ru-RU"/>
+        </w:rPr>
+        <w:t xml:space="preserve"> Реализация модуля управления товарами</w:t>
       </w:r>
       <w:r>
         <w:rPr>
           <w:lang w:val="ru-RU"/>
         </w:rPr>
         <w:tab/>
-        <w:t>26</w:t>
+        <w:t>28</w:t>
       </w:r>
     </w:p>
     <w:p>
@@ -2412,33 +2473,19 @@
         <w:rPr>
           <w:lang w:val="ru-RU"/>
         </w:rPr>
-        <w:t>3.2 Реализация модуля управления товарами</w:t>
-      </w:r>
-      <w:r>
-        <w:rPr>
-          <w:lang w:val="ru-RU"/>
-        </w:rPr>
-        <w:tab/>
-        <w:t>28</w:t>
-      </w:r>
-    </w:p>
-    <w:p>
-      <w:pPr>
-        <w:tabs>
-          <w:tab w:val="right" w:leader="dot" w:pos="10063"/>
-        </w:tabs>
-        <w:spacing w:line="360" w:lineRule="auto"/>
-        <w:ind w:left="993" w:right="170" w:hanging="426"/>
-        <w:jc w:val="left"/>
-        <w:rPr>
-          <w:lang w:val="ru-RU"/>
-        </w:rPr>
-      </w:pPr>
-      <w:r>
-        <w:rPr>
-          <w:lang w:val="ru-RU"/>
-        </w:rPr>
-        <w:t>3.3 Реализация модуля учета поступлений</w:t>
+        <w:t>3.</w:t>
+      </w:r>
+      <w:r>
+        <w:rPr>
+          <w:lang w:val="ru-RU"/>
+        </w:rPr>
+        <w:t>2</w:t>
+      </w:r>
+      <w:r>
+        <w:rPr>
+          <w:lang w:val="ru-RU"/>
+        </w:rPr>
+        <w:t xml:space="preserve"> Реализация модуля учета поступлений</w:t>
       </w:r>
       <w:r>
         <w:rPr>
@@ -2465,7 +2512,19 @@
         <w:rPr>
           <w:lang w:val="ru-RU"/>
         </w:rPr>
-        <w:t>3.4 Реализация модуля учета отгрузок</w:t>
+        <w:t>3.</w:t>
+      </w:r>
+      <w:r>
+        <w:rPr>
+          <w:lang w:val="ru-RU"/>
+        </w:rPr>
+        <w:t>3</w:t>
+      </w:r>
+      <w:r>
+        <w:rPr>
+          <w:lang w:val="ru-RU"/>
+        </w:rPr>
+        <w:t xml:space="preserve"> Реализация модуля учета отгрузок</w:t>
       </w:r>
       <w:r>
         <w:rPr>
@@ -2492,7 +2551,19 @@
         <w:rPr>
           <w:lang w:val="ru-RU"/>
         </w:rPr>
-        <w:t>3.5 Реализация интерфейса просмотра складских остатков</w:t>
+        <w:t>3.</w:t>
+      </w:r>
+      <w:r>
+        <w:rPr>
+          <w:lang w:val="ru-RU"/>
+        </w:rPr>
+        <w:t>4</w:t>
+      </w:r>
+      <w:r>
+        <w:rPr>
+          <w:lang w:val="ru-RU"/>
+        </w:rPr>
+        <w:t xml:space="preserve"> Реализация интерфейса просмотра складских остатков</w:t>
       </w:r>
       <w:r>
         <w:rPr>
@@ -2519,7 +2590,19 @@
         <w:rPr>
           <w:lang w:val="ru-RU"/>
         </w:rPr>
-        <w:t>3.6 Реализация панели мониторинга склада</w:t>
+        <w:t>3.</w:t>
+      </w:r>
+      <w:r>
+        <w:rPr>
+          <w:lang w:val="ru-RU"/>
+        </w:rPr>
+        <w:t>5</w:t>
+      </w:r>
+      <w:r>
+        <w:rPr>
+          <w:lang w:val="ru-RU"/>
+        </w:rPr>
+        <w:t xml:space="preserve"> Реализация панели мониторинга склада</w:t>
       </w:r>
       <w:r>
         <w:rPr>
@@ -2547,7 +2630,21 @@
           <w:szCs w:val="28"/>
           <w:lang w:val="ru-RU"/>
         </w:rPr>
-        <w:t>3.7 Архитектурные особенности реализации</w:t>
+        <w:t>3.</w:t>
+      </w:r>
+      <w:r>
+        <w:rPr>
+          <w:szCs w:val="28"/>
+          <w:lang w:val="ru-RU"/>
+        </w:rPr>
+        <w:t>6</w:t>
+      </w:r>
+      <w:r>
+        <w:rPr>
+          <w:szCs w:val="28"/>
+          <w:lang w:val="ru-RU"/>
+        </w:rPr>
+        <w:t xml:space="preserve"> Архитектурные особенности реализации</w:t>
       </w:r>
       <w:r>
         <w:rPr>
@@ -4898,7 +4995,6 @@
         <w:rPr>
           <w:b w:val="0"/>
           <w:bCs w:val="0"/>
-          <w:lang w:val="en-US"/>
         </w:rPr>
         <w:lastRenderedPageBreak/>
         <w:t>1</w:t>
@@ -4914,7 +5010,6 @@
         <w:rPr>
           <w:b w:val="0"/>
           <w:bCs w:val="0"/>
-          <w:lang w:val="en-US"/>
         </w:rPr>
         <w:t>6</w:t>
       </w:r>
@@ -5342,13 +5437,7 @@
       </w:pPr>
       <w:r>
         <w:lastRenderedPageBreak/>
-        <w:t xml:space="preserve">Продолжение таблицы </w:t>
-      </w:r>
-      <w:r>
-        <w:t>2</w:t>
-      </w:r>
-      <w:r>
-        <w:t xml:space="preserve"> -</w:t>
+        <w:t>Продолжение таблицы 2 -</w:t>
       </w:r>
       <w:r>
         <w:t xml:space="preserve"> Сценарии тестирования</w:t>
@@ -6766,7 +6855,21 @@
           <w:b w:val="0"/>
           <w:bCs w:val="0"/>
         </w:rPr>
-        <w:t>3.2. Реализация модуля управления товарами</w:t>
+        <w:t>3.</w:t>
+      </w:r>
+      <w:r>
+        <w:rPr>
+          <w:b w:val="0"/>
+          <w:bCs w:val="0"/>
+        </w:rPr>
+        <w:t>1</w:t>
+      </w:r>
+      <w:r>
+        <w:rPr>
+          <w:b w:val="0"/>
+          <w:bCs w:val="0"/>
+        </w:rPr>
+        <w:t xml:space="preserve"> Реализация модуля управления товарами</w:t>
       </w:r>
     </w:p>
     <w:p>
@@ -6855,7 +6958,7 @@
     <w:p>
       <w:pPr>
         <w:rPr>
-          <w:lang w:val="en-US"/>
+          <w:lang w:val="ru-RU"/>
         </w:rPr>
       </w:pPr>
       <w:r>
@@ -6883,7 +6986,21 @@
           <w:b w:val="0"/>
           <w:bCs w:val="0"/>
         </w:rPr>
-        <w:t>3.3. Реализация модуля учета поступлений</w:t>
+        <w:t>3.</w:t>
+      </w:r>
+      <w:r>
+        <w:rPr>
+          <w:b w:val="0"/>
+          <w:bCs w:val="0"/>
+        </w:rPr>
+        <w:t>2</w:t>
+      </w:r>
+      <w:r>
+        <w:rPr>
+          <w:b w:val="0"/>
+          <w:bCs w:val="0"/>
+        </w:rPr>
+        <w:t xml:space="preserve"> Реализация модуля учета поступлений</w:t>
       </w:r>
     </w:p>
     <w:p>
@@ -6955,11 +7072,10 @@
           <w:szCs w:val="32"/>
           <w:lang w:eastAsia="ru-RU"/>
         </w:rPr>
-        <w:lastRenderedPageBreak/>
         <w:drawing>
-          <wp:inline distT="0" distB="0" distL="0" distR="0" wp14:anchorId="528397C3" wp14:editId="46C957CC">
-            <wp:extent cx="6165674" cy="3708400"/>
-            <wp:effectExtent l="0" t="0" r="6985" b="6350"/>
+          <wp:inline distT="0" distB="0" distL="0" distR="0" wp14:anchorId="528397C3" wp14:editId="1B456145">
+            <wp:extent cx="4379153" cy="2633881"/>
+            <wp:effectExtent l="0" t="0" r="2540" b="0"/>
             <wp:docPr id="6" name="Рисунок 6"/>
             <wp:cNvGraphicFramePr>
               <a:graphicFrameLocks xmlns:a="http://schemas.openxmlformats.org/drawingml/2006/main" noChangeAspect="1"/>
@@ -6980,7 +7096,7 @@
                   <pic:spPr>
                     <a:xfrm>
                       <a:off x="0" y="0"/>
-                      <a:ext cx="6176295" cy="3714788"/>
+                      <a:ext cx="4411691" cy="2653451"/>
                     </a:xfrm>
                     <a:prstGeom prst="rect">
                       <a:avLst/>
@@ -7004,7 +7120,7 @@
         <w:rPr>
           <w:sz w:val="28"/>
           <w:szCs w:val="32"/>
-          <w:lang w:val="en-US" w:eastAsia="ru-RU"/>
+          <w:lang w:eastAsia="ru-RU"/>
         </w:rPr>
       </w:pPr>
       <w:r>
@@ -7034,7 +7150,22 @@
           <w:b w:val="0"/>
           <w:bCs w:val="0"/>
         </w:rPr>
-        <w:t>3.4. Реализация модуля учета отгрузок</w:t>
+        <w:lastRenderedPageBreak/>
+        <w:t>3.</w:t>
+      </w:r>
+      <w:r>
+        <w:rPr>
+          <w:b w:val="0"/>
+          <w:bCs w:val="0"/>
+        </w:rPr>
+        <w:t>3</w:t>
+      </w:r>
+      <w:r>
+        <w:rPr>
+          <w:b w:val="0"/>
+          <w:bCs w:val="0"/>
+        </w:rPr>
+        <w:t xml:space="preserve"> Реализация модуля учета отгрузок</w:t>
       </w:r>
     </w:p>
     <w:p>
@@ -7082,7 +7213,6 @@
           <w:szCs w:val="32"/>
           <w:lang w:eastAsia="ru-RU"/>
         </w:rPr>
-        <w:lastRenderedPageBreak/>
         <w:drawing>
           <wp:inline distT="0" distB="0" distL="0" distR="0" wp14:anchorId="60289D0A" wp14:editId="462326C2">
             <wp:extent cx="6130925" cy="2924175"/>
@@ -7161,7 +7291,21 @@
           <w:b w:val="0"/>
           <w:bCs w:val="0"/>
         </w:rPr>
-        <w:t>3.5. Реализация интерфейса просмотра складских остатков</w:t>
+        <w:t>3.</w:t>
+      </w:r>
+      <w:r>
+        <w:rPr>
+          <w:b w:val="0"/>
+          <w:bCs w:val="0"/>
+        </w:rPr>
+        <w:t>4</w:t>
+      </w:r>
+      <w:r>
+        <w:rPr>
+          <w:b w:val="0"/>
+          <w:bCs w:val="0"/>
+        </w:rPr>
+        <w:t xml:space="preserve"> Реализация интерфейса просмотра складских остатков</w:t>
       </w:r>
     </w:p>
     <w:p>
@@ -7185,7 +7329,16 @@
           <w:szCs w:val="32"/>
           <w:lang w:eastAsia="ru-RU"/>
         </w:rPr>
-        <w:t>Интерфейс просмотра складских остатков предназначен для контроля текущего количества товаров на складе. На странице отображается список товарных позиций, их категории, единицы измерения и доступное количество.</w:t>
+        <w:t xml:space="preserve">Интерфейс просмотра складских остатков предназначен для контроля текущего количества товаров на складе. На странице отображается список </w:t>
+      </w:r>
+      <w:r>
+        <w:rPr>
+          <w:sz w:val="28"/>
+          <w:szCs w:val="32"/>
+          <w:lang w:eastAsia="ru-RU"/>
+        </w:rPr>
+        <w:lastRenderedPageBreak/>
+        <w:t>товарных позиций, их категории, единицы измерения и доступное количество.</w:t>
       </w:r>
     </w:p>
     <w:p>
@@ -7247,7 +7400,6 @@
           <w:noProof/>
           <w:lang w:val="ru-RU"/>
         </w:rPr>
-        <w:lastRenderedPageBreak/>
         <w:drawing>
           <wp:inline distT="0" distB="0" distL="0" distR="0" wp14:anchorId="2E424592" wp14:editId="007C9518">
             <wp:extent cx="5553075" cy="6124388"/>
@@ -7323,7 +7475,22 @@
           <w:b w:val="0"/>
           <w:bCs w:val="0"/>
         </w:rPr>
-        <w:t>3.6. Реализация панели мониторинга склада</w:t>
+        <w:lastRenderedPageBreak/>
+        <w:t>3.</w:t>
+      </w:r>
+      <w:r>
+        <w:rPr>
+          <w:b w:val="0"/>
+          <w:bCs w:val="0"/>
+        </w:rPr>
+        <w:t>5</w:t>
+      </w:r>
+      <w:r>
+        <w:rPr>
+          <w:b w:val="0"/>
+          <w:bCs w:val="0"/>
+        </w:rPr>
+        <w:t xml:space="preserve"> Реализация панели мониторинга склада</w:t>
       </w:r>
     </w:p>
     <w:p>
@@ -7363,7 +7530,6 @@
         <w:rPr>
           <w:sz w:val="28"/>
         </w:rPr>
-        <w:lastRenderedPageBreak/>
         <w:t xml:space="preserve">Данные для панели формируются на серверной стороне. Контроллер получает агрегированную информацию из сервисов и передает ее в шаблон </w:t>
       </w:r>
       <w:proofErr w:type="spellStart"/>
@@ -7554,7 +7720,22 @@
           <w:b w:val="0"/>
           <w:bCs w:val="0"/>
         </w:rPr>
-        <w:t>3.7. Архитектурные особенности реализации</w:t>
+        <w:lastRenderedPageBreak/>
+        <w:t>3.</w:t>
+      </w:r>
+      <w:r>
+        <w:rPr>
+          <w:b w:val="0"/>
+          <w:bCs w:val="0"/>
+        </w:rPr>
+        <w:t>6</w:t>
+      </w:r>
+      <w:r>
+        <w:rPr>
+          <w:b w:val="0"/>
+          <w:bCs w:val="0"/>
+        </w:rPr>
+        <w:t xml:space="preserve"> Архитектурные особенности реализации</w:t>
       </w:r>
     </w:p>
     <w:p>
@@ -7582,7 +7763,6 @@
         <w:ind w:left="426" w:firstLine="567"/>
       </w:pPr>
       <w:r>
-        <w:lastRenderedPageBreak/>
         <w:t xml:space="preserve">Слой представления формирует HTML-страницы с помощью </w:t>
       </w:r>
       <w:proofErr w:type="spellStart"/>
@@ -7925,9 +8105,6 @@
         <w:t>Операции поступления и отгрузки должны выполняться согласованно с изменением остатков. При поступлении количество товара увеличивается, при отгрузке уменьшается. Если доступного количества недостаточно, отгрузка не сохраняется</w:t>
       </w:r>
       <w:r>
-        <w:rPr>
-          <w:lang w:val="en-US"/>
-        </w:rPr>
         <w:t>;</w:t>
       </w:r>
     </w:p>
@@ -7970,56 +8147,6 @@
     </w:p>
     <w:p>
       <w:pPr>
-        <w:pStyle w:val="1234"/>
-      </w:pPr>
-    </w:p>
-    <w:p>
-      <w:pPr>
-        <w:pStyle w:val="1234"/>
-        <w:ind w:left="0" w:firstLine="0"/>
-        <w:rPr>
-          <w:lang w:val="en-US"/>
-        </w:rPr>
-      </w:pPr>
-    </w:p>
-    <w:p>
-      <w:pPr>
-        <w:pStyle w:val="1234"/>
-        <w:ind w:left="0" w:firstLine="0"/>
-        <w:rPr>
-          <w:lang w:val="en-US"/>
-        </w:rPr>
-      </w:pPr>
-    </w:p>
-    <w:p>
-      <w:pPr>
-        <w:pStyle w:val="1234"/>
-        <w:ind w:left="0" w:firstLine="0"/>
-        <w:rPr>
-          <w:lang w:val="en-US"/>
-        </w:rPr>
-      </w:pPr>
-    </w:p>
-    <w:p>
-      <w:pPr>
-        <w:pStyle w:val="1234"/>
-        <w:ind w:left="0" w:firstLine="0"/>
-        <w:rPr>
-          <w:lang w:val="en-US"/>
-        </w:rPr>
-      </w:pPr>
-    </w:p>
-    <w:p>
-      <w:pPr>
-        <w:pStyle w:val="1234"/>
-        <w:ind w:left="0" w:firstLine="0"/>
-        <w:rPr>
-          <w:lang w:val="en-US"/>
-        </w:rPr>
-      </w:pPr>
-    </w:p>
-    <w:p>
-      <w:pPr>
         <w:pStyle w:val="1"/>
         <w:numPr>
           <w:ilvl w:val="0"/>
@@ -8037,7 +8164,21 @@
           <w:bCs/>
         </w:rPr>
         <w:lastRenderedPageBreak/>
-        <w:t>4. Тестирование</w:t>
+        <w:t>4</w:t>
+      </w:r>
+      <w:r>
+        <w:rPr>
+          <w:b w:val="0"/>
+          <w:bCs/>
+        </w:rPr>
+        <w:t>.</w:t>
+      </w:r>
+      <w:r>
+        <w:rPr>
+          <w:b w:val="0"/>
+          <w:bCs/>
+        </w:rPr>
+        <w:t xml:space="preserve"> Тестирование</w:t>
       </w:r>
     </w:p>
     <w:p>
@@ -13551,16 +13692,7 @@
                                   <w:iCs/>
                                   <w:sz w:val="18"/>
                                 </w:rPr>
-                                <w:t xml:space="preserve"> </w:t>
-                              </w:r>
-                              <w:r>
-                                <w:rPr>
-                                  <w:rFonts w:ascii="Times New Roman" w:hAnsi="Times New Roman"/>
-                                  <w:i w:val="0"/>
-                                  <w:iCs/>
-                                  <w:sz w:val="18"/>
-                                </w:rPr>
-                                <w:t>Н. Контр.</w:t>
+                                <w:t xml:space="preserve"> Н. Контр.</w:t>
                               </w:r>
                             </w:p>
                           </w:txbxContent>
@@ -15159,16 +15291,7 @@
                             <w:iCs/>
                             <w:sz w:val="18"/>
                           </w:rPr>
-                          <w:t xml:space="preserve"> </w:t>
-                        </w:r>
-                        <w:r>
-                          <w:rPr>
-                            <w:rFonts w:ascii="Times New Roman" w:hAnsi="Times New Roman"/>
-                            <w:i w:val="0"/>
-                            <w:iCs/>
-                            <w:sz w:val="18"/>
-                          </w:rPr>
-                          <w:t>Н. Контр.</w:t>
+                          <w:t xml:space="preserve"> Н. Контр.</w:t>
                         </w:r>
                       </w:p>
                     </w:txbxContent>
